--- a/desktop_app/backend/documents/aftersale/00_MAU_CAM_KET_SAU_BAN_HANG.docx
+++ b/desktop_app/backend/documents/aftersale/00_MAU_CAM_KET_SAU_BAN_HANG.docx
@@ -9,27 +9,26 @@
         <w:ind w:start="0"/>
         <w:rPr>
           <w:rFonts w:ascii="Times New Roman" w:hAnsi="Times New Roman"/>
-          <w:sz w:val="10"/>
-        </w:rPr>
-      </w:pPr>
-      <w:r>
-        <w:rPr>
-          <w:rFonts w:ascii="Times New Roman" w:hAnsi="Times New Roman"/>
-          <w:sz w:val="10"/>
+          <w:sz w:val="24"/>
+          <w:szCs w:val="24"/>
+        </w:rPr>
+      </w:pPr>
+      <w:r>
+        <w:rPr>
+          <w:rFonts w:ascii="Times New Roman" w:hAnsi="Times New Roman"/>
+          <w:sz w:val="24"/>
+          <w:szCs w:val="24"/>
         </w:rPr>
       </w:r>
     </w:p>
     <w:p>
       <w:pPr>
         <w:pStyle w:val="BodyText"/>
-        <w:widowControl w:val="false"/>
-        <w:bidi w:val="0"/>
-        <w:spacing w:before="0" w:after="0"/>
-        <w:ind w:hanging="0" w:start="629" w:end="-540"/>
-        <w:jc w:val="start"/>
-        <w:rPr>
-          <w:rFonts w:ascii="Times New Roman" w:hAnsi="Times New Roman"/>
-          <w:sz w:val="20"/>
+        <w:ind w:start="586"/>
+        <w:rPr>
+          <w:rFonts w:ascii="Times New Roman" w:hAnsi="Times New Roman"/>
+          <w:sz w:val="24"/>
+          <w:szCs w:val="24"/>
         </w:rPr>
       </w:pPr>
       <w:r>
@@ -65,9 +64,9 @@
                             <a:avLst/>
                             <a:gdLst>
                               <a:gd name="textAreaLeft" fmla="*/ 0 w 396360"/>
-                              <a:gd name="textAreaRight" fmla="*/ 396720 w 396360"/>
+                              <a:gd name="textAreaRight" fmla="*/ 399960 w 396360"/>
                               <a:gd name="textAreaTop" fmla="*/ 0 h 187200"/>
-                              <a:gd name="textAreaBottom" fmla="*/ 187560 h 187200"/>
+                              <a:gd name="textAreaBottom" fmla="*/ 190800 h 187200"/>
                             </a:gdLst>
                             <a:ahLst/>
                             <a:cxnLst/>
@@ -360,18 +359,20 @@
         <w:ind w:start="0"/>
         <w:rPr>
           <w:rFonts w:ascii="Times New Roman" w:hAnsi="Times New Roman"/>
-          <w:sz w:val="3"/>
-        </w:rPr>
-      </w:pPr>
-      <w:r>
-        <w:rPr>
-          <w:rFonts w:ascii="Times New Roman" w:hAnsi="Times New Roman"/>
-          <w:sz w:val="3"/>
+          <w:sz w:val="24"/>
+          <w:szCs w:val="24"/>
+        </w:rPr>
+      </w:pPr>
+      <w:r>
+        <w:rPr>
+          <w:rFonts w:ascii="Times New Roman" w:hAnsi="Times New Roman"/>
+          <w:sz w:val="24"/>
+          <w:szCs w:val="24"/>
         </w:rPr>
         <mc:AlternateContent>
           <mc:Choice Requires="wps">
             <w:drawing>
-              <wp:anchor distT="0" distB="0" distL="0" distR="635" simplePos="0" relativeHeight="5" behindDoc="0" locked="0" layoutInCell="0" allowOverlap="1">
+              <wp:anchor distT="0" distB="0" distL="0" distR="635" simplePos="0" relativeHeight="3" behindDoc="0" locked="0" layoutInCell="0" allowOverlap="1">
                 <wp:simplePos x="0" y="0"/>
                 <wp:positionH relativeFrom="page">
                   <wp:posOffset>457200</wp:posOffset>
@@ -396,9 +397,9 @@
                           <a:avLst/>
                           <a:gdLst>
                             <a:gd name="textAreaLeft" fmla="*/ 0 w 810360"/>
-                            <a:gd name="textAreaRight" fmla="*/ 810720 w 810360"/>
+                            <a:gd name="textAreaRight" fmla="*/ 813960 w 810360"/>
                             <a:gd name="textAreaTop" fmla="*/ 0 h 104040"/>
-                            <a:gd name="textAreaBottom" fmla="*/ 104400 h 104040"/>
+                            <a:gd name="textAreaBottom" fmla="*/ 107640 h 104040"/>
                           </a:gdLst>
                           <a:ahLst/>
                           <a:cxnLst/>
@@ -1597,200 +1598,256 @@
       <w:pPr>
         <w:pStyle w:val="Normal"/>
         <w:widowControl w:val="false"/>
-        <w:tabs>
-          <w:tab w:val="clear" w:pos="720"/>
-          <w:tab w:val="left" w:pos="3778" w:leader="none"/>
-        </w:tabs>
         <w:bidi w:val="0"/>
         <w:spacing w:before="103" w:after="0"/>
-        <w:ind w:hanging="0" w:start="0" w:end="-809"/>
+        <w:ind w:hanging="0" w:start="0" w:end="-720"/>
         <w:jc w:val="start"/>
         <w:rPr>
           <w:sz w:val="20"/>
-        </w:rPr>
-      </w:pPr>
-      <w:r>
-        <w:rPr>
+          <w:szCs w:val="20"/>
+        </w:rPr>
+      </w:pPr>
+      <w:r>
+        <w:rPr>
+          <w:rFonts w:ascii="Times New Roman" w:hAnsi="Times New Roman"/>
           <w:color w:val="231F20"/>
           <w:spacing w:val="-2"/>
           <w:w w:val="125"/>
-          <w:sz w:val="17"/>
-        </w:rPr>
-        <w:t>{{ aftersale_document_date_line }}</w:t>
+          <w:sz w:val="20"/>
+          <w:szCs w:val="20"/>
+        </w:rPr>
+        <w:t>Ngày {{ aftersale_day }} tháng {{ aftersale_month }} năm {{ aftersale_year }}</w:t>
       </w:r>
     </w:p>
     <w:p>
       <w:pPr>
         <w:pStyle w:val="Normal"/>
-        <w:spacing w:before="0" w:after="0"/>
-        <w:ind w:start="1799"/>
-        <w:rPr>
-          <w:b/>
-          <w:sz w:val="20"/>
-        </w:rPr>
-      </w:pPr>
-      <w:r>
-        <w:br w:type="column"/>
-      </w:r>
-      <w:r>
-        <w:rPr>
+        <w:widowControl w:val="false"/>
+        <w:bidi w:val="0"/>
+        <w:spacing w:before="103" w:after="0"/>
+        <w:ind w:hanging="0" w:start="0" w:end="-720"/>
+        <w:jc w:val="start"/>
+        <w:rPr>
+          <w:rFonts w:ascii="Times New Roman" w:hAnsi="Times New Roman"/>
+          <w:sz w:val="24"/>
+          <w:szCs w:val="24"/>
+        </w:rPr>
+      </w:pPr>
+      <w:r>
+        <w:rPr>
+          <w:rFonts w:ascii="Times New Roman" w:hAnsi="Times New Roman"/>
+          <w:sz w:val="24"/>
+          <w:szCs w:val="24"/>
+        </w:rPr>
+      </w:r>
+    </w:p>
+    <w:p>
+      <w:pPr>
+        <w:pStyle w:val="Normal"/>
+        <w:widowControl w:val="false"/>
+        <w:bidi w:val="0"/>
+        <w:spacing w:before="103" w:after="0"/>
+        <w:ind w:hanging="0" w:start="0" w:end="-720"/>
+        <w:jc w:val="start"/>
+        <w:rPr>
+          <w:rFonts w:ascii="Times New Roman" w:hAnsi="Times New Roman"/>
+          <w:sz w:val="24"/>
+          <w:szCs w:val="24"/>
+        </w:rPr>
+      </w:pPr>
+      <w:r>
+        <w:rPr>
+          <w:rFonts w:ascii="Times New Roman" w:hAnsi="Times New Roman"/>
           <w:b/>
           <w:color w:val="231F20"/>
           <w:w w:val="115"/>
-          <w:sz w:val="20"/>
+          <w:sz w:val="21"/>
+          <w:szCs w:val="21"/>
         </w:rPr>
         <w:t>CÔNG</w:t>
       </w:r>
       <w:r>
         <w:rPr>
+          <w:rFonts w:ascii="Times New Roman" w:hAnsi="Times New Roman"/>
           <w:b/>
           <w:color w:val="231F20"/>
           <w:spacing w:val="-6"/>
           <w:w w:val="115"/>
-          <w:sz w:val="20"/>
-        </w:rPr>
-        <w:t xml:space="preserve"> </w:t>
-      </w:r>
-      <w:r>
-        <w:rPr>
+          <w:sz w:val="21"/>
+          <w:szCs w:val="21"/>
+        </w:rPr>
+        <w:t xml:space="preserve"> </w:t>
+      </w:r>
+      <w:r>
+        <w:rPr>
+          <w:rFonts w:ascii="Times New Roman" w:hAnsi="Times New Roman"/>
           <w:b/>
           <w:color w:val="231F20"/>
           <w:w w:val="115"/>
-          <w:sz w:val="20"/>
+          <w:sz w:val="21"/>
+          <w:szCs w:val="21"/>
         </w:rPr>
         <w:t>TY</w:t>
       </w:r>
       <w:r>
         <w:rPr>
+          <w:rFonts w:ascii="Times New Roman" w:hAnsi="Times New Roman"/>
           <w:b/>
           <w:color w:val="231F20"/>
           <w:spacing w:val="-6"/>
           <w:w w:val="115"/>
-          <w:sz w:val="20"/>
-        </w:rPr>
-        <w:t xml:space="preserve"> </w:t>
-      </w:r>
-      <w:r>
-        <w:rPr>
+          <w:sz w:val="21"/>
+          <w:szCs w:val="21"/>
+        </w:rPr>
+        <w:t xml:space="preserve"> </w:t>
+      </w:r>
+      <w:r>
+        <w:rPr>
+          <w:rFonts w:ascii="Times New Roman" w:hAnsi="Times New Roman"/>
           <w:b/>
           <w:color w:val="231F20"/>
           <w:w w:val="115"/>
-          <w:sz w:val="20"/>
+          <w:sz w:val="21"/>
+          <w:szCs w:val="21"/>
         </w:rPr>
         <w:t>CỔ</w:t>
       </w:r>
       <w:r>
         <w:rPr>
+          <w:rFonts w:ascii="Times New Roman" w:hAnsi="Times New Roman"/>
           <w:b/>
           <w:color w:val="231F20"/>
           <w:spacing w:val="-6"/>
           <w:w w:val="115"/>
-          <w:sz w:val="20"/>
-        </w:rPr>
-        <w:t xml:space="preserve"> </w:t>
-      </w:r>
-      <w:r>
-        <w:rPr>
+          <w:sz w:val="21"/>
+          <w:szCs w:val="21"/>
+        </w:rPr>
+        <w:t xml:space="preserve"> </w:t>
+      </w:r>
+      <w:r>
+        <w:rPr>
+          <w:rFonts w:ascii="Times New Roman" w:hAnsi="Times New Roman"/>
           <w:b/>
           <w:color w:val="231F20"/>
           <w:w w:val="115"/>
-          <w:sz w:val="20"/>
+          <w:sz w:val="21"/>
+          <w:szCs w:val="21"/>
         </w:rPr>
         <w:t>PHẦN</w:t>
       </w:r>
       <w:r>
         <w:rPr>
+          <w:rFonts w:ascii="Times New Roman" w:hAnsi="Times New Roman"/>
           <w:b/>
           <w:color w:val="231F20"/>
           <w:spacing w:val="-6"/>
           <w:w w:val="115"/>
-          <w:sz w:val="20"/>
-        </w:rPr>
-        <w:t xml:space="preserve"> </w:t>
-      </w:r>
-      <w:r>
-        <w:rPr>
+          <w:sz w:val="21"/>
+          <w:szCs w:val="21"/>
+        </w:rPr>
+        <w:t xml:space="preserve"> </w:t>
+      </w:r>
+      <w:r>
+        <w:rPr>
+          <w:rFonts w:ascii="Times New Roman" w:hAnsi="Times New Roman"/>
           <w:b/>
           <w:color w:val="231F20"/>
           <w:w w:val="115"/>
-          <w:sz w:val="20"/>
+          <w:sz w:val="21"/>
+          <w:szCs w:val="21"/>
         </w:rPr>
         <w:t>VIỄN</w:t>
       </w:r>
       <w:r>
         <w:rPr>
+          <w:rFonts w:ascii="Times New Roman" w:hAnsi="Times New Roman"/>
           <w:b/>
           <w:color w:val="231F20"/>
           <w:spacing w:val="-6"/>
           <w:w w:val="115"/>
-          <w:sz w:val="20"/>
-        </w:rPr>
-        <w:t xml:space="preserve"> </w:t>
-      </w:r>
-      <w:r>
-        <w:rPr>
+          <w:sz w:val="21"/>
+          <w:szCs w:val="21"/>
+        </w:rPr>
+        <w:t xml:space="preserve"> </w:t>
+      </w:r>
+      <w:r>
+        <w:rPr>
+          <w:rFonts w:ascii="Times New Roman" w:hAnsi="Times New Roman"/>
           <w:b/>
           <w:color w:val="231F20"/>
           <w:w w:val="115"/>
-          <w:sz w:val="20"/>
+          <w:sz w:val="21"/>
+          <w:szCs w:val="21"/>
         </w:rPr>
         <w:t>THÔNG</w:t>
       </w:r>
       <w:r>
         <w:rPr>
+          <w:rFonts w:ascii="Times New Roman" w:hAnsi="Times New Roman"/>
           <w:b/>
           <w:color w:val="231F20"/>
           <w:spacing w:val="-6"/>
           <w:w w:val="115"/>
-          <w:sz w:val="20"/>
-        </w:rPr>
-        <w:t xml:space="preserve"> </w:t>
-      </w:r>
-      <w:r>
-        <w:rPr>
+          <w:sz w:val="21"/>
+          <w:szCs w:val="21"/>
+        </w:rPr>
+        <w:t xml:space="preserve"> </w:t>
+      </w:r>
+      <w:r>
+        <w:rPr>
+          <w:rFonts w:ascii="Times New Roman" w:hAnsi="Times New Roman"/>
           <w:b/>
           <w:color w:val="231F20"/>
           <w:w w:val="115"/>
-          <w:sz w:val="20"/>
+          <w:sz w:val="21"/>
+          <w:szCs w:val="21"/>
         </w:rPr>
         <w:t>DI</w:t>
       </w:r>
       <w:r>
         <w:rPr>
+          <w:rFonts w:ascii="Times New Roman" w:hAnsi="Times New Roman"/>
           <w:b/>
           <w:color w:val="231F20"/>
           <w:spacing w:val="-6"/>
           <w:w w:val="115"/>
-          <w:sz w:val="20"/>
-        </w:rPr>
-        <w:t xml:space="preserve"> </w:t>
-      </w:r>
-      <w:r>
-        <w:rPr>
+          <w:sz w:val="21"/>
+          <w:szCs w:val="21"/>
+        </w:rPr>
+        <w:t xml:space="preserve"> </w:t>
+      </w:r>
+      <w:r>
+        <w:rPr>
+          <w:rFonts w:ascii="Times New Roman" w:hAnsi="Times New Roman"/>
           <w:b/>
           <w:color w:val="231F20"/>
           <w:w w:val="115"/>
-          <w:sz w:val="20"/>
+          <w:sz w:val="21"/>
+          <w:szCs w:val="21"/>
         </w:rPr>
         <w:t>ĐỘNG</w:t>
       </w:r>
       <w:r>
         <w:rPr>
+          <w:rFonts w:ascii="Times New Roman" w:hAnsi="Times New Roman"/>
           <w:b/>
           <w:color w:val="231F20"/>
           <w:spacing w:val="-6"/>
           <w:w w:val="115"/>
-          <w:sz w:val="20"/>
-        </w:rPr>
-        <w:t xml:space="preserve"> </w:t>
-      </w:r>
-      <w:r>
-        <w:rPr>
+          <w:sz w:val="21"/>
+          <w:szCs w:val="21"/>
+        </w:rPr>
+        <w:t xml:space="preserve"> </w:t>
+      </w:r>
+      <w:r>
+        <w:rPr>
+          <w:rFonts w:ascii="Times New Roman" w:hAnsi="Times New Roman"/>
           <w:b/>
           <w:color w:val="231F20"/>
           <w:spacing w:val="-2"/>
           <w:w w:val="115"/>
-          <w:sz w:val="20"/>
+          <w:sz w:val="21"/>
+          <w:szCs w:val="21"/>
         </w:rPr>
         <w:t>VIETNAMOBILE</w:t>
       </w:r>
@@ -1798,95 +1855,127 @@
     <w:p>
       <w:pPr>
         <w:pStyle w:val="Normal"/>
+        <w:widowControl w:val="false"/>
+        <w:bidi w:val="0"/>
         <w:spacing w:before="196" w:after="0"/>
-        <w:ind w:start="1799"/>
-        <w:rPr>
-          <w:sz w:val="20"/>
-        </w:rPr>
-      </w:pPr>
-      <w:r>
-        <w:rPr>
+        <w:ind w:hanging="0" w:start="0" w:end="0"/>
+        <w:jc w:val="start"/>
+        <w:rPr/>
+      </w:pPr>
+      <w:r>
+        <w:rPr>
+          <w:rFonts w:ascii="Times New Roman" w:hAnsi="Times New Roman"/>
           <w:color w:val="231F20"/>
           <w:w w:val="110"/>
-          <w:sz w:val="20"/>
-        </w:rPr>
-        <w:t>Cửa hàng: {{ shop_name }}</w:t>
+          <w:sz w:val="24"/>
+          <w:szCs w:val="24"/>
+        </w:rPr>
+        <w:t>Cửa hàng: Shop Xã Đàn</w:t>
       </w:r>
     </w:p>
     <w:p>
       <w:pPr>
         <w:pStyle w:val="Normal"/>
+        <w:widowControl w:val="false"/>
+        <w:bidi w:val="0"/>
         <w:spacing w:before="36" w:after="0"/>
-        <w:ind w:start="1799"/>
-        <w:rPr>
-          <w:sz w:val="20"/>
-        </w:rPr>
-      </w:pPr>
-      <w:r>
-        <w:rPr>
+        <w:ind w:hanging="0" w:start="0" w:end="0"/>
+        <w:jc w:val="start"/>
+        <w:rPr/>
+      </w:pPr>
+      <w:r>
+        <w:rPr>
+          <w:rFonts w:ascii="Times New Roman" w:hAnsi="Times New Roman"/>
           <w:color w:val="231F20"/>
-          <w:sz w:val="20"/>
-        </w:rPr>
-        <w:t>Địa chỉ: {{ shop_address }}</w:t>
+          <w:sz w:val="24"/>
+          <w:szCs w:val="24"/>
+        </w:rPr>
+        <w:t>Địa chỉ: {{ aftersale_shop_address }}</w:t>
       </w:r>
     </w:p>
     <w:p>
       <w:pPr>
         <w:pStyle w:val="Normal"/>
+        <w:widowControl w:val="false"/>
+        <w:bidi w:val="0"/>
         <w:spacing w:before="35" w:after="0"/>
-        <w:ind w:start="1799"/>
-        <w:rPr>
-          <w:sz w:val="20"/>
-        </w:rPr>
-      </w:pPr>
-      <w:r>
-        <w:rPr>
+        <w:ind w:hanging="0" w:start="0" w:end="0"/>
+        <w:jc w:val="start"/>
+        <w:rPr/>
+      </w:pPr>
+      <w:r>
+        <w:rPr>
+          <w:rFonts w:ascii="Times New Roman" w:hAnsi="Times New Roman"/>
           <w:color w:val="231F20"/>
-          <w:sz w:val="20"/>
-        </w:rPr>
-        <w:t>Điện thoại: {{ shop_phone }}</w:t>
+          <w:sz w:val="24"/>
+          <w:szCs w:val="24"/>
+        </w:rPr>
+        <w:t>Điện thoại: {{ aftersale_shop_phone }}</w:t>
       </w:r>
     </w:p>
     <w:p>
       <w:pPr>
         <w:pStyle w:val="Title"/>
-        <w:rPr/>
-      </w:pPr>
-      <w:r>
-        <w:rPr>
+        <w:widowControl w:val="false"/>
+        <w:bidi w:val="0"/>
+        <w:spacing w:lineRule="exact" w:line="421" w:before="138" w:after="0"/>
+        <w:ind w:hanging="0" w:start="-449" w:end="3240"/>
+        <w:jc w:val="center"/>
+        <w:rPr>
+          <w:sz w:val="32"/>
+          <w:szCs w:val="32"/>
+        </w:rPr>
+      </w:pPr>
+      <w:r>
+        <w:rPr>
+          <w:rFonts w:ascii="Times New Roman" w:hAnsi="Times New Roman"/>
           <w:color w:val="F36B21"/>
           <w:w w:val="110"/>
+          <w:sz w:val="32"/>
+          <w:szCs w:val="32"/>
         </w:rPr>
         <w:t>GIẤY</w:t>
       </w:r>
       <w:r>
         <w:rPr>
+          <w:rFonts w:ascii="Times New Roman" w:hAnsi="Times New Roman"/>
           <w:color w:val="F36B21"/>
           <w:spacing w:val="3"/>
           <w:w w:val="110"/>
-        </w:rPr>
-        <w:t xml:space="preserve"> </w:t>
-      </w:r>
-      <w:r>
-        <w:rPr>
+          <w:sz w:val="32"/>
+          <w:szCs w:val="32"/>
+        </w:rPr>
+        <w:t xml:space="preserve"> </w:t>
+      </w:r>
+      <w:r>
+        <w:rPr>
+          <w:rFonts w:ascii="Times New Roman" w:hAnsi="Times New Roman"/>
           <w:color w:val="F36B21"/>
           <w:w w:val="110"/>
+          <w:sz w:val="32"/>
+          <w:szCs w:val="32"/>
         </w:rPr>
         <w:t>CAM</w:t>
       </w:r>
       <w:r>
         <w:rPr>
+          <w:rFonts w:ascii="Times New Roman" w:hAnsi="Times New Roman"/>
           <w:color w:val="F36B21"/>
           <w:spacing w:val="4"/>
           <w:w w:val="110"/>
-        </w:rPr>
-        <w:t xml:space="preserve"> </w:t>
-      </w:r>
-      <w:r>
-        <w:rPr>
+          <w:sz w:val="32"/>
+          <w:szCs w:val="32"/>
+        </w:rPr>
+        <w:t xml:space="preserve"> </w:t>
+      </w:r>
+      <w:r>
+        <w:rPr>
+          <w:rFonts w:ascii="Times New Roman" w:hAnsi="Times New Roman"/>
           <w:color w:val="F36B21"/>
           <w:spacing w:val="-5"/>
           <w:w w:val="110"/>
+          <w:sz w:val="32"/>
+          <w:szCs w:val="32"/>
         </w:rPr>
         <w:t>KẾT</w:t>
       </w:r>
@@ -1897,169 +1986,199 @@
         <w:widowControl w:val="false"/>
         <w:bidi w:val="0"/>
         <w:spacing w:lineRule="exact" w:line="274" w:before="0" w:after="0"/>
-        <w:ind w:hanging="0" w:start="-540" w:end="2520"/>
+        <w:ind w:hanging="0" w:start="-3509" w:end="0"/>
         <w:jc w:val="center"/>
         <w:rPr>
+          <w:rFonts w:ascii="Times New Roman" w:hAnsi="Times New Roman"/>
+          <w:sz w:val="24"/>
+          <w:szCs w:val="24"/>
+        </w:rPr>
+      </w:pPr>
+      <w:r>
+        <w:rPr>
+          <w:rFonts w:ascii="Times New Roman" w:hAnsi="Times New Roman"/>
           <w:b/>
           <w:i/>
-          <w:sz w:val="24"/>
-        </w:rPr>
-      </w:pPr>
-      <w:r>
-        <w:rPr>
+          <w:color w:val="F36B21"/>
+          <w:w w:val="105"/>
+          <w:sz w:val="24"/>
+          <w:szCs w:val="24"/>
+        </w:rPr>
+        <w:t>(Dành</w:t>
+      </w:r>
+      <w:r>
+        <w:rPr>
+          <w:rFonts w:ascii="Times New Roman" w:hAnsi="Times New Roman"/>
           <w:b/>
           <w:i/>
           <w:color w:val="F36B21"/>
+          <w:spacing w:val="-2"/>
           <w:w w:val="105"/>
           <w:sz w:val="24"/>
-        </w:rPr>
-        <w:t>(Dành</w:t>
-      </w:r>
-      <w:r>
-        <w:rPr>
+          <w:szCs w:val="24"/>
+        </w:rPr>
+        <w:t xml:space="preserve"> </w:t>
+      </w:r>
+      <w:r>
+        <w:rPr>
+          <w:rFonts w:ascii="Times New Roman" w:hAnsi="Times New Roman"/>
           <w:b/>
           <w:i/>
           <w:color w:val="F36B21"/>
+          <w:w w:val="105"/>
+          <w:sz w:val="24"/>
+          <w:szCs w:val="24"/>
+        </w:rPr>
+        <w:t>cho</w:t>
+      </w:r>
+      <w:r>
+        <w:rPr>
+          <w:rFonts w:ascii="Times New Roman" w:hAnsi="Times New Roman"/>
+          <w:b/>
+          <w:i/>
+          <w:color w:val="F36B21"/>
           <w:spacing w:val="-2"/>
           <w:w w:val="105"/>
           <w:sz w:val="24"/>
-        </w:rPr>
-        <w:t xml:space="preserve"> </w:t>
-      </w:r>
-      <w:r>
-        <w:rPr>
+          <w:szCs w:val="24"/>
+        </w:rPr>
+        <w:t xml:space="preserve"> </w:t>
+      </w:r>
+      <w:r>
+        <w:rPr>
+          <w:rFonts w:ascii="Times New Roman" w:hAnsi="Times New Roman"/>
           <w:b/>
           <w:i/>
           <w:color w:val="F36B21"/>
           <w:w w:val="105"/>
           <w:sz w:val="24"/>
-        </w:rPr>
-        <w:t>cho</w:t>
-      </w:r>
-      <w:r>
-        <w:rPr>
+          <w:szCs w:val="24"/>
+        </w:rPr>
+        <w:t>các</w:t>
+      </w:r>
+      <w:r>
+        <w:rPr>
+          <w:rFonts w:ascii="Times New Roman" w:hAnsi="Times New Roman"/>
           <w:b/>
           <w:i/>
           <w:color w:val="F36B21"/>
+          <w:spacing w:val="-3"/>
+          <w:w w:val="105"/>
+          <w:sz w:val="24"/>
+          <w:szCs w:val="24"/>
+        </w:rPr>
+        <w:t xml:space="preserve"> </w:t>
+      </w:r>
+      <w:r>
+        <w:rPr>
+          <w:rFonts w:ascii="Times New Roman" w:hAnsi="Times New Roman"/>
+          <w:b/>
+          <w:i/>
+          <w:color w:val="F36B21"/>
+          <w:w w:val="105"/>
+          <w:sz w:val="24"/>
+          <w:szCs w:val="24"/>
+        </w:rPr>
+        <w:t>Giao</w:t>
+      </w:r>
+      <w:r>
+        <w:rPr>
+          <w:rFonts w:ascii="Times New Roman" w:hAnsi="Times New Roman"/>
+          <w:b/>
+          <w:i/>
+          <w:color w:val="F36B21"/>
+          <w:spacing w:val="-3"/>
+          <w:w w:val="105"/>
+          <w:sz w:val="24"/>
+          <w:szCs w:val="24"/>
+        </w:rPr>
+        <w:t xml:space="preserve"> </w:t>
+      </w:r>
+      <w:r>
+        <w:rPr>
+          <w:rFonts w:ascii="Times New Roman" w:hAnsi="Times New Roman"/>
+          <w:b/>
+          <w:i/>
+          <w:color w:val="F36B21"/>
+          <w:w w:val="105"/>
+          <w:sz w:val="24"/>
+          <w:szCs w:val="24"/>
+        </w:rPr>
+        <w:t>dịch</w:t>
+      </w:r>
+      <w:r>
+        <w:rPr>
+          <w:rFonts w:ascii="Times New Roman" w:hAnsi="Times New Roman"/>
+          <w:b/>
+          <w:i/>
+          <w:color w:val="F36B21"/>
+          <w:spacing w:val="-1"/>
+          <w:w w:val="105"/>
+          <w:sz w:val="24"/>
+          <w:szCs w:val="24"/>
+        </w:rPr>
+        <w:t xml:space="preserve"> </w:t>
+      </w:r>
+      <w:r>
+        <w:rPr>
+          <w:rFonts w:ascii="Times New Roman" w:hAnsi="Times New Roman"/>
+          <w:b/>
+          <w:i/>
+          <w:color w:val="F36B21"/>
+          <w:w w:val="105"/>
+          <w:sz w:val="24"/>
+          <w:szCs w:val="24"/>
+        </w:rPr>
+        <w:t>sau</w:t>
+      </w:r>
+      <w:r>
+        <w:rPr>
+          <w:rFonts w:ascii="Times New Roman" w:hAnsi="Times New Roman"/>
+          <w:b/>
+          <w:i/>
+          <w:color w:val="F36B21"/>
+          <w:spacing w:val="-1"/>
+          <w:w w:val="105"/>
+          <w:sz w:val="24"/>
+          <w:szCs w:val="24"/>
+        </w:rPr>
+        <w:t xml:space="preserve"> </w:t>
+      </w:r>
+      <w:r>
+        <w:rPr>
+          <w:rFonts w:ascii="Times New Roman" w:hAnsi="Times New Roman"/>
+          <w:b/>
+          <w:i/>
+          <w:color w:val="F36B21"/>
+          <w:w w:val="105"/>
+          <w:sz w:val="24"/>
+          <w:szCs w:val="24"/>
+        </w:rPr>
+        <w:t>bán</w:t>
+      </w:r>
+      <w:r>
+        <w:rPr>
+          <w:rFonts w:ascii="Times New Roman" w:hAnsi="Times New Roman"/>
+          <w:b/>
+          <w:i/>
+          <w:color w:val="F36B21"/>
+          <w:spacing w:val="-3"/>
+          <w:w w:val="105"/>
+          <w:sz w:val="24"/>
+          <w:szCs w:val="24"/>
+        </w:rPr>
+        <w:t xml:space="preserve"> </w:t>
+      </w:r>
+      <w:r>
+        <w:rPr>
+          <w:rFonts w:ascii="Times New Roman" w:hAnsi="Times New Roman"/>
+          <w:b/>
+          <w:i/>
+          <w:color w:val="F36B21"/>
           <w:spacing w:val="-2"/>
           <w:w w:val="105"/>
           <w:sz w:val="24"/>
-        </w:rPr>
-        <w:t xml:space="preserve"> </w:t>
-      </w:r>
-      <w:r>
-        <w:rPr>
-          <w:b/>
-          <w:i/>
-          <w:color w:val="F36B21"/>
-          <w:w w:val="105"/>
-          <w:sz w:val="24"/>
-        </w:rPr>
-        <w:t>các</w:t>
-      </w:r>
-      <w:r>
-        <w:rPr>
-          <w:b/>
-          <w:i/>
-          <w:color w:val="F36B21"/>
-          <w:spacing w:val="-3"/>
-          <w:w w:val="105"/>
-          <w:sz w:val="24"/>
-        </w:rPr>
-        <w:t xml:space="preserve"> </w:t>
-      </w:r>
-      <w:r>
-        <w:rPr>
-          <w:b/>
-          <w:i/>
-          <w:color w:val="F36B21"/>
-          <w:w w:val="105"/>
-          <w:sz w:val="24"/>
-        </w:rPr>
-        <w:t>Giao</w:t>
-      </w:r>
-      <w:r>
-        <w:rPr>
-          <w:b/>
-          <w:i/>
-          <w:color w:val="F36B21"/>
-          <w:spacing w:val="-3"/>
-          <w:w w:val="105"/>
-          <w:sz w:val="24"/>
-        </w:rPr>
-        <w:t xml:space="preserve"> </w:t>
-      </w:r>
-      <w:r>
-        <w:rPr>
-          <w:b/>
-          <w:i/>
-          <w:color w:val="F36B21"/>
-          <w:w w:val="105"/>
-          <w:sz w:val="24"/>
-        </w:rPr>
-        <w:t>dịch</w:t>
-      </w:r>
-      <w:r>
-        <w:rPr>
-          <w:b/>
-          <w:i/>
-          <w:color w:val="F36B21"/>
-          <w:spacing w:val="-1"/>
-          <w:w w:val="105"/>
-          <w:sz w:val="24"/>
-        </w:rPr>
-        <w:t xml:space="preserve"> </w:t>
-      </w:r>
-      <w:r>
-        <w:rPr>
-          <w:b/>
-          <w:i/>
-          <w:color w:val="F36B21"/>
-          <w:w w:val="105"/>
-          <w:sz w:val="24"/>
-        </w:rPr>
-        <w:t>sau</w:t>
-      </w:r>
-      <w:r>
-        <w:rPr>
-          <w:b/>
-          <w:i/>
-          <w:color w:val="F36B21"/>
-          <w:spacing w:val="-1"/>
-          <w:w w:val="105"/>
-          <w:sz w:val="24"/>
-        </w:rPr>
-        <w:t xml:space="preserve"> </w:t>
-      </w:r>
-      <w:r>
-        <w:rPr>
-          <w:b/>
-          <w:i/>
-          <w:color w:val="F36B21"/>
-          <w:w w:val="105"/>
-          <w:sz w:val="24"/>
-        </w:rPr>
-        <w:t>bán</w:t>
-      </w:r>
-      <w:r>
-        <w:rPr>
-          <w:b/>
-          <w:i/>
-          <w:color w:val="F36B21"/>
-          <w:spacing w:val="-3"/>
-          <w:w w:val="105"/>
-          <w:sz w:val="24"/>
-        </w:rPr>
-        <w:t xml:space="preserve"> </w:t>
-      </w:r>
-      <w:r>
-        <w:rPr>
-          <w:b/>
-          <w:i/>
-          <w:color w:val="F36B21"/>
-          <w:spacing w:val="-2"/>
-          <w:w w:val="105"/>
-          <w:sz w:val="24"/>
+          <w:szCs w:val="24"/>
         </w:rPr>
         <w:t>hàng)</w:t>
       </w:r>
@@ -2067,13 +2186,12 @@
     <w:p>
       <w:pPr>
         <w:sectPr>
-          <w:type w:val="nextPage"/>
+          <w:type w:val="continuous"/>
           <w:pgSz w:w="11906" w:h="16838"/>
           <w:pgMar w:left="708" w:right="708" w:gutter="0" w:header="0" w:top="580" w:footer="0" w:bottom="0"/>
-          <w:pgNumType w:fmt="decimal"/>
           <w:cols w:num="2" w:equalWidth="false" w:sep="false">
-            <w:col w:w="2703" w:space="502"/>
-            <w:col w:w="7284"/>
+            <w:col w:w="3026" w:space="504"/>
+            <w:col w:w="6959"/>
           </w:cols>
           <w:formProt w:val="false"/>
           <w:textDirection w:val="lrTb"/>
@@ -2084,6 +2202,7 @@
     <w:p>
       <w:pPr>
         <w:pStyle w:val="ListParagraph"/>
+        <w:widowControl w:val="false"/>
         <w:numPr>
           <w:ilvl w:val="0"/>
           <w:numId w:val="2"/>
@@ -2092,24 +2211,32 @@
           <w:tab w:val="clear" w:pos="720"/>
           <w:tab w:val="left" w:pos="179" w:leader="none"/>
         </w:tabs>
-        <w:spacing w:lineRule="auto" w:line="206" w:before="0" w:after="0"/>
-        <w:ind w:hanging="167" w:start="179"/>
-        <w:rPr>
-          <w:sz w:val="24"/>
-        </w:rPr>
-      </w:pPr>
-      <w:r>
-        <w:rPr>
+        <w:suppressAutoHyphens w:val="true"/>
+        <w:bidi w:val="0"/>
+        <w:spacing w:lineRule="auto" w:line="240" w:before="0" w:after="0"/>
+        <w:jc w:val="start"/>
+        <w:rPr>
+          <w:rFonts w:ascii="Times New Roman" w:hAnsi="Times New Roman"/>
+          <w:sz w:val="24"/>
+          <w:szCs w:val="24"/>
+        </w:rPr>
+      </w:pPr>
+      <w:r>
+        <w:rPr>
+          <w:rFonts w:eastAsia="Calibri" w:cs="Calibri" w:ascii="Times New Roman" w:hAnsi="Times New Roman"/>
           <w:color w:val="231F20"/>
-          <w:w w:val="110"/>
-          <w:sz w:val="17"/>
-        </w:rPr>
-        <w:t>Họ và tên: {{ customer_name }}</w:t>
+          <w:kern w:val="0"/>
+          <w:sz w:val="24"/>
+          <w:szCs w:val="24"/>
+          <w:lang w:val="vi-VN" w:eastAsia="en-US" w:bidi="ar-SA"/>
+        </w:rPr>
+        <w:t>Họ và tên: {{ aftersale_customer_name }}</w:t>
       </w:r>
     </w:p>
     <w:p>
       <w:pPr>
         <w:pStyle w:val="ListParagraph"/>
+        <w:widowControl w:val="false"/>
         <w:numPr>
           <w:ilvl w:val="0"/>
           <w:numId w:val="2"/>
@@ -2118,23 +2245,32 @@
           <w:tab w:val="clear" w:pos="720"/>
           <w:tab w:val="left" w:pos="179" w:leader="none"/>
         </w:tabs>
-        <w:spacing w:lineRule="auto" w:line="206" w:before="0" w:after="0"/>
-        <w:ind w:hanging="167" w:start="179"/>
-        <w:rPr>
-          <w:sz w:val="24"/>
-        </w:rPr>
-      </w:pPr>
-      <w:r>
-        <w:rPr>
+        <w:suppressAutoHyphens w:val="true"/>
+        <w:bidi w:val="0"/>
+        <w:spacing w:lineRule="auto" w:line="240" w:before="0" w:after="0"/>
+        <w:jc w:val="start"/>
+        <w:rPr>
+          <w:rFonts w:ascii="Times New Roman" w:hAnsi="Times New Roman"/>
+          <w:sz w:val="24"/>
+          <w:szCs w:val="24"/>
+        </w:rPr>
+      </w:pPr>
+      <w:r>
+        <w:rPr>
+          <w:rFonts w:eastAsia="Calibri" w:cs="Calibri" w:ascii="Times New Roman" w:hAnsi="Times New Roman"/>
           <w:color w:val="231F20"/>
-          <w:sz w:val="17"/>
-        </w:rPr>
-        <w:t>Số CMND/CCCD: {{ customer_id_number }}    Ngày cấp: {{ customer_issue_date }}    Nơi cấp: {{ customer_issue_place }}</w:t>
+          <w:kern w:val="0"/>
+          <w:sz w:val="24"/>
+          <w:szCs w:val="24"/>
+          <w:lang w:val="vi-VN" w:eastAsia="en-US" w:bidi="ar-SA"/>
+        </w:rPr>
+        <w:t>Số CMND/CCCD: {{ aftersale_customer_id_number }}.   Ngày cấp: {{ aftersale_customer_issue_date }}.    Nơi cấp: {{ aftersale_customer_issue_place }}</w:t>
       </w:r>
     </w:p>
     <w:p>
       <w:pPr>
         <w:pStyle w:val="ListParagraph"/>
+        <w:widowControl w:val="false"/>
         <w:numPr>
           <w:ilvl w:val="0"/>
           <w:numId w:val="2"/>
@@ -2143,23 +2279,32 @@
           <w:tab w:val="clear" w:pos="720"/>
           <w:tab w:val="left" w:pos="179" w:leader="none"/>
         </w:tabs>
-        <w:spacing w:lineRule="auto" w:line="206" w:before="0" w:after="0"/>
-        <w:ind w:hanging="167" w:start="179"/>
-        <w:rPr>
-          <w:sz w:val="24"/>
-        </w:rPr>
-      </w:pPr>
-      <w:r>
-        <w:rPr>
+        <w:suppressAutoHyphens w:val="true"/>
+        <w:bidi w:val="0"/>
+        <w:spacing w:lineRule="auto" w:line="240" w:before="0" w:after="0"/>
+        <w:jc w:val="start"/>
+        <w:rPr>
+          <w:rFonts w:ascii="Times New Roman" w:hAnsi="Times New Roman"/>
+          <w:sz w:val="24"/>
+          <w:szCs w:val="24"/>
+        </w:rPr>
+      </w:pPr>
+      <w:r>
+        <w:rPr>
+          <w:rFonts w:eastAsia="Calibri" w:cs="Calibri" w:ascii="Times New Roman" w:hAnsi="Times New Roman"/>
           <w:color w:val="231F20"/>
-          <w:sz w:val="17"/>
-        </w:rPr>
-        <w:t>Địa chỉ: {{ customer_address }}</w:t>
+          <w:kern w:val="0"/>
+          <w:sz w:val="24"/>
+          <w:szCs w:val="24"/>
+          <w:lang w:val="vi-VN" w:eastAsia="en-US" w:bidi="ar-SA"/>
+        </w:rPr>
+        <w:t>Địa chỉ: {{ aftersale_customer_address }}</w:t>
       </w:r>
     </w:p>
     <w:p>
       <w:pPr>
         <w:pStyle w:val="ListParagraph"/>
+        <w:widowControl w:val="false"/>
         <w:numPr>
           <w:ilvl w:val="0"/>
           <w:numId w:val="2"/>
@@ -2168,24 +2313,32 @@
           <w:tab w:val="clear" w:pos="720"/>
           <w:tab w:val="left" w:pos="179" w:leader="none"/>
         </w:tabs>
-        <w:spacing w:lineRule="auto" w:line="206" w:before="0" w:after="0"/>
-        <w:ind w:hanging="167" w:start="179"/>
-        <w:rPr>
-          <w:sz w:val="24"/>
-        </w:rPr>
-      </w:pPr>
-      <w:r>
-        <w:rPr>
+        <w:suppressAutoHyphens w:val="true"/>
+        <w:bidi w:val="0"/>
+        <w:spacing w:lineRule="auto" w:line="240" w:before="0" w:after="0"/>
+        <w:jc w:val="start"/>
+        <w:rPr>
+          <w:rFonts w:ascii="Times New Roman" w:hAnsi="Times New Roman"/>
+          <w:sz w:val="24"/>
+          <w:szCs w:val="24"/>
+        </w:rPr>
+      </w:pPr>
+      <w:r>
+        <w:rPr>
+          <w:rFonts w:eastAsia="Calibri" w:cs="Calibri" w:ascii="Times New Roman" w:hAnsi="Times New Roman"/>
           <w:color w:val="231F20"/>
-          <w:w w:val="110"/>
-          <w:sz w:val="17"/>
-        </w:rPr>
-        <w:t>Điện thoại liên hệ cần thiết: {{ customer_phone }}</w:t>
+          <w:kern w:val="0"/>
+          <w:sz w:val="24"/>
+          <w:szCs w:val="24"/>
+          <w:lang w:val="vi-VN" w:eastAsia="en-US" w:bidi="ar-SA"/>
+        </w:rPr>
+        <w:t>Điện thoại liên hệ cần thiết: {{ aftersale_customer_phone }}</w:t>
       </w:r>
     </w:p>
     <w:p>
       <w:pPr>
         <w:pStyle w:val="ListParagraph"/>
+        <w:widowControl w:val="false"/>
         <w:numPr>
           <w:ilvl w:val="0"/>
           <w:numId w:val="2"/>
@@ -2194,277 +2347,216 @@
           <w:tab w:val="clear" w:pos="720"/>
           <w:tab w:val="left" w:pos="179" w:leader="none"/>
         </w:tabs>
-        <w:spacing w:lineRule="auto" w:line="206" w:before="0" w:after="0"/>
-        <w:ind w:hanging="167" w:start="179"/>
-        <w:rPr>
-          <w:sz w:val="24"/>
-        </w:rPr>
-      </w:pPr>
-      <w:r>
-        <w:rPr>
+        <w:suppressAutoHyphens w:val="true"/>
+        <w:bidi w:val="0"/>
+        <w:spacing w:lineRule="auto" w:line="240" w:before="0" w:after="0"/>
+        <w:jc w:val="start"/>
+        <w:rPr>
+          <w:rFonts w:ascii="Times New Roman" w:hAnsi="Times New Roman"/>
+          <w:sz w:val="24"/>
+          <w:szCs w:val="24"/>
+        </w:rPr>
+      </w:pPr>
+      <w:r>
+        <w:rPr>
+          <w:rFonts w:eastAsia="Calibri" w:cs="Calibri" w:ascii="Times New Roman" w:hAnsi="Times New Roman"/>
           <w:color w:val="231F20"/>
-          <w:w w:val="110"/>
-          <w:sz w:val="17"/>
+          <w:kern w:val="0"/>
+          <w:sz w:val="24"/>
+          <w:szCs w:val="24"/>
+          <w:lang w:val="vi-VN" w:eastAsia="en-US" w:bidi="ar-SA"/>
         </w:rPr>
         <w:t>Giấy tờ kèm theo:</w:t>
       </w:r>
     </w:p>
     <w:p>
       <w:pPr>
-        <w:pStyle w:val="BodyText"/>
+        <w:pStyle w:val="ListParagraph"/>
+        <w:widowControl w:val="false"/>
+        <w:numPr>
+          <w:ilvl w:val="0"/>
+          <w:numId w:val="0"/>
+        </w:numPr>
         <w:tabs>
           <w:tab w:val="clear" w:pos="720"/>
-          <w:tab w:val="left" w:pos="5855" w:leader="none"/>
+          <w:tab w:val="left" w:pos="179" w:leader="none"/>
         </w:tabs>
-        <w:spacing w:lineRule="auto" w:line="206" w:before="0" w:after="0"/>
-        <w:ind w:start="182"/>
-        <w:rPr/>
-      </w:pPr>
-      <w:r>
-        <w:rPr>
+        <w:suppressAutoHyphens w:val="true"/>
+        <w:bidi w:val="0"/>
+        <w:spacing w:lineRule="auto" w:line="240" w:before="0" w:after="0"/>
+        <w:ind w:hanging="0" w:start="180"/>
+        <w:jc w:val="start"/>
+        <w:rPr>
+          <w:rFonts w:ascii="Times New Roman" w:hAnsi="Times New Roman"/>
+          <w:sz w:val="24"/>
+          <w:szCs w:val="24"/>
+        </w:rPr>
+      </w:pPr>
+      <w:r>
+        <w:rPr>
+          <w:rFonts w:eastAsia="Calibri" w:cs="Calibri" w:ascii="Times New Roman" w:hAnsi="Times New Roman"/>
           <w:color w:val="231F20"/>
-          <w:w w:val="115"/>
-          <w:sz w:val="17"/>
-        </w:rPr>
-        <w:t>{{ attachment_checkboxes }}</w:t>
+          <w:kern w:val="0"/>
+          <w:sz w:val="24"/>
+          <w:szCs w:val="24"/>
+          <w:lang w:val="vi-VN" w:eastAsia="en-US" w:bidi="ar-SA"/>
+        </w:rPr>
+        <w:t>{{ id_attachment_mark }} CCCD/CMND    {{ sim_attachment_mark }} SIM gốc</w:t>
       </w:r>
     </w:p>
     <w:p>
       <w:pPr>
-        <w:pStyle w:val="BodyText"/>
-        <w:spacing w:lineRule="auto" w:line="206" w:before="0" w:after="0"/>
-        <w:ind w:start="182"/>
-        <w:rPr/>
-      </w:pPr>
-      <w:r>
-        <w:rPr>
+        <w:pStyle w:val="ListParagraph"/>
+        <w:widowControl w:val="false"/>
+        <w:numPr>
+          <w:ilvl w:val="0"/>
+          <w:numId w:val="0"/>
+        </w:numPr>
+        <w:tabs>
+          <w:tab w:val="clear" w:pos="720"/>
+          <w:tab w:val="left" w:pos="179" w:leader="none"/>
+        </w:tabs>
+        <w:suppressAutoHyphens w:val="true"/>
+        <w:bidi w:val="0"/>
+        <w:spacing w:lineRule="auto" w:line="240" w:before="0" w:after="0"/>
+        <w:ind w:hanging="0" w:start="180"/>
+        <w:jc w:val="start"/>
+        <w:rPr>
+          <w:rFonts w:ascii="Times New Roman" w:hAnsi="Times New Roman"/>
+          <w:sz w:val="24"/>
+          <w:szCs w:val="24"/>
+        </w:rPr>
+      </w:pPr>
+      <w:r>
+        <w:rPr>
+          <w:rFonts w:eastAsia="Calibri" w:cs="Calibri" w:ascii="Times New Roman" w:hAnsi="Times New Roman"/>
           <w:color w:val="231F20"/>
-          <w:w w:val="110"/>
-          <w:sz w:val="17"/>
-        </w:rPr>
-        <w:t>{{ other_attachment_line }}</w:t>
+          <w:kern w:val="0"/>
+          <w:sz w:val="24"/>
+          <w:szCs w:val="24"/>
+          <w:lang w:val="vi-VN" w:eastAsia="en-US" w:bidi="ar-SA"/>
+        </w:rPr>
+        <w:t>{{ other_attachment_mark }} Giấy tờ khác (nêu rõ): {{ other_attachment_value }}</w:t>
       </w:r>
     </w:p>
     <w:p>
       <w:pPr>
-        <w:pStyle w:val="Normal"/>
+        <w:pStyle w:val="ListParagraph"/>
+        <w:widowControl w:val="false"/>
+        <w:numPr>
+          <w:ilvl w:val="0"/>
+          <w:numId w:val="0"/>
+        </w:numPr>
+        <w:tabs>
+          <w:tab w:val="clear" w:pos="720"/>
+          <w:tab w:val="left" w:pos="179" w:leader="none"/>
+        </w:tabs>
+        <w:suppressAutoHyphens w:val="true"/>
+        <w:bidi w:val="0"/>
         <w:spacing w:lineRule="auto" w:line="206" w:before="0" w:after="0"/>
-        <w:ind w:start="186"/>
-        <w:rPr>
-          <w:rFonts w:ascii="Arial" w:hAnsi="Arial"/>
-          <w:i/>
-          <w:sz w:val="24"/>
-        </w:rPr>
-      </w:pPr>
-      <w:r>
-        <w:rPr>
-          <w:rFonts w:ascii="Arial" w:hAnsi="Arial"/>
-          <w:i/>
-          <w:sz w:val="24"/>
+        <w:ind w:hanging="0" w:start="180"/>
+        <w:jc w:val="start"/>
+        <w:rPr>
+          <w:rFonts w:ascii="Times New Roman" w:hAnsi="Times New Roman" w:eastAsia="Calibri" w:cs="Calibri"/>
+          <w:color w:val="231F20"/>
+          <w:kern w:val="0"/>
+          <w:sz w:val="24"/>
+          <w:szCs w:val="24"/>
+          <w:lang w:val="vi-VN" w:eastAsia="en-US" w:bidi="ar-SA"/>
+        </w:rPr>
+      </w:pPr>
+      <w:r>
+        <w:rPr>
+          <w:rFonts w:eastAsia="Calibri" w:cs="Calibri" w:ascii="Times New Roman" w:hAnsi="Times New Roman"/>
+          <w:color w:val="231F20"/>
+          <w:kern w:val="0"/>
+          <w:sz w:val="24"/>
+          <w:szCs w:val="24"/>
+          <w:lang w:val="vi-VN" w:eastAsia="en-US" w:bidi="ar-SA"/>
         </w:rPr>
       </w:r>
     </w:p>
     <w:p>
       <w:pPr>
-        <w:pStyle w:val="Normal"/>
-        <w:spacing w:lineRule="auto" w:line="206" w:before="0" w:after="0"/>
-        <w:ind w:start="182"/>
-        <w:rPr>
-          <w:rFonts w:ascii="Arial" w:hAnsi="Arial"/>
-          <w:i/>
-          <w:sz w:val="24"/>
-        </w:rPr>
-      </w:pPr>
-      <w:r>
-        <w:rPr>
-          <w:rFonts w:ascii="Arial" w:hAnsi="Arial"/>
-          <w:i/>
+        <w:pStyle w:val="ListParagraph"/>
+        <w:widowControl w:val="false"/>
+        <w:numPr>
+          <w:ilvl w:val="0"/>
+          <w:numId w:val="0"/>
+        </w:numPr>
+        <w:tabs>
+          <w:tab w:val="clear" w:pos="720"/>
+          <w:tab w:val="left" w:pos="179" w:leader="none"/>
+        </w:tabs>
+        <w:suppressAutoHyphens w:val="true"/>
+        <w:bidi w:val="0"/>
+        <w:spacing w:lineRule="auto" w:line="240" w:before="0" w:after="0"/>
+        <w:ind w:hanging="0" w:start="180"/>
+        <w:jc w:val="start"/>
+        <w:rPr>
+          <w:rFonts w:ascii="Times New Roman" w:hAnsi="Times New Roman"/>
+          <w:sz w:val="24"/>
+          <w:szCs w:val="24"/>
+        </w:rPr>
+      </w:pPr>
+      <w:r>
+        <w:rPr>
+          <w:rFonts w:eastAsia="Calibri" w:cs="Calibri" w:ascii="Times New Roman" w:hAnsi="Times New Roman"/>
           <w:color w:val="231F20"/>
-          <w:sz w:val="17"/>
-        </w:rPr>
-        <w:t>(Sau</w:t>
-      </w:r>
-      <w:r>
-        <w:rPr>
-          <w:rFonts w:ascii="Arial" w:hAnsi="Arial"/>
-          <w:i/>
+          <w:kern w:val="0"/>
+          <w:sz w:val="24"/>
+          <w:szCs w:val="24"/>
+          <w:lang w:val="vi-VN" w:eastAsia="en-US" w:bidi="ar-SA"/>
+        </w:rPr>
+        <w:t>(Sau đây gọi là “</w:t>
+      </w:r>
+      <w:r>
+        <w:rPr>
+          <w:rFonts w:eastAsia="Calibri" w:cs="Calibri" w:ascii="Times New Roman" w:hAnsi="Times New Roman"/>
+          <w:b/>
+          <w:bCs/>
           <w:color w:val="231F20"/>
-          <w:spacing w:val="-11"/>
-          <w:sz w:val="17"/>
-        </w:rPr>
-        <w:t xml:space="preserve"> </w:t>
-      </w:r>
-      <w:r>
-        <w:rPr>
-          <w:rFonts w:ascii="Arial" w:hAnsi="Arial"/>
-          <w:i/>
+          <w:kern w:val="0"/>
+          <w:sz w:val="24"/>
+          <w:szCs w:val="24"/>
+          <w:lang w:val="vi-VN" w:eastAsia="en-US" w:bidi="ar-SA"/>
+        </w:rPr>
+        <w:t>Khách hàng</w:t>
+      </w:r>
+      <w:r>
+        <w:rPr>
+          <w:rFonts w:eastAsia="Calibri" w:cs="Calibri" w:ascii="Times New Roman" w:hAnsi="Times New Roman"/>
           <w:color w:val="231F20"/>
-          <w:sz w:val="17"/>
-        </w:rPr>
-        <w:t>đây</w:t>
-      </w:r>
-      <w:r>
-        <w:rPr>
-          <w:rFonts w:ascii="Arial" w:hAnsi="Arial"/>
-          <w:i/>
+          <w:kern w:val="0"/>
+          <w:sz w:val="24"/>
+          <w:szCs w:val="24"/>
+          <w:lang w:val="vi-VN" w:eastAsia="en-US" w:bidi="ar-SA"/>
+        </w:rPr>
+        <w:t>” hoặc “</w:t>
+      </w:r>
+      <w:r>
+        <w:rPr>
+          <w:rFonts w:eastAsia="Calibri" w:cs="Calibri" w:ascii="Times New Roman" w:hAnsi="Times New Roman"/>
+          <w:b/>
+          <w:bCs/>
           <w:color w:val="231F20"/>
-          <w:spacing w:val="-10"/>
-          <w:sz w:val="17"/>
-        </w:rPr>
-        <w:t xml:space="preserve"> </w:t>
-      </w:r>
-      <w:r>
-        <w:rPr>
-          <w:rFonts w:ascii="Arial" w:hAnsi="Arial"/>
-          <w:i/>
+          <w:kern w:val="0"/>
+          <w:sz w:val="24"/>
+          <w:szCs w:val="24"/>
+          <w:lang w:val="vi-VN" w:eastAsia="en-US" w:bidi="ar-SA"/>
+        </w:rPr>
+        <w:t>Người yêu cầu</w:t>
+      </w:r>
+      <w:r>
+        <w:rPr>
+          <w:rFonts w:eastAsia="Calibri" w:cs="Calibri" w:ascii="Times New Roman" w:hAnsi="Times New Roman"/>
           <w:color w:val="231F20"/>
-          <w:sz w:val="17"/>
-        </w:rPr>
-        <w:t>gọi</w:t>
-      </w:r>
-      <w:r>
-        <w:rPr>
-          <w:rFonts w:ascii="Arial" w:hAnsi="Arial"/>
-          <w:i/>
-          <w:color w:val="231F20"/>
-          <w:spacing w:val="-10"/>
-          <w:sz w:val="17"/>
-        </w:rPr>
-        <w:t xml:space="preserve"> </w:t>
-      </w:r>
-      <w:r>
-        <w:rPr>
-          <w:rFonts w:ascii="Arial" w:hAnsi="Arial"/>
-          <w:i/>
-          <w:color w:val="231F20"/>
-          <w:sz w:val="17"/>
-        </w:rPr>
-        <w:t>là</w:t>
-      </w:r>
-      <w:r>
-        <w:rPr>
-          <w:rFonts w:ascii="Arial" w:hAnsi="Arial"/>
-          <w:i/>
-          <w:color w:val="231F20"/>
-          <w:spacing w:val="-16"/>
-          <w:sz w:val="17"/>
-        </w:rPr>
-        <w:t xml:space="preserve"> </w:t>
-      </w:r>
-      <w:r>
-        <w:rPr>
-          <w:b/>
-          <w:i/>
-          <w:color w:val="231F20"/>
-          <w:sz w:val="17"/>
-        </w:rPr>
-        <w:t>“Khách</w:t>
-      </w:r>
-      <w:r>
-        <w:rPr>
-          <w:b/>
-          <w:i/>
-          <w:color w:val="231F20"/>
-          <w:spacing w:val="-3"/>
-          <w:sz w:val="17"/>
-        </w:rPr>
-        <w:t xml:space="preserve"> </w:t>
-      </w:r>
-      <w:r>
-        <w:rPr>
-          <w:b/>
-          <w:i/>
-          <w:color w:val="231F20"/>
-          <w:sz w:val="17"/>
-        </w:rPr>
-        <w:t>hàng”</w:t>
-      </w:r>
-      <w:r>
-        <w:rPr>
-          <w:b/>
-          <w:i/>
-          <w:color w:val="231F20"/>
-          <w:spacing w:val="-4"/>
-          <w:sz w:val="17"/>
-        </w:rPr>
-        <w:t xml:space="preserve"> </w:t>
-      </w:r>
-      <w:r>
-        <w:rPr>
-          <w:rFonts w:ascii="Arial" w:hAnsi="Arial"/>
-          <w:i/>
-          <w:color w:val="231F20"/>
-          <w:sz w:val="17"/>
-        </w:rPr>
-        <w:t>hoặc</w:t>
-      </w:r>
-      <w:r>
-        <w:rPr>
-          <w:rFonts w:ascii="Arial" w:hAnsi="Arial"/>
-          <w:i/>
-          <w:color w:val="231F20"/>
-          <w:spacing w:val="-15"/>
-          <w:sz w:val="17"/>
-        </w:rPr>
-        <w:t xml:space="preserve"> </w:t>
-      </w:r>
-      <w:r>
-        <w:rPr>
-          <w:b/>
-          <w:i/>
-          <w:color w:val="231F20"/>
-          <w:sz w:val="17"/>
-        </w:rPr>
-        <w:t>“Người</w:t>
-      </w:r>
-      <w:r>
-        <w:rPr>
-          <w:b/>
-          <w:i/>
-          <w:color w:val="231F20"/>
-          <w:spacing w:val="-3"/>
-          <w:sz w:val="17"/>
-        </w:rPr>
-        <w:t xml:space="preserve"> </w:t>
-      </w:r>
-      <w:r>
-        <w:rPr>
-          <w:b/>
-          <w:i/>
-          <w:color w:val="231F20"/>
-          <w:sz w:val="17"/>
-        </w:rPr>
-        <w:t>yêu</w:t>
-      </w:r>
-      <w:r>
-        <w:rPr>
-          <w:b/>
-          <w:i/>
-          <w:color w:val="231F20"/>
-          <w:spacing w:val="-3"/>
-          <w:sz w:val="17"/>
-        </w:rPr>
-        <w:t xml:space="preserve"> </w:t>
-      </w:r>
-      <w:r>
-        <w:rPr>
-          <w:b/>
-          <w:i/>
-          <w:color w:val="231F20"/>
-          <w:spacing w:val="-2"/>
-          <w:sz w:val="17"/>
-        </w:rPr>
-        <w:t>cầu”</w:t>
-      </w:r>
-      <w:r>
-        <w:rPr>
-          <w:rFonts w:ascii="Arial" w:hAnsi="Arial"/>
-          <w:i/>
-          <w:color w:val="231F20"/>
-          <w:spacing w:val="-2"/>
-          <w:sz w:val="17"/>
-        </w:rPr>
-        <w:t>)</w:t>
+          <w:kern w:val="0"/>
+          <w:sz w:val="24"/>
+          <w:szCs w:val="24"/>
+          <w:lang w:val="vi-VN" w:eastAsia="en-US" w:bidi="ar-SA"/>
+        </w:rPr>
+        <w:t>”)</w:t>
       </w:r>
     </w:p>
     <w:p>
@@ -2478,169 +2570,211 @@
           <w:tab w:val="clear" w:pos="720"/>
           <w:tab w:val="left" w:pos="269" w:leader="none"/>
         </w:tabs>
-        <w:spacing w:before="0" w:after="0"/>
+        <w:spacing w:lineRule="auto" w:line="240" w:before="0" w:after="0"/>
         <w:ind w:hanging="257" w:start="269"/>
-        <w:rPr/>
-      </w:pPr>
-      <w:r>
-        <w:rPr>
-          <w:color w:val="F36B21"/>
-          <w:w w:val="115"/>
-          <w:sz w:val="18"/>
+        <w:rPr>
+          <w:rFonts w:ascii="Times New Roman" w:hAnsi="Times New Roman"/>
+          <w:sz w:val="24"/>
+          <w:szCs w:val="24"/>
+        </w:rPr>
+      </w:pPr>
+      <w:r>
+        <w:rPr>
+          <w:rFonts w:ascii="Times New Roman" w:hAnsi="Times New Roman"/>
+          <w:color w:val="F36B21"/>
+          <w:w w:val="115"/>
+          <w:sz w:val="24"/>
+          <w:szCs w:val="24"/>
         </w:rPr>
         <w:t>PHẦN</w:t>
       </w:r>
       <w:r>
         <w:rPr>
+          <w:rFonts w:ascii="Times New Roman" w:hAnsi="Times New Roman"/>
           <w:color w:val="F36B21"/>
           <w:spacing w:val="-16"/>
           <w:w w:val="115"/>
-          <w:sz w:val="18"/>
-        </w:rPr>
-        <w:t xml:space="preserve"> </w:t>
-      </w:r>
-      <w:r>
-        <w:rPr>
-          <w:color w:val="F36B21"/>
-          <w:w w:val="115"/>
-          <w:sz w:val="18"/>
+          <w:sz w:val="24"/>
+          <w:szCs w:val="24"/>
+        </w:rPr>
+        <w:t xml:space="preserve"> </w:t>
+      </w:r>
+      <w:r>
+        <w:rPr>
+          <w:rFonts w:ascii="Times New Roman" w:hAnsi="Times New Roman"/>
+          <w:color w:val="F36B21"/>
+          <w:w w:val="115"/>
+          <w:sz w:val="24"/>
+          <w:szCs w:val="24"/>
         </w:rPr>
         <w:t>KHÁCH</w:t>
       </w:r>
       <w:r>
         <w:rPr>
+          <w:rFonts w:ascii="Times New Roman" w:hAnsi="Times New Roman"/>
           <w:color w:val="F36B21"/>
           <w:spacing w:val="-16"/>
           <w:w w:val="115"/>
-          <w:sz w:val="18"/>
-        </w:rPr>
-        <w:t xml:space="preserve"> </w:t>
-      </w:r>
-      <w:r>
-        <w:rPr>
-          <w:color w:val="F36B21"/>
-          <w:w w:val="115"/>
-          <w:sz w:val="18"/>
+          <w:sz w:val="24"/>
+          <w:szCs w:val="24"/>
+        </w:rPr>
+        <w:t xml:space="preserve"> </w:t>
+      </w:r>
+      <w:r>
+        <w:rPr>
+          <w:rFonts w:ascii="Times New Roman" w:hAnsi="Times New Roman"/>
+          <w:color w:val="F36B21"/>
+          <w:w w:val="115"/>
+          <w:sz w:val="24"/>
+          <w:szCs w:val="24"/>
         </w:rPr>
         <w:t>HÀNG</w:t>
       </w:r>
       <w:r>
         <w:rPr>
+          <w:rFonts w:ascii="Times New Roman" w:hAnsi="Times New Roman"/>
           <w:color w:val="F36B21"/>
           <w:spacing w:val="-16"/>
           <w:w w:val="115"/>
-          <w:sz w:val="18"/>
-        </w:rPr>
-        <w:t xml:space="preserve"> </w:t>
-      </w:r>
-      <w:r>
-        <w:rPr>
-          <w:color w:val="F36B21"/>
-          <w:w w:val="115"/>
-          <w:sz w:val="18"/>
+          <w:sz w:val="24"/>
+          <w:szCs w:val="24"/>
+        </w:rPr>
+        <w:t xml:space="preserve"> </w:t>
+      </w:r>
+      <w:r>
+        <w:rPr>
+          <w:rFonts w:ascii="Times New Roman" w:hAnsi="Times New Roman"/>
+          <w:color w:val="F36B21"/>
+          <w:w w:val="115"/>
+          <w:sz w:val="24"/>
+          <w:szCs w:val="24"/>
         </w:rPr>
         <w:t>YÊU</w:t>
       </w:r>
       <w:r>
         <w:rPr>
+          <w:rFonts w:ascii="Times New Roman" w:hAnsi="Times New Roman"/>
           <w:color w:val="F36B21"/>
           <w:spacing w:val="-15"/>
           <w:w w:val="115"/>
-          <w:sz w:val="18"/>
-        </w:rPr>
-        <w:t xml:space="preserve"> </w:t>
-      </w:r>
-      <w:r>
-        <w:rPr>
-          <w:color w:val="F36B21"/>
-          <w:w w:val="115"/>
-          <w:sz w:val="18"/>
+          <w:sz w:val="24"/>
+          <w:szCs w:val="24"/>
+        </w:rPr>
+        <w:t xml:space="preserve"> </w:t>
+      </w:r>
+      <w:r>
+        <w:rPr>
+          <w:rFonts w:ascii="Times New Roman" w:hAnsi="Times New Roman"/>
+          <w:color w:val="F36B21"/>
+          <w:w w:val="115"/>
+          <w:sz w:val="24"/>
+          <w:szCs w:val="24"/>
         </w:rPr>
         <w:t>CẦU</w:t>
       </w:r>
       <w:r>
         <w:rPr>
+          <w:rFonts w:ascii="Times New Roman" w:hAnsi="Times New Roman"/>
           <w:color w:val="F36B21"/>
           <w:spacing w:val="-16"/>
           <w:w w:val="115"/>
-          <w:sz w:val="18"/>
-        </w:rPr>
-        <w:t xml:space="preserve"> </w:t>
-      </w:r>
-      <w:r>
-        <w:rPr>
-          <w:color w:val="F36B21"/>
-          <w:w w:val="115"/>
-          <w:sz w:val="18"/>
+          <w:sz w:val="24"/>
+          <w:szCs w:val="24"/>
+        </w:rPr>
+        <w:t xml:space="preserve"> </w:t>
+      </w:r>
+      <w:r>
+        <w:rPr>
+          <w:rFonts w:ascii="Times New Roman" w:hAnsi="Times New Roman"/>
+          <w:color w:val="F36B21"/>
+          <w:w w:val="115"/>
+          <w:sz w:val="24"/>
+          <w:szCs w:val="24"/>
         </w:rPr>
         <w:t>VÀ</w:t>
       </w:r>
       <w:r>
         <w:rPr>
+          <w:rFonts w:ascii="Times New Roman" w:hAnsi="Times New Roman"/>
           <w:color w:val="F36B21"/>
           <w:spacing w:val="-16"/>
           <w:w w:val="115"/>
-          <w:sz w:val="18"/>
-        </w:rPr>
-        <w:t xml:space="preserve"> </w:t>
-      </w:r>
-      <w:r>
-        <w:rPr>
-          <w:color w:val="F36B21"/>
-          <w:w w:val="115"/>
-          <w:sz w:val="18"/>
+          <w:sz w:val="24"/>
+          <w:szCs w:val="24"/>
+        </w:rPr>
+        <w:t xml:space="preserve"> </w:t>
+      </w:r>
+      <w:r>
+        <w:rPr>
+          <w:rFonts w:ascii="Times New Roman" w:hAnsi="Times New Roman"/>
+          <w:color w:val="F36B21"/>
+          <w:w w:val="115"/>
+          <w:sz w:val="24"/>
+          <w:szCs w:val="24"/>
         </w:rPr>
         <w:t>CAM</w:t>
       </w:r>
       <w:r>
         <w:rPr>
+          <w:rFonts w:ascii="Times New Roman" w:hAnsi="Times New Roman"/>
           <w:color w:val="F36B21"/>
           <w:spacing w:val="-15"/>
           <w:w w:val="115"/>
-          <w:sz w:val="18"/>
-        </w:rPr>
-        <w:t xml:space="preserve"> </w:t>
-      </w:r>
-      <w:r>
-        <w:rPr>
-          <w:color w:val="F36B21"/>
-          <w:w w:val="115"/>
-          <w:sz w:val="18"/>
+          <w:sz w:val="24"/>
+          <w:szCs w:val="24"/>
+        </w:rPr>
+        <w:t xml:space="preserve"> </w:t>
+      </w:r>
+      <w:r>
+        <w:rPr>
+          <w:rFonts w:ascii="Times New Roman" w:hAnsi="Times New Roman"/>
+          <w:color w:val="F36B21"/>
+          <w:w w:val="115"/>
+          <w:sz w:val="24"/>
+          <w:szCs w:val="24"/>
         </w:rPr>
         <w:t>KẾT</w:t>
       </w:r>
       <w:r>
         <w:rPr>
+          <w:rFonts w:ascii="Times New Roman" w:hAnsi="Times New Roman"/>
           <w:color w:val="F36B21"/>
           <w:spacing w:val="-16"/>
           <w:w w:val="115"/>
-          <w:sz w:val="18"/>
-        </w:rPr>
-        <w:t xml:space="preserve"> </w:t>
-      </w:r>
-      <w:r>
-        <w:rPr>
-          <w:color w:val="F36B21"/>
-          <w:w w:val="115"/>
-          <w:sz w:val="18"/>
+          <w:sz w:val="24"/>
+          <w:szCs w:val="24"/>
+        </w:rPr>
+        <w:t xml:space="preserve"> </w:t>
+      </w:r>
+      <w:r>
+        <w:rPr>
+          <w:rFonts w:ascii="Times New Roman" w:hAnsi="Times New Roman"/>
+          <w:color w:val="F36B21"/>
+          <w:w w:val="115"/>
+          <w:sz w:val="24"/>
+          <w:szCs w:val="24"/>
         </w:rPr>
         <w:t>DỊCH</w:t>
       </w:r>
       <w:r>
         <w:rPr>
+          <w:rFonts w:ascii="Times New Roman" w:hAnsi="Times New Roman"/>
           <w:color w:val="F36B21"/>
           <w:spacing w:val="-16"/>
           <w:w w:val="115"/>
-          <w:sz w:val="18"/>
-        </w:rPr>
-        <w:t xml:space="preserve"> </w:t>
-      </w:r>
-      <w:r>
-        <w:rPr>
+          <w:sz w:val="24"/>
+          <w:szCs w:val="24"/>
+        </w:rPr>
+        <w:t xml:space="preserve"> </w:t>
+      </w:r>
+      <w:r>
+        <w:rPr>
+          <w:rFonts w:ascii="Times New Roman" w:hAnsi="Times New Roman"/>
           <w:color w:val="F36B21"/>
           <w:spacing w:val="-4"/>
           <w:w w:val="115"/>
-          <w:sz w:val="18"/>
+          <w:sz w:val="24"/>
+          <w:szCs w:val="24"/>
         </w:rPr>
         <w:t>VỤ:</w:t>
       </w:r>
@@ -2658,65 +2792,83 @@
         </w:tabs>
         <w:spacing w:lineRule="auto" w:line="240" w:before="0" w:after="0"/>
         <w:ind w:hanging="361" w:start="656"/>
-        <w:rPr/>
-      </w:pPr>
-      <w:r>
-        <w:rPr>
+        <w:rPr>
+          <w:rFonts w:ascii="Times New Roman" w:hAnsi="Times New Roman"/>
+          <w:sz w:val="24"/>
+          <w:szCs w:val="24"/>
+        </w:rPr>
+      </w:pPr>
+      <w:r>
+        <w:rPr>
+          <w:rFonts w:ascii="Times New Roman" w:hAnsi="Times New Roman"/>
           <w:color w:val="231F20"/>
           <w:w w:val="110"/>
-          <w:sz w:val="18"/>
+          <w:sz w:val="24"/>
+          <w:szCs w:val="24"/>
         </w:rPr>
         <w:t>DỊCH</w:t>
       </w:r>
       <w:r>
         <w:rPr>
+          <w:rFonts w:ascii="Times New Roman" w:hAnsi="Times New Roman"/>
           <w:color w:val="231F20"/>
           <w:spacing w:val="2"/>
           <w:w w:val="110"/>
-          <w:sz w:val="18"/>
-        </w:rPr>
-        <w:t xml:space="preserve"> </w:t>
-      </w:r>
-      <w:r>
-        <w:rPr>
+          <w:sz w:val="24"/>
+          <w:szCs w:val="24"/>
+        </w:rPr>
+        <w:t xml:space="preserve"> </w:t>
+      </w:r>
+      <w:r>
+        <w:rPr>
+          <w:rFonts w:ascii="Times New Roman" w:hAnsi="Times New Roman"/>
           <w:color w:val="231F20"/>
           <w:w w:val="110"/>
-          <w:sz w:val="18"/>
+          <w:sz w:val="24"/>
+          <w:szCs w:val="24"/>
         </w:rPr>
         <w:t>VỤ</w:t>
       </w:r>
       <w:r>
         <w:rPr>
+          <w:rFonts w:ascii="Times New Roman" w:hAnsi="Times New Roman"/>
           <w:color w:val="231F20"/>
           <w:spacing w:val="2"/>
           <w:w w:val="110"/>
-          <w:sz w:val="18"/>
-        </w:rPr>
-        <w:t xml:space="preserve"> </w:t>
-      </w:r>
-      <w:r>
-        <w:rPr>
+          <w:sz w:val="24"/>
+          <w:szCs w:val="24"/>
+        </w:rPr>
+        <w:t xml:space="preserve"> </w:t>
+      </w:r>
+      <w:r>
+        <w:rPr>
+          <w:rFonts w:ascii="Times New Roman" w:hAnsi="Times New Roman"/>
           <w:color w:val="231F20"/>
           <w:w w:val="110"/>
-          <w:sz w:val="18"/>
+          <w:sz w:val="24"/>
+          <w:szCs w:val="24"/>
         </w:rPr>
         <w:t>YÊU</w:t>
       </w:r>
       <w:r>
         <w:rPr>
+          <w:rFonts w:ascii="Times New Roman" w:hAnsi="Times New Roman"/>
           <w:color w:val="231F20"/>
           <w:spacing w:val="3"/>
           <w:w w:val="110"/>
-          <w:sz w:val="18"/>
-        </w:rPr>
-        <w:t xml:space="preserve"> </w:t>
-      </w:r>
-      <w:r>
-        <w:rPr>
+          <w:sz w:val="24"/>
+          <w:szCs w:val="24"/>
+        </w:rPr>
+        <w:t xml:space="preserve"> </w:t>
+      </w:r>
+      <w:r>
+        <w:rPr>
+          <w:rFonts w:ascii="Times New Roman" w:hAnsi="Times New Roman"/>
           <w:color w:val="231F20"/>
           <w:spacing w:val="-4"/>
           <w:w w:val="110"/>
-          <w:sz w:val="18"/>
+          <w:sz w:val="24"/>
+          <w:szCs w:val="24"/>
         </w:rPr>
         <w:t>CẦU:</w:t>
       </w:r>
@@ -2728,34 +2880,70 @@
           <w:tab w:val="clear" w:pos="720"/>
           <w:tab w:val="left" w:pos="738" w:leader="none"/>
         </w:tabs>
-        <w:spacing w:lineRule="auto" w:line="206" w:before="0" w:after="0"/>
+        <w:spacing w:lineRule="auto" w:line="240" w:before="0" w:after="0"/>
         <w:ind w:hanging="216" w:start="738"/>
-        <w:rPr/>
-      </w:pPr>
-      <w:r>
-        <w:rPr>
+        <w:rPr>
+          <w:rFonts w:ascii="Times New Roman" w:hAnsi="Times New Roman"/>
+          <w:sz w:val="24"/>
+          <w:szCs w:val="24"/>
+        </w:rPr>
+      </w:pPr>
+      <w:r>
+        <w:rPr>
+          <w:rFonts w:ascii="Times New Roman" w:hAnsi="Times New Roman"/>
+          <w:b w:val="false"/>
+          <w:bCs w:val="false"/>
           <w:color w:val="231F20"/>
           <w:w w:val="115"/>
-          <w:sz w:val="17"/>
-        </w:rPr>
-        <w:t>{{ update_information_choice }}</w:t>
+          <w:sz w:val="24"/>
+          <w:szCs w:val="24"/>
+        </w:rPr>
+        <w:t>{{ update_information_mark }}</w:t>
+      </w:r>
+      <w:r>
+        <w:rPr>
+          <w:rFonts w:ascii="Times New Roman" w:hAnsi="Times New Roman"/>
+          <w:color w:val="231F20"/>
+          <w:w w:val="115"/>
+          <w:sz w:val="24"/>
+          <w:szCs w:val="24"/>
+        </w:rPr>
+        <w:t xml:space="preserve"> Cập nhật thông tin</w:t>
       </w:r>
     </w:p>
     <w:p>
       <w:pPr>
-        <w:pStyle w:val="BodyText"/>
-        <w:spacing w:lineRule="auto" w:line="206" w:before="0" w:after="0"/>
-        <w:ind w:start="522" w:end="9"/>
+        <w:pStyle w:val="ListParagraph"/>
+        <w:widowControl w:val="false"/>
+        <w:numPr>
+          <w:ilvl w:val="0"/>
+          <w:numId w:val="0"/>
+        </w:numPr>
+        <w:tabs>
+          <w:tab w:val="clear" w:pos="720"/>
+          <w:tab w:val="left" w:pos="179" w:leader="none"/>
+        </w:tabs>
+        <w:suppressAutoHyphens w:val="true"/>
+        <w:bidi w:val="0"/>
+        <w:spacing w:lineRule="auto" w:line="240" w:before="0" w:after="0"/>
+        <w:ind w:hanging="0" w:start="180"/>
         <w:jc w:val="both"/>
-        <w:rPr/>
-      </w:pPr>
-      <w:r>
-        <w:rPr>
+        <w:rPr>
+          <w:rFonts w:ascii="Times New Roman" w:hAnsi="Times New Roman"/>
+          <w:sz w:val="24"/>
+          <w:szCs w:val="24"/>
+        </w:rPr>
+      </w:pPr>
+      <w:r>
+        <w:rPr>
+          <w:rFonts w:eastAsia="Calibri" w:cs="Calibri" w:ascii="Times New Roman" w:hAnsi="Times New Roman"/>
           <w:color w:val="231F20"/>
-          <w:spacing w:val="-4"/>
-          <w:sz w:val="17"/>
-        </w:rPr>
-        <w:t>{{ update_information_commitment }}</w:t>
+          <w:kern w:val="0"/>
+          <w:sz w:val="24"/>
+          <w:szCs w:val="24"/>
+          <w:lang w:val="vi-VN" w:eastAsia="en-US" w:bidi="ar-SA"/>
+        </w:rPr>
+        <w:t>Tôi xin cam kết là chủ sở hữu của số điện thoại Vietnamobile: {{ update_subscriber_number }}. Tôi đã cung cấp cho cửa hàng SIM gốc và cam kết thuê bao không vướng bất kỳ tranh chấp nào.</w:t>
       </w:r>
     </w:p>
     <w:p>
@@ -2765,35 +2953,72 @@
           <w:tab w:val="clear" w:pos="720"/>
           <w:tab w:val="left" w:pos="724" w:leader="none"/>
         </w:tabs>
-        <w:spacing w:lineRule="auto" w:line="206" w:before="0" w:after="0"/>
+        <w:spacing w:lineRule="auto" w:line="240" w:before="0" w:after="0"/>
         <w:ind w:hanging="202" w:start="724"/>
-        <w:rPr/>
-      </w:pPr>
-      <w:r>
-        <w:rPr>
+        <w:rPr>
+          <w:rFonts w:ascii="Times New Roman" w:hAnsi="Times New Roman"/>
+          <w:sz w:val="24"/>
+          <w:szCs w:val="24"/>
+        </w:rPr>
+      </w:pPr>
+      <w:r>
+        <w:rPr>
+          <w:rFonts w:ascii="Times New Roman" w:hAnsi="Times New Roman"/>
+          <w:b w:val="false"/>
+          <w:bCs w:val="false"/>
           <w:color w:val="231F20"/>
           <w:spacing w:val="-6"/>
           <w:w w:val="115"/>
-          <w:sz w:val="17"/>
-        </w:rPr>
-        <w:t>{{ replace_sim_choice }}</w:t>
+          <w:sz w:val="24"/>
+          <w:szCs w:val="24"/>
+        </w:rPr>
+        <w:t>{{ replace_sim_mark }}</w:t>
+      </w:r>
+      <w:r>
+        <w:rPr>
+          <w:rFonts w:ascii="Times New Roman" w:hAnsi="Times New Roman"/>
+          <w:color w:val="231F20"/>
+          <w:spacing w:val="-6"/>
+          <w:w w:val="115"/>
+          <w:sz w:val="24"/>
+          <w:szCs w:val="24"/>
+        </w:rPr>
+        <w:t xml:space="preserve"> Thay SIM</w:t>
       </w:r>
     </w:p>
     <w:p>
       <w:pPr>
-        <w:pStyle w:val="BodyText"/>
-        <w:spacing w:lineRule="auto" w:line="206" w:before="0" w:after="0"/>
-        <w:ind w:start="522" w:end="52"/>
+        <w:pStyle w:val="ListParagraph"/>
+        <w:widowControl w:val="false"/>
+        <w:numPr>
+          <w:ilvl w:val="0"/>
+          <w:numId w:val="0"/>
+        </w:numPr>
+        <w:tabs>
+          <w:tab w:val="clear" w:pos="720"/>
+          <w:tab w:val="left" w:pos="179" w:leader="none"/>
+        </w:tabs>
+        <w:suppressAutoHyphens w:val="true"/>
+        <w:bidi w:val="0"/>
+        <w:spacing w:lineRule="auto" w:line="240" w:before="0" w:after="0"/>
+        <w:ind w:hanging="0" w:start="180"/>
         <w:jc w:val="both"/>
-        <w:rPr/>
-      </w:pPr>
-      <w:r>
-        <w:rPr>
+        <w:rPr>
+          <w:rFonts w:ascii="Times New Roman" w:hAnsi="Times New Roman"/>
+          <w:sz w:val="24"/>
+          <w:szCs w:val="24"/>
+        </w:rPr>
+      </w:pPr>
+      <w:r>
+        <w:rPr>
+          <w:rFonts w:eastAsia="Calibri" w:cs="Calibri" w:ascii="Times New Roman" w:hAnsi="Times New Roman"/>
           <w:color w:val="231F20"/>
-          <w:spacing w:val="-2"/>
-          <w:sz w:val="17"/>
-        </w:rPr>
-        <w:t>{{ replace_sim_commitment }}</w:t>
+          <w:kern w:val="0"/>
+          <w:sz w:val="24"/>
+          <w:szCs w:val="24"/>
+          <w:lang w:val="vi-VN" w:eastAsia="en-US" w:bidi="ar-SA"/>
+        </w:rPr>
+        <w:t>Tôi xin cam kết là chủ sở hữu của số điện thoại Vietnamobile: {{ replace_sim_subscriber_number }}. Trong trường hợp xảy ra bất kỳ tranh chấp về việc thay SIM cho số thuê bao này, tôi cam đoan sẽ phối hợp với Vietnamobile để giải quyết.</w:t>
       </w:r>
     </w:p>
     <w:p>
@@ -2803,41 +3028,72 @@
           <w:tab w:val="clear" w:pos="720"/>
           <w:tab w:val="left" w:pos="734" w:leader="none"/>
         </w:tabs>
-        <w:spacing w:lineRule="auto" w:line="206" w:before="0" w:after="0"/>
+        <w:spacing w:lineRule="auto" w:line="240" w:before="0" w:after="0"/>
         <w:ind w:hanging="212" w:start="734"/>
-        <w:rPr/>
-      </w:pPr>
-      <w:r>
-        <w:rPr>
+        <w:rPr>
+          <w:rFonts w:ascii="Times New Roman" w:hAnsi="Times New Roman"/>
+          <w:sz w:val="24"/>
+          <w:szCs w:val="24"/>
+        </w:rPr>
+      </w:pPr>
+      <w:r>
+        <w:rPr>
+          <w:rFonts w:ascii="Times New Roman" w:hAnsi="Times New Roman"/>
+          <w:b w:val="false"/>
+          <w:bCs w:val="false"/>
           <w:color w:val="231F20"/>
           <w:spacing w:val="-2"/>
           <w:w w:val="110"/>
-          <w:sz w:val="17"/>
-        </w:rPr>
-        <w:t>{{ transfer_choice }}</w:t>
+          <w:sz w:val="24"/>
+          <w:szCs w:val="24"/>
+        </w:rPr>
+        <w:t>{{ transfer_mark }}</w:t>
+      </w:r>
+      <w:r>
+        <w:rPr>
+          <w:rFonts w:ascii="Times New Roman" w:hAnsi="Times New Roman"/>
+          <w:color w:val="231F20"/>
+          <w:spacing w:val="-2"/>
+          <w:w w:val="110"/>
+          <w:sz w:val="24"/>
+          <w:szCs w:val="24"/>
+        </w:rPr>
+        <w:t xml:space="preserve"> Chuyển chủ quyền</w:t>
       </w:r>
     </w:p>
     <w:p>
       <w:pPr>
-        <w:pStyle w:val="BodyText"/>
+        <w:pStyle w:val="ListParagraph"/>
+        <w:widowControl w:val="false"/>
+        <w:numPr>
+          <w:ilvl w:val="0"/>
+          <w:numId w:val="0"/>
+        </w:numPr>
         <w:tabs>
           <w:tab w:val="clear" w:pos="720"/>
-          <w:tab w:val="left" w:pos="1361" w:leader="none"/>
-          <w:tab w:val="left" w:pos="2783" w:leader="none"/>
-          <w:tab w:val="left" w:pos="7259" w:leader="none"/>
-          <w:tab w:val="left" w:pos="10072" w:leader="dot"/>
+          <w:tab w:val="left" w:pos="179" w:leader="none"/>
         </w:tabs>
-        <w:spacing w:lineRule="auto" w:line="206" w:before="0" w:after="0"/>
-        <w:ind w:start="522" w:end="8"/>
-        <w:rPr/>
-      </w:pPr>
-      <w:r>
-        <w:rPr>
+        <w:suppressAutoHyphens w:val="true"/>
+        <w:bidi w:val="0"/>
+        <w:spacing w:lineRule="auto" w:line="240" w:before="0" w:after="0"/>
+        <w:ind w:hanging="0" w:start="180"/>
+        <w:jc w:val="both"/>
+        <w:rPr>
+          <w:rFonts w:ascii="Times New Roman" w:hAnsi="Times New Roman"/>
+          <w:sz w:val="24"/>
+          <w:szCs w:val="24"/>
+        </w:rPr>
+      </w:pPr>
+      <w:r>
+        <w:rPr>
+          <w:rFonts w:eastAsia="Calibri" w:cs="Calibri" w:ascii="Times New Roman" w:hAnsi="Times New Roman"/>
           <w:color w:val="231F20"/>
-          <w:w w:val="120"/>
-          <w:sz w:val="17"/>
-        </w:rPr>
-        <w:t>{{ aftersale_transfer_commitment }}</w:t>
+          <w:kern w:val="0"/>
+          <w:sz w:val="24"/>
+          <w:szCs w:val="24"/>
+          <w:lang w:val="vi-VN" w:eastAsia="en-US" w:bidi="ar-SA"/>
+        </w:rPr>
+        <w:t>Tôi đồng ý thanh lý Hợp đồng cung cấp và sử dụng dịch vụ thông tin di động mặt đất Vietnamobile của thuê bao {{ transfer_subscriber_number }} và chuyển quyền sử dụng số thuê bao này và dịch vụ điện thoại di động trả trước cho Ông/Bà {{ transfer_new_owner_name }}, số CMND/CCCD {{ transfer_new_owner_id_number }}, ngày cấp {{ transfer_new_owner_issue_date }}, nơi cấp {{ transfer_new_owner_issue_place }} (“Chủ thuê bao mới”).</w:t>
       </w:r>
     </w:p>
     <w:p>
@@ -2851,66 +3107,84 @@
           <w:tab w:val="clear" w:pos="720"/>
           <w:tab w:val="left" w:pos="294" w:leader="none"/>
         </w:tabs>
-        <w:spacing w:lineRule="exact" w:line="334" w:before="0" w:after="0"/>
+        <w:spacing w:lineRule="auto" w:line="240" w:before="0" w:after="0"/>
         <w:ind w:hanging="282" w:start="294"/>
-        <w:rPr/>
-      </w:pPr>
-      <w:r>
-        <w:rPr>
+        <w:rPr>
+          <w:rFonts w:ascii="Times New Roman" w:hAnsi="Times New Roman"/>
+          <w:sz w:val="24"/>
+          <w:szCs w:val="24"/>
+        </w:rPr>
+      </w:pPr>
+      <w:r>
+        <w:rPr>
+          <w:rFonts w:ascii="Times New Roman" w:hAnsi="Times New Roman"/>
           <w:color w:val="F36B21"/>
           <w:w w:val="110"/>
-          <w:sz w:val="18"/>
+          <w:sz w:val="24"/>
+          <w:szCs w:val="24"/>
         </w:rPr>
         <w:t>PHẦN</w:t>
       </w:r>
       <w:r>
         <w:rPr>
+          <w:rFonts w:ascii="Times New Roman" w:hAnsi="Times New Roman"/>
           <w:color w:val="F36B21"/>
           <w:spacing w:val="5"/>
           <w:w w:val="110"/>
-          <w:sz w:val="18"/>
-        </w:rPr>
-        <w:t xml:space="preserve"> </w:t>
-      </w:r>
-      <w:r>
-        <w:rPr>
+          <w:sz w:val="24"/>
+          <w:szCs w:val="24"/>
+        </w:rPr>
+        <w:t xml:space="preserve"> </w:t>
+      </w:r>
+      <w:r>
+        <w:rPr>
+          <w:rFonts w:ascii="Times New Roman" w:hAnsi="Times New Roman"/>
           <w:color w:val="F36B21"/>
           <w:w w:val="110"/>
-          <w:sz w:val="18"/>
+          <w:sz w:val="24"/>
+          <w:szCs w:val="24"/>
         </w:rPr>
         <w:t>NGƯỜI</w:t>
       </w:r>
       <w:r>
         <w:rPr>
+          <w:rFonts w:ascii="Times New Roman" w:hAnsi="Times New Roman"/>
           <w:color w:val="F36B21"/>
           <w:spacing w:val="5"/>
           <w:w w:val="110"/>
-          <w:sz w:val="18"/>
-        </w:rPr>
-        <w:t xml:space="preserve"> </w:t>
-      </w:r>
-      <w:r>
-        <w:rPr>
+          <w:sz w:val="24"/>
+          <w:szCs w:val="24"/>
+        </w:rPr>
+        <w:t xml:space="preserve"> </w:t>
+      </w:r>
+      <w:r>
+        <w:rPr>
+          <w:rFonts w:ascii="Times New Roman" w:hAnsi="Times New Roman"/>
           <w:color w:val="F36B21"/>
           <w:w w:val="110"/>
-          <w:sz w:val="18"/>
+          <w:sz w:val="24"/>
+          <w:szCs w:val="24"/>
         </w:rPr>
         <w:t>YÊU</w:t>
       </w:r>
       <w:r>
         <w:rPr>
+          <w:rFonts w:ascii="Times New Roman" w:hAnsi="Times New Roman"/>
           <w:color w:val="F36B21"/>
           <w:spacing w:val="4"/>
           <w:w w:val="110"/>
-          <w:sz w:val="18"/>
-        </w:rPr>
-        <w:t xml:space="preserve"> </w:t>
-      </w:r>
-      <w:r>
-        <w:rPr>
+          <w:sz w:val="24"/>
+          <w:szCs w:val="24"/>
+        </w:rPr>
+        <w:t xml:space="preserve"> </w:t>
+      </w:r>
+      <w:r>
+        <w:rPr>
+          <w:rFonts w:ascii="Times New Roman" w:hAnsi="Times New Roman"/>
           <w:color w:val="F36B21"/>
           <w:w w:val="110"/>
-          <w:sz w:val="18"/>
+          <w:sz w:val="24"/>
+          <w:szCs w:val="24"/>
         </w:rPr>
         <w:t>CẦ</w:t>
       </w:r>
@@ -2918,599 +3192,744 @@
       <w:bookmarkEnd w:id="0"/>
       <w:r>
         <w:rPr>
+          <w:rFonts w:ascii="Times New Roman" w:hAnsi="Times New Roman"/>
           <w:color w:val="F36B21"/>
           <w:w w:val="110"/>
-          <w:sz w:val="18"/>
+          <w:sz w:val="24"/>
+          <w:szCs w:val="24"/>
         </w:rPr>
         <w:t>U/</w:t>
       </w:r>
       <w:r>
         <w:rPr>
+          <w:rFonts w:ascii="Times New Roman" w:hAnsi="Times New Roman"/>
           <w:color w:val="F36B21"/>
           <w:spacing w:val="5"/>
           <w:w w:val="110"/>
-          <w:sz w:val="18"/>
-        </w:rPr>
-        <w:t xml:space="preserve"> </w:t>
-      </w:r>
-      <w:r>
-        <w:rPr>
+          <w:sz w:val="24"/>
+          <w:szCs w:val="24"/>
+        </w:rPr>
+        <w:t xml:space="preserve"> </w:t>
+      </w:r>
+      <w:r>
+        <w:rPr>
+          <w:rFonts w:ascii="Times New Roman" w:hAnsi="Times New Roman"/>
           <w:color w:val="F36B21"/>
           <w:w w:val="110"/>
-          <w:sz w:val="18"/>
+          <w:sz w:val="24"/>
+          <w:szCs w:val="24"/>
         </w:rPr>
         <w:t>CHỦ</w:t>
       </w:r>
       <w:r>
         <w:rPr>
+          <w:rFonts w:ascii="Times New Roman" w:hAnsi="Times New Roman"/>
           <w:color w:val="F36B21"/>
           <w:spacing w:val="5"/>
           <w:w w:val="110"/>
-          <w:sz w:val="18"/>
-        </w:rPr>
-        <w:t xml:space="preserve"> </w:t>
-      </w:r>
-      <w:r>
-        <w:rPr>
+          <w:sz w:val="24"/>
+          <w:szCs w:val="24"/>
+        </w:rPr>
+        <w:t xml:space="preserve"> </w:t>
+      </w:r>
+      <w:r>
+        <w:rPr>
+          <w:rFonts w:ascii="Times New Roman" w:hAnsi="Times New Roman"/>
           <w:color w:val="F36B21"/>
           <w:w w:val="110"/>
-          <w:sz w:val="18"/>
+          <w:sz w:val="24"/>
+          <w:szCs w:val="24"/>
         </w:rPr>
         <w:t>THUÊ</w:t>
       </w:r>
       <w:r>
         <w:rPr>
+          <w:rFonts w:ascii="Times New Roman" w:hAnsi="Times New Roman"/>
           <w:color w:val="F36B21"/>
           <w:spacing w:val="5"/>
           <w:w w:val="110"/>
-          <w:sz w:val="18"/>
-        </w:rPr>
-        <w:t xml:space="preserve"> </w:t>
-      </w:r>
-      <w:r>
-        <w:rPr>
+          <w:sz w:val="24"/>
+          <w:szCs w:val="24"/>
+        </w:rPr>
+        <w:t xml:space="preserve"> </w:t>
+      </w:r>
+      <w:r>
+        <w:rPr>
+          <w:rFonts w:ascii="Times New Roman" w:hAnsi="Times New Roman"/>
           <w:color w:val="F36B21"/>
           <w:w w:val="110"/>
-          <w:sz w:val="18"/>
+          <w:sz w:val="24"/>
+          <w:szCs w:val="24"/>
         </w:rPr>
         <w:t>BAO</w:t>
       </w:r>
       <w:r>
         <w:rPr>
+          <w:rFonts w:ascii="Times New Roman" w:hAnsi="Times New Roman"/>
           <w:color w:val="F36B21"/>
           <w:spacing w:val="5"/>
           <w:w w:val="110"/>
-          <w:sz w:val="18"/>
-        </w:rPr>
-        <w:t xml:space="preserve"> </w:t>
-      </w:r>
-      <w:r>
-        <w:rPr>
+          <w:sz w:val="24"/>
+          <w:szCs w:val="24"/>
+        </w:rPr>
+        <w:t xml:space="preserve"> </w:t>
+      </w:r>
+      <w:r>
+        <w:rPr>
+          <w:rFonts w:ascii="Times New Roman" w:hAnsi="Times New Roman"/>
           <w:color w:val="F36B21"/>
           <w:w w:val="110"/>
-          <w:sz w:val="18"/>
+          <w:sz w:val="24"/>
+          <w:szCs w:val="24"/>
         </w:rPr>
         <w:t>MỚI</w:t>
       </w:r>
       <w:r>
         <w:rPr>
+          <w:rFonts w:ascii="Times New Roman" w:hAnsi="Times New Roman"/>
           <w:color w:val="F36B21"/>
           <w:spacing w:val="5"/>
           <w:w w:val="110"/>
-          <w:sz w:val="18"/>
-        </w:rPr>
-        <w:t xml:space="preserve"> </w:t>
-      </w:r>
-      <w:r>
-        <w:rPr>
+          <w:sz w:val="24"/>
+          <w:szCs w:val="24"/>
+        </w:rPr>
+        <w:t xml:space="preserve"> </w:t>
+      </w:r>
+      <w:r>
+        <w:rPr>
+          <w:rFonts w:ascii="Times New Roman" w:hAnsi="Times New Roman"/>
           <w:color w:val="F36B21"/>
           <w:w w:val="110"/>
-          <w:sz w:val="18"/>
+          <w:sz w:val="24"/>
+          <w:szCs w:val="24"/>
         </w:rPr>
         <w:t>CAM</w:t>
       </w:r>
       <w:r>
         <w:rPr>
+          <w:rFonts w:ascii="Times New Roman" w:hAnsi="Times New Roman"/>
           <w:color w:val="F36B21"/>
           <w:spacing w:val="5"/>
           <w:w w:val="110"/>
-          <w:sz w:val="18"/>
-        </w:rPr>
-        <w:t xml:space="preserve"> </w:t>
-      </w:r>
-      <w:r>
-        <w:rPr>
+          <w:sz w:val="24"/>
+          <w:szCs w:val="24"/>
+        </w:rPr>
+        <w:t xml:space="preserve"> </w:t>
+      </w:r>
+      <w:r>
+        <w:rPr>
+          <w:rFonts w:ascii="Times New Roman" w:hAnsi="Times New Roman"/>
           <w:color w:val="F36B21"/>
           <w:w w:val="110"/>
-          <w:sz w:val="18"/>
+          <w:sz w:val="24"/>
+          <w:szCs w:val="24"/>
         </w:rPr>
         <w:t>KẾT</w:t>
       </w:r>
       <w:r>
         <w:rPr>
+          <w:rFonts w:ascii="Times New Roman" w:hAnsi="Times New Roman"/>
           <w:color w:val="F36B21"/>
           <w:spacing w:val="5"/>
           <w:w w:val="110"/>
-          <w:sz w:val="18"/>
-        </w:rPr>
-        <w:t xml:space="preserve"> </w:t>
-      </w:r>
-      <w:r>
-        <w:rPr>
+          <w:sz w:val="24"/>
+          <w:szCs w:val="24"/>
+        </w:rPr>
+        <w:t xml:space="preserve"> </w:t>
+      </w:r>
+      <w:r>
+        <w:rPr>
+          <w:rFonts w:ascii="Times New Roman" w:hAnsi="Times New Roman"/>
           <w:color w:val="F36B21"/>
           <w:spacing w:val="-2"/>
           <w:w w:val="110"/>
-          <w:sz w:val="18"/>
+          <w:sz w:val="24"/>
+          <w:szCs w:val="24"/>
         </w:rPr>
         <w:t>CHUNG:</w:t>
       </w:r>
     </w:p>
     <w:p>
       <w:pPr>
-        <w:pStyle w:val="BodyText"/>
-        <w:spacing w:lineRule="auto" w:line="206" w:before="0" w:after="0"/>
-        <w:ind w:start="12" w:end="9"/>
+        <w:pStyle w:val="ListParagraph"/>
+        <w:widowControl w:val="false"/>
+        <w:numPr>
+          <w:ilvl w:val="0"/>
+          <w:numId w:val="0"/>
+        </w:numPr>
+        <w:tabs>
+          <w:tab w:val="clear" w:pos="720"/>
+          <w:tab w:val="left" w:pos="179" w:leader="none"/>
+        </w:tabs>
+        <w:suppressAutoHyphens w:val="true"/>
+        <w:bidi w:val="0"/>
+        <w:spacing w:lineRule="auto" w:line="240" w:before="0" w:after="0"/>
+        <w:ind w:hanging="0" w:start="180"/>
         <w:jc w:val="both"/>
-        <w:rPr/>
-      </w:pPr>
-      <w:r>
-        <w:rPr>
+        <w:rPr>
+          <w:rFonts w:ascii="Times New Roman" w:hAnsi="Times New Roman"/>
+          <w:sz w:val="24"/>
+          <w:szCs w:val="24"/>
+        </w:rPr>
+      </w:pPr>
+      <w:r>
+        <w:rPr>
+          <w:rFonts w:eastAsia="Calibri" w:cs="Calibri" w:ascii="Times New Roman" w:hAnsi="Times New Roman"/>
           <w:color w:val="231F20"/>
-          <w:spacing w:val="-2"/>
-          <w:w w:val="110"/>
-          <w:sz w:val="17"/>
-        </w:rPr>
-        <w:t>{{ aftersale_common_commitment }}</w:t>
+          <w:kern w:val="0"/>
+          <w:sz w:val="24"/>
+          <w:szCs w:val="24"/>
+          <w:lang w:val="vi-VN" w:eastAsia="en-US" w:bidi="ar-SA"/>
+        </w:rPr>
+        <w:t>Tôi ({{ requester_role_mark }} Người yêu cầu hoặc {{ new_owner_role_mark }} Chủ thuê bao mới) là chủ sở hữu của số thuê bao {{ common_subscriber_number }}. Tôi đã được nhân viên tư vấn đầy đủ về các quyền và nghĩa vụ của gói cước đi kèm số thuê bao này và tôi đồng ý tiếp tục sử dụng và thực hiện các cam kết của gói cước theo quy định của Vietnamobile.</w:t>
       </w:r>
     </w:p>
     <w:p>
       <w:pPr>
         <w:pStyle w:val="BodyText"/>
-        <w:spacing w:lineRule="auto" w:line="206" w:before="0" w:after="0"/>
+        <w:spacing w:lineRule="auto" w:line="240" w:before="0" w:after="0"/>
         <w:ind w:start="12" w:end="12"/>
         <w:jc w:val="both"/>
-        <w:rPr/>
-      </w:pPr>
-      <w:r>
-        <w:rPr>
-          <w:color w:val="F36B21"/>
-          <w:w w:val="115"/>
-          <w:sz w:val="17"/>
+        <w:rPr>
+          <w:rFonts w:ascii="Times New Roman" w:hAnsi="Times New Roman"/>
+          <w:sz w:val="24"/>
+          <w:szCs w:val="24"/>
+        </w:rPr>
+      </w:pPr>
+      <w:r>
+        <w:rPr>
+          <w:rFonts w:ascii="Times New Roman" w:hAnsi="Times New Roman"/>
+          <w:color w:val="F36B21"/>
+          <w:w w:val="115"/>
+          <w:sz w:val="24"/>
+          <w:szCs w:val="24"/>
           <w:u w:val="single" w:color="F36B21"/>
         </w:rPr>
         <w:t>Tôi</w:t>
       </w:r>
       <w:r>
         <w:rPr>
+          <w:rFonts w:ascii="Times New Roman" w:hAnsi="Times New Roman"/>
           <w:color w:val="F36B21"/>
           <w:spacing w:val="-3"/>
           <w:w w:val="115"/>
-          <w:sz w:val="17"/>
+          <w:sz w:val="24"/>
+          <w:szCs w:val="24"/>
           <w:u w:val="single" w:color="F36B21"/>
         </w:rPr>
         <w:t xml:space="preserve"> </w:t>
       </w:r>
       <w:r>
         <w:rPr>
-          <w:color w:val="F36B21"/>
-          <w:w w:val="115"/>
-          <w:sz w:val="17"/>
+          <w:rFonts w:ascii="Times New Roman" w:hAnsi="Times New Roman"/>
+          <w:color w:val="F36B21"/>
+          <w:w w:val="115"/>
+          <w:sz w:val="24"/>
+          <w:szCs w:val="24"/>
           <w:u w:val="single" w:color="F36B21"/>
         </w:rPr>
         <w:t>xin</w:t>
       </w:r>
       <w:r>
         <w:rPr>
+          <w:rFonts w:ascii="Times New Roman" w:hAnsi="Times New Roman"/>
           <w:color w:val="F36B21"/>
           <w:spacing w:val="-3"/>
           <w:w w:val="115"/>
-          <w:sz w:val="17"/>
+          <w:sz w:val="24"/>
+          <w:szCs w:val="24"/>
           <w:u w:val="single" w:color="F36B21"/>
         </w:rPr>
         <w:t xml:space="preserve"> </w:t>
       </w:r>
       <w:r>
         <w:rPr>
-          <w:color w:val="F36B21"/>
-          <w:w w:val="115"/>
-          <w:sz w:val="17"/>
+          <w:rFonts w:ascii="Times New Roman" w:hAnsi="Times New Roman"/>
+          <w:color w:val="F36B21"/>
+          <w:w w:val="115"/>
+          <w:sz w:val="24"/>
+          <w:szCs w:val="24"/>
           <w:u w:val="single" w:color="F36B21"/>
         </w:rPr>
         <w:t>cam</w:t>
       </w:r>
       <w:r>
         <w:rPr>
+          <w:rFonts w:ascii="Times New Roman" w:hAnsi="Times New Roman"/>
           <w:color w:val="F36B21"/>
           <w:spacing w:val="-2"/>
           <w:w w:val="115"/>
-          <w:sz w:val="17"/>
+          <w:sz w:val="24"/>
+          <w:szCs w:val="24"/>
           <w:u w:val="single" w:color="F36B21"/>
         </w:rPr>
         <w:t xml:space="preserve"> </w:t>
       </w:r>
       <w:r>
         <w:rPr>
-          <w:color w:val="F36B21"/>
-          <w:w w:val="115"/>
-          <w:sz w:val="17"/>
+          <w:rFonts w:ascii="Times New Roman" w:hAnsi="Times New Roman"/>
+          <w:color w:val="F36B21"/>
+          <w:w w:val="115"/>
+          <w:sz w:val="24"/>
+          <w:szCs w:val="24"/>
           <w:u w:val="single" w:color="F36B21"/>
         </w:rPr>
         <w:t>đoan</w:t>
       </w:r>
       <w:r>
         <w:rPr>
+          <w:rFonts w:ascii="Times New Roman" w:hAnsi="Times New Roman"/>
           <w:color w:val="F36B21"/>
           <w:spacing w:val="-3"/>
           <w:w w:val="115"/>
-          <w:sz w:val="17"/>
+          <w:sz w:val="24"/>
+          <w:szCs w:val="24"/>
           <w:u w:val="single" w:color="F36B21"/>
         </w:rPr>
         <w:t xml:space="preserve"> </w:t>
       </w:r>
       <w:r>
         <w:rPr>
-          <w:color w:val="F36B21"/>
-          <w:w w:val="115"/>
-          <w:sz w:val="17"/>
+          <w:rFonts w:ascii="Times New Roman" w:hAnsi="Times New Roman"/>
+          <w:color w:val="F36B21"/>
+          <w:w w:val="115"/>
+          <w:sz w:val="24"/>
+          <w:szCs w:val="24"/>
           <w:u w:val="single" w:color="F36B21"/>
         </w:rPr>
         <w:t>số</w:t>
       </w:r>
       <w:r>
         <w:rPr>
+          <w:rFonts w:ascii="Times New Roman" w:hAnsi="Times New Roman"/>
           <w:color w:val="F36B21"/>
           <w:spacing w:val="-3"/>
           <w:w w:val="115"/>
-          <w:sz w:val="17"/>
+          <w:sz w:val="24"/>
+          <w:szCs w:val="24"/>
           <w:u w:val="single" w:color="F36B21"/>
         </w:rPr>
         <w:t xml:space="preserve"> </w:t>
       </w:r>
       <w:r>
         <w:rPr>
-          <w:color w:val="F36B21"/>
-          <w:w w:val="115"/>
-          <w:sz w:val="17"/>
+          <w:rFonts w:ascii="Times New Roman" w:hAnsi="Times New Roman"/>
+          <w:color w:val="F36B21"/>
+          <w:w w:val="115"/>
+          <w:sz w:val="24"/>
+          <w:szCs w:val="24"/>
           <w:u w:val="single" w:color="F36B21"/>
         </w:rPr>
         <w:t>thuê</w:t>
       </w:r>
       <w:r>
         <w:rPr>
+          <w:rFonts w:ascii="Times New Roman" w:hAnsi="Times New Roman"/>
           <w:color w:val="F36B21"/>
           <w:spacing w:val="-3"/>
           <w:w w:val="115"/>
-          <w:sz w:val="17"/>
+          <w:sz w:val="24"/>
+          <w:szCs w:val="24"/>
           <w:u w:val="single" w:color="F36B21"/>
         </w:rPr>
         <w:t xml:space="preserve"> </w:t>
       </w:r>
       <w:r>
         <w:rPr>
-          <w:color w:val="F36B21"/>
-          <w:w w:val="115"/>
-          <w:sz w:val="17"/>
+          <w:rFonts w:ascii="Times New Roman" w:hAnsi="Times New Roman"/>
+          <w:color w:val="F36B21"/>
+          <w:w w:val="115"/>
+          <w:sz w:val="24"/>
+          <w:szCs w:val="24"/>
           <w:u w:val="single" w:color="F36B21"/>
         </w:rPr>
         <w:t>bao</w:t>
       </w:r>
       <w:r>
         <w:rPr>
+          <w:rFonts w:ascii="Times New Roman" w:hAnsi="Times New Roman"/>
           <w:color w:val="F36B21"/>
           <w:spacing w:val="-2"/>
           <w:w w:val="115"/>
-          <w:sz w:val="17"/>
+          <w:sz w:val="24"/>
+          <w:szCs w:val="24"/>
           <w:u w:val="single" w:color="F36B21"/>
         </w:rPr>
         <w:t xml:space="preserve"> </w:t>
       </w:r>
       <w:r>
         <w:rPr>
-          <w:color w:val="F36B21"/>
-          <w:w w:val="115"/>
-          <w:sz w:val="17"/>
+          <w:rFonts w:ascii="Times New Roman" w:hAnsi="Times New Roman"/>
+          <w:color w:val="F36B21"/>
+          <w:w w:val="115"/>
+          <w:sz w:val="24"/>
+          <w:szCs w:val="24"/>
           <w:u w:val="single" w:color="F36B21"/>
         </w:rPr>
         <w:t>trên</w:t>
       </w:r>
       <w:r>
         <w:rPr>
+          <w:rFonts w:ascii="Times New Roman" w:hAnsi="Times New Roman"/>
           <w:color w:val="F36B21"/>
           <w:spacing w:val="-3"/>
           <w:w w:val="115"/>
-          <w:sz w:val="17"/>
+          <w:sz w:val="24"/>
+          <w:szCs w:val="24"/>
           <w:u w:val="single" w:color="F36B21"/>
         </w:rPr>
         <w:t xml:space="preserve"> </w:t>
       </w:r>
       <w:r>
         <w:rPr>
-          <w:color w:val="F36B21"/>
-          <w:w w:val="115"/>
-          <w:sz w:val="17"/>
+          <w:rFonts w:ascii="Times New Roman" w:hAnsi="Times New Roman"/>
+          <w:color w:val="F36B21"/>
+          <w:w w:val="115"/>
+          <w:sz w:val="24"/>
+          <w:szCs w:val="24"/>
           <w:u w:val="single" w:color="F36B21"/>
         </w:rPr>
         <w:t>là</w:t>
       </w:r>
       <w:r>
         <w:rPr>
+          <w:rFonts w:ascii="Times New Roman" w:hAnsi="Times New Roman"/>
           <w:color w:val="F36B21"/>
           <w:spacing w:val="-3"/>
           <w:w w:val="115"/>
-          <w:sz w:val="17"/>
+          <w:sz w:val="24"/>
+          <w:szCs w:val="24"/>
           <w:u w:val="single" w:color="F36B21"/>
         </w:rPr>
         <w:t xml:space="preserve"> </w:t>
       </w:r>
       <w:r>
         <w:rPr>
-          <w:color w:val="F36B21"/>
-          <w:w w:val="115"/>
-          <w:sz w:val="17"/>
+          <w:rFonts w:ascii="Times New Roman" w:hAnsi="Times New Roman"/>
+          <w:color w:val="F36B21"/>
+          <w:w w:val="115"/>
+          <w:sz w:val="24"/>
+          <w:szCs w:val="24"/>
           <w:u w:val="single" w:color="F36B21"/>
         </w:rPr>
         <w:t>của</w:t>
       </w:r>
       <w:r>
         <w:rPr>
+          <w:rFonts w:ascii="Times New Roman" w:hAnsi="Times New Roman"/>
           <w:color w:val="F36B21"/>
           <w:spacing w:val="-2"/>
           <w:w w:val="115"/>
-          <w:sz w:val="17"/>
+          <w:sz w:val="24"/>
+          <w:szCs w:val="24"/>
           <w:u w:val="single" w:color="F36B21"/>
         </w:rPr>
         <w:t xml:space="preserve"> </w:t>
       </w:r>
       <w:r>
         <w:rPr>
-          <w:color w:val="F36B21"/>
-          <w:w w:val="115"/>
-          <w:sz w:val="17"/>
+          <w:rFonts w:ascii="Times New Roman" w:hAnsi="Times New Roman"/>
+          <w:color w:val="F36B21"/>
+          <w:w w:val="115"/>
+          <w:sz w:val="24"/>
+          <w:szCs w:val="24"/>
           <w:u w:val="single" w:color="F36B21"/>
         </w:rPr>
         <w:t>tôi</w:t>
       </w:r>
       <w:r>
         <w:rPr>
+          <w:rFonts w:ascii="Times New Roman" w:hAnsi="Times New Roman"/>
           <w:color w:val="F36B21"/>
           <w:spacing w:val="-3"/>
           <w:w w:val="115"/>
-          <w:sz w:val="17"/>
+          <w:sz w:val="24"/>
+          <w:szCs w:val="24"/>
           <w:u w:val="single" w:color="F36B21"/>
         </w:rPr>
         <w:t xml:space="preserve"> </w:t>
       </w:r>
       <w:r>
         <w:rPr>
-          <w:color w:val="F36B21"/>
-          <w:w w:val="115"/>
-          <w:sz w:val="17"/>
+          <w:rFonts w:ascii="Times New Roman" w:hAnsi="Times New Roman"/>
+          <w:color w:val="F36B21"/>
+          <w:w w:val="115"/>
+          <w:sz w:val="24"/>
+          <w:szCs w:val="24"/>
           <w:u w:val="single" w:color="F36B21"/>
         </w:rPr>
         <w:t>sở</w:t>
       </w:r>
       <w:r>
         <w:rPr>
+          <w:rFonts w:ascii="Times New Roman" w:hAnsi="Times New Roman"/>
           <w:color w:val="F36B21"/>
           <w:spacing w:val="-3"/>
           <w:w w:val="115"/>
-          <w:sz w:val="17"/>
+          <w:sz w:val="24"/>
+          <w:szCs w:val="24"/>
           <w:u w:val="single" w:color="F36B21"/>
         </w:rPr>
         <w:t xml:space="preserve"> </w:t>
       </w:r>
       <w:r>
         <w:rPr>
-          <w:color w:val="F36B21"/>
-          <w:w w:val="115"/>
-          <w:sz w:val="17"/>
+          <w:rFonts w:ascii="Times New Roman" w:hAnsi="Times New Roman"/>
+          <w:color w:val="F36B21"/>
+          <w:w w:val="115"/>
+          <w:sz w:val="24"/>
+          <w:szCs w:val="24"/>
           <w:u w:val="single" w:color="F36B21"/>
         </w:rPr>
         <w:t>hữu</w:t>
       </w:r>
       <w:r>
         <w:rPr>
+          <w:rFonts w:ascii="Times New Roman" w:hAnsi="Times New Roman"/>
           <w:color w:val="F36B21"/>
           <w:spacing w:val="-2"/>
           <w:w w:val="115"/>
-          <w:sz w:val="17"/>
+          <w:sz w:val="24"/>
+          <w:szCs w:val="24"/>
           <w:u w:val="single" w:color="F36B21"/>
         </w:rPr>
         <w:t xml:space="preserve"> </w:t>
       </w:r>
       <w:r>
         <w:rPr>
-          <w:color w:val="F36B21"/>
-          <w:w w:val="115"/>
-          <w:sz w:val="17"/>
+          <w:rFonts w:ascii="Times New Roman" w:hAnsi="Times New Roman"/>
+          <w:color w:val="F36B21"/>
+          <w:w w:val="115"/>
+          <w:sz w:val="24"/>
+          <w:szCs w:val="24"/>
           <w:u w:val="single" w:color="F36B21"/>
         </w:rPr>
         <w:t>và</w:t>
       </w:r>
       <w:r>
         <w:rPr>
+          <w:rFonts w:ascii="Times New Roman" w:hAnsi="Times New Roman"/>
           <w:color w:val="F36B21"/>
           <w:spacing w:val="-3"/>
           <w:w w:val="115"/>
-          <w:sz w:val="17"/>
+          <w:sz w:val="24"/>
+          <w:szCs w:val="24"/>
           <w:u w:val="single" w:color="F36B21"/>
         </w:rPr>
         <w:t xml:space="preserve"> </w:t>
       </w:r>
       <w:r>
         <w:rPr>
-          <w:color w:val="F36B21"/>
-          <w:w w:val="115"/>
-          <w:sz w:val="17"/>
+          <w:rFonts w:ascii="Times New Roman" w:hAnsi="Times New Roman"/>
+          <w:color w:val="F36B21"/>
+          <w:w w:val="115"/>
+          <w:sz w:val="24"/>
+          <w:szCs w:val="24"/>
           <w:u w:val="single" w:color="F36B21"/>
         </w:rPr>
         <w:t>đảm</w:t>
       </w:r>
       <w:r>
         <w:rPr>
+          <w:rFonts w:ascii="Times New Roman" w:hAnsi="Times New Roman"/>
           <w:color w:val="F36B21"/>
           <w:spacing w:val="-3"/>
           <w:w w:val="115"/>
-          <w:sz w:val="17"/>
+          <w:sz w:val="24"/>
+          <w:szCs w:val="24"/>
           <w:u w:val="single" w:color="F36B21"/>
         </w:rPr>
         <w:t xml:space="preserve"> </w:t>
       </w:r>
       <w:r>
         <w:rPr>
-          <w:color w:val="F36B21"/>
-          <w:w w:val="115"/>
-          <w:sz w:val="17"/>
+          <w:rFonts w:ascii="Times New Roman" w:hAnsi="Times New Roman"/>
+          <w:color w:val="F36B21"/>
+          <w:w w:val="115"/>
+          <w:sz w:val="24"/>
+          <w:szCs w:val="24"/>
           <w:u w:val="single" w:color="F36B21"/>
         </w:rPr>
         <w:t>bảo</w:t>
       </w:r>
       <w:r>
         <w:rPr>
+          <w:rFonts w:ascii="Times New Roman" w:hAnsi="Times New Roman"/>
           <w:color w:val="F36B21"/>
           <w:spacing w:val="-2"/>
           <w:w w:val="115"/>
-          <w:sz w:val="17"/>
+          <w:sz w:val="24"/>
+          <w:szCs w:val="24"/>
           <w:u w:val="single" w:color="F36B21"/>
         </w:rPr>
         <w:t xml:space="preserve"> </w:t>
       </w:r>
       <w:r>
         <w:rPr>
-          <w:color w:val="F36B21"/>
-          <w:w w:val="115"/>
-          <w:sz w:val="17"/>
+          <w:rFonts w:ascii="Times New Roman" w:hAnsi="Times New Roman"/>
+          <w:color w:val="F36B21"/>
+          <w:w w:val="115"/>
+          <w:sz w:val="24"/>
+          <w:szCs w:val="24"/>
           <w:u w:val="single" w:color="F36B21"/>
         </w:rPr>
         <w:t>không</w:t>
       </w:r>
       <w:r>
         <w:rPr>
+          <w:rFonts w:ascii="Times New Roman" w:hAnsi="Times New Roman"/>
           <w:color w:val="F36B21"/>
           <w:spacing w:val="-3"/>
           <w:w w:val="115"/>
-          <w:sz w:val="17"/>
+          <w:sz w:val="24"/>
+          <w:szCs w:val="24"/>
           <w:u w:val="single" w:color="F36B21"/>
         </w:rPr>
         <w:t xml:space="preserve"> </w:t>
       </w:r>
       <w:r>
         <w:rPr>
-          <w:color w:val="F36B21"/>
-          <w:w w:val="115"/>
-          <w:sz w:val="17"/>
+          <w:rFonts w:ascii="Times New Roman" w:hAnsi="Times New Roman"/>
+          <w:color w:val="F36B21"/>
+          <w:w w:val="115"/>
+          <w:sz w:val="24"/>
+          <w:szCs w:val="24"/>
           <w:u w:val="single" w:color="F36B21"/>
         </w:rPr>
         <w:t>để</w:t>
       </w:r>
       <w:r>
         <w:rPr>
+          <w:rFonts w:ascii="Times New Roman" w:hAnsi="Times New Roman"/>
           <w:color w:val="F36B21"/>
           <w:spacing w:val="-3"/>
           <w:w w:val="115"/>
-          <w:sz w:val="17"/>
+          <w:sz w:val="24"/>
+          <w:szCs w:val="24"/>
           <w:u w:val="single" w:color="F36B21"/>
         </w:rPr>
         <w:t xml:space="preserve"> </w:t>
       </w:r>
       <w:r>
         <w:rPr>
-          <w:color w:val="F36B21"/>
-          <w:w w:val="115"/>
-          <w:sz w:val="17"/>
+          <w:rFonts w:ascii="Times New Roman" w:hAnsi="Times New Roman"/>
+          <w:color w:val="F36B21"/>
+          <w:w w:val="115"/>
+          <w:sz w:val="24"/>
+          <w:szCs w:val="24"/>
           <w:u w:val="single" w:color="F36B21"/>
         </w:rPr>
         <w:t>xảy</w:t>
       </w:r>
       <w:r>
         <w:rPr>
+          <w:rFonts w:ascii="Times New Roman" w:hAnsi="Times New Roman"/>
           <w:color w:val="F36B21"/>
           <w:spacing w:val="-3"/>
           <w:w w:val="115"/>
-          <w:sz w:val="17"/>
+          <w:sz w:val="24"/>
+          <w:szCs w:val="24"/>
           <w:u w:val="single" w:color="F36B21"/>
         </w:rPr>
         <w:t xml:space="preserve"> </w:t>
       </w:r>
       <w:r>
         <w:rPr>
-          <w:color w:val="F36B21"/>
-          <w:w w:val="115"/>
-          <w:sz w:val="17"/>
+          <w:rFonts w:ascii="Times New Roman" w:hAnsi="Times New Roman"/>
+          <w:color w:val="F36B21"/>
+          <w:w w:val="115"/>
+          <w:sz w:val="24"/>
+          <w:szCs w:val="24"/>
           <w:u w:val="single" w:color="F36B21"/>
         </w:rPr>
         <w:t>ra</w:t>
       </w:r>
       <w:r>
         <w:rPr>
+          <w:rFonts w:ascii="Times New Roman" w:hAnsi="Times New Roman"/>
           <w:color w:val="F36B21"/>
           <w:spacing w:val="-3"/>
           <w:w w:val="115"/>
-          <w:sz w:val="17"/>
+          <w:sz w:val="24"/>
+          <w:szCs w:val="24"/>
           <w:u w:val="single" w:color="F36B21"/>
         </w:rPr>
         <w:t xml:space="preserve"> </w:t>
       </w:r>
       <w:r>
         <w:rPr>
-          <w:color w:val="F36B21"/>
-          <w:w w:val="115"/>
-          <w:sz w:val="17"/>
+          <w:rFonts w:ascii="Times New Roman" w:hAnsi="Times New Roman"/>
+          <w:color w:val="F36B21"/>
+          <w:w w:val="115"/>
+          <w:sz w:val="24"/>
+          <w:szCs w:val="24"/>
           <w:u w:val="single" w:color="F36B21"/>
         </w:rPr>
         <w:t>khiếu</w:t>
       </w:r>
       <w:r>
         <w:rPr>
+          <w:rFonts w:ascii="Times New Roman" w:hAnsi="Times New Roman"/>
           <w:color w:val="F36B21"/>
           <w:spacing w:val="-3"/>
           <w:w w:val="115"/>
-          <w:sz w:val="17"/>
+          <w:sz w:val="24"/>
+          <w:szCs w:val="24"/>
           <w:u w:val="single" w:color="F36B21"/>
         </w:rPr>
         <w:t xml:space="preserve"> </w:t>
       </w:r>
       <w:r>
         <w:rPr>
-          <w:color w:val="F36B21"/>
-          <w:w w:val="115"/>
-          <w:sz w:val="17"/>
+          <w:rFonts w:ascii="Times New Roman" w:hAnsi="Times New Roman"/>
+          <w:color w:val="F36B21"/>
+          <w:w w:val="115"/>
+          <w:sz w:val="24"/>
+          <w:szCs w:val="24"/>
           <w:u w:val="single" w:color="F36B21"/>
         </w:rPr>
         <w:t>kiện</w:t>
       </w:r>
       <w:r>
         <w:rPr>
+          <w:rFonts w:ascii="Times New Roman" w:hAnsi="Times New Roman"/>
           <w:color w:val="F36B21"/>
           <w:spacing w:val="-3"/>
           <w:w w:val="115"/>
-          <w:sz w:val="17"/>
+          <w:sz w:val="24"/>
+          <w:szCs w:val="24"/>
           <w:u w:val="single" w:color="F36B21"/>
         </w:rPr>
         <w:t xml:space="preserve"> </w:t>
       </w:r>
       <w:r>
         <w:rPr>
-          <w:color w:val="F36B21"/>
-          <w:w w:val="115"/>
-          <w:sz w:val="17"/>
+          <w:rFonts w:ascii="Times New Roman" w:hAnsi="Times New Roman"/>
+          <w:color w:val="F36B21"/>
+          <w:w w:val="115"/>
+          <w:sz w:val="24"/>
+          <w:szCs w:val="24"/>
           <w:u w:val="single" w:color="F36B21"/>
         </w:rPr>
         <w:t>và</w:t>
       </w:r>
       <w:r>
         <w:rPr>
-          <w:color w:val="F36B21"/>
-          <w:w w:val="115"/>
-          <w:sz w:val="17"/>
-        </w:rPr>
-        <w:t xml:space="preserve"> </w:t>
-      </w:r>
-      <w:r>
-        <w:rPr>
-          <w:color w:val="F36B21"/>
-          <w:w w:val="115"/>
-          <w:sz w:val="17"/>
+          <w:rFonts w:ascii="Times New Roman" w:hAnsi="Times New Roman"/>
+          <w:color w:val="F36B21"/>
+          <w:w w:val="115"/>
+          <w:sz w:val="24"/>
+          <w:szCs w:val="24"/>
+        </w:rPr>
+        <w:t xml:space="preserve"> </w:t>
+      </w:r>
+      <w:r>
+        <w:rPr>
+          <w:rFonts w:ascii="Times New Roman" w:hAnsi="Times New Roman"/>
+          <w:color w:val="F36B21"/>
+          <w:w w:val="115"/>
+          <w:sz w:val="24"/>
+          <w:szCs w:val="24"/>
           <w:u w:val="single" w:color="F36B21"/>
         </w:rPr>
         <w:t>được ghi nhận các dịch vụ, ưu đãi đăng ký ở trên.</w:t>
@@ -3518,35 +3937,37 @@
     </w:p>
     <w:p>
       <w:pPr>
-        <w:pStyle w:val="BodyText"/>
+        <w:pStyle w:val="ListParagraph"/>
+        <w:widowControl w:val="false"/>
+        <w:numPr>
+          <w:ilvl w:val="0"/>
+          <w:numId w:val="0"/>
+        </w:numPr>
         <w:tabs>
           <w:tab w:val="clear" w:pos="720"/>
-          <w:tab w:val="left" w:pos="9266" w:leader="dot"/>
+          <w:tab w:val="left" w:pos="179" w:leader="none"/>
         </w:tabs>
-        <w:spacing w:lineRule="auto" w:line="206" w:before="0" w:after="0"/>
-        <w:ind w:start="12" w:end="10"/>
+        <w:suppressAutoHyphens w:val="true"/>
+        <w:bidi w:val="0"/>
+        <w:spacing w:lineRule="auto" w:line="240" w:before="0" w:after="0"/>
+        <w:ind w:hanging="0" w:start="180"/>
         <w:jc w:val="both"/>
-        <w:rPr/>
-      </w:pPr>
-      <w:r>
-        <w:rPr>
+        <w:rPr>
+          <w:rFonts w:ascii="Times New Roman" w:hAnsi="Times New Roman"/>
+          <w:sz w:val="24"/>
+          <w:szCs w:val="24"/>
+        </w:rPr>
+      </w:pPr>
+      <w:r>
+        <w:rPr>
+          <w:rFonts w:eastAsia="Calibri" w:cs="Calibri" w:ascii="Times New Roman" w:hAnsi="Times New Roman"/>
           <w:color w:val="231F20"/>
-          <w:w w:val="120"/>
-          <w:sz w:val="17"/>
-        </w:rPr>
-        <w:t>{{ backup_phone_commitment }}</w:t>
-      </w:r>
-    </w:p>
-    <w:p>
-      <w:pPr>
-        <w:pStyle w:val="BodyText"/>
-        <w:spacing w:lineRule="auto" w:line="206" w:before="0" w:after="0"/>
-        <w:ind w:start="12" w:end="9"/>
-        <w:jc w:val="both"/>
-        <w:rPr/>
-      </w:pPr>
-      <w:r>
-        <w:rPr/>
+          <w:kern w:val="0"/>
+          <w:sz w:val="24"/>
+          <w:szCs w:val="24"/>
+          <w:lang w:val="vi-VN" w:eastAsia="en-US" w:bidi="ar-SA"/>
+        </w:rPr>
+        <w:t>Tôi đồng ý để Vietnamobile thu hồi lại số thuê bao vô điều kiện hoặc áp dụng các biện pháp khác trong trường hợp tôi vi phạm điều khoản đã cam kết hoặc có bất kỳ khiếu nại nào từ chủ thuê bao cũ và/hoặc bên thứ ba khác và Vietnamobile không liên hệ được với tôi qua số điện thoại 1: {{ backup_phone_1_line }} hoặc số điện thoại 2: {{ backup_phone_2_line }} trong vòng 24 giờ. Tôi cam đoan sẽ phối hợp với Vietnamobile để giải quyết và chấp nhận quyết định cuối cùng của Vietnamobile.</w:t>
       </w:r>
     </w:p>
     <w:p>
@@ -3564,1242 +3985,367 @@
     <w:p>
       <w:pPr>
         <w:pStyle w:val="Heading2"/>
-        <w:spacing w:before="0" w:after="0"/>
+        <w:spacing w:lineRule="auto" w:line="206" w:before="0" w:after="0"/>
         <w:ind w:start="617"/>
-        <w:rPr/>
-      </w:pPr>
-      <w:r>
-        <mc:AlternateContent>
-          <mc:Choice Requires="wpg">
-            <w:drawing>
-              <wp:anchor distT="0" distB="0" distL="0" distR="0" simplePos="0" relativeHeight="3" behindDoc="0" locked="0" layoutInCell="0" allowOverlap="1">
-                <wp:simplePos x="0" y="0"/>
-                <wp:positionH relativeFrom="page">
-                  <wp:posOffset>0</wp:posOffset>
-                </wp:positionH>
-                <wp:positionV relativeFrom="page">
-                  <wp:posOffset>10401300</wp:posOffset>
-                </wp:positionV>
-                <wp:extent cx="7556500" cy="290830"/>
-                <wp:effectExtent l="0" t="0" r="0" b="0"/>
-                <wp:wrapNone/>
-                <wp:docPr id="4" name="Group 4"/>
-                <a:graphic xmlns:a="http://schemas.openxmlformats.org/drawingml/2006/main">
-                  <a:graphicData uri="http://schemas.microsoft.com/office/word/2010/wordprocessingGroup">
-                    <wpg:wgp>
-                      <wpg:cNvGrpSpPr/>
-                      <wpg:grpSpPr>
-                        <a:xfrm>
-                          <a:off x="0" y="0"/>
-                          <a:ext cx="7556400" cy="290880"/>
-                          <a:chOff x="0" y="0"/>
-                          <a:chExt cx="7556400" cy="290880"/>
-                        </a:xfrm>
-                      </wpg:grpSpPr>
-                      <pic:pic xmlns:pic="http://schemas.openxmlformats.org/drawingml/2006/picture">
-                        <pic:nvPicPr>
-                          <pic:cNvPr id="5" name="Image 5"/>
-                          <pic:cNvPicPr/>
-                        </pic:nvPicPr>
-                        <pic:blipFill>
-                          <a:blip r:embed="rId2"/>
-                          <a:stretch/>
-                        </pic:blipFill>
-                        <pic:spPr>
-                          <a:xfrm>
-                            <a:off x="0" y="0"/>
-                            <a:ext cx="7556400" cy="290160"/>
-                          </a:xfrm>
-                          <a:prstGeom prst="rect">
-                            <a:avLst/>
-                          </a:prstGeom>
-                          <a:noFill/>
-                          <a:ln w="0">
-                            <a:noFill/>
-                          </a:ln>
-                        </pic:spPr>
-                      </pic:pic>
-                      <wps:wsp>
-                        <wps:cNvPr id="6" name="Textbox 6"/>
-                        <wps:cNvSpPr/>
-                        <wps:spPr>
-                          <a:xfrm>
-                            <a:off x="0" y="0"/>
-                            <a:ext cx="7556400" cy="290880"/>
-                          </a:xfrm>
-                          <a:prstGeom prst="rect">
-                            <a:avLst/>
-                          </a:prstGeom>
-                          <a:noFill/>
-                          <a:ln w="0">
-                            <a:noFill/>
-                          </a:ln>
-                        </wps:spPr>
-                        <wps:style>
-                          <a:lnRef idx="0"/>
-                          <a:fillRef idx="0"/>
-                          <a:effectRef idx="0"/>
-                          <a:fontRef idx="minor"/>
-                        </wps:style>
-                        <wps:txbx>
-                          <w:txbxContent>
-                            <w:p>
-                              <w:pPr>
-                                <w:pStyle w:val="Normal"/>
-                                <w:spacing w:before="72" w:after="0"/>
-                                <w:ind w:start="1198"/>
-                                <w:rPr>
-                                  <w:b/>
-                                  <w:sz w:val="20"/>
-                                </w:rPr>
-                              </w:pPr>
-                              <w:r>
-                                <w:rPr>
-                                  <w:b/>
-                                  <w:color w:val="FFFFFF"/>
-                                  <w:w w:val="115"/>
-                                  <w:sz w:val="20"/>
-                                </w:rPr>
-                                <w:t>Cảm</w:t>
-                              </w:r>
-                              <w:r>
-                                <w:rPr>
-                                  <w:b/>
-                                  <w:color w:val="FFFFFF"/>
-                                  <w:spacing w:val="-9"/>
-                                  <w:w w:val="115"/>
-                                  <w:sz w:val="20"/>
-                                </w:rPr>
-                                <w:t xml:space="preserve"> </w:t>
-                              </w:r>
-                              <w:r>
-                                <w:rPr>
-                                  <w:b/>
-                                  <w:color w:val="FFFFFF"/>
-                                  <w:w w:val="115"/>
-                                  <w:sz w:val="20"/>
-                                </w:rPr>
-                                <w:t>ơn</w:t>
-                              </w:r>
-                              <w:r>
-                                <w:rPr>
-                                  <w:b/>
-                                  <w:color w:val="FFFFFF"/>
-                                  <w:spacing w:val="-8"/>
-                                  <w:w w:val="115"/>
-                                  <w:sz w:val="20"/>
-                                </w:rPr>
-                                <w:t xml:space="preserve"> </w:t>
-                              </w:r>
-                              <w:r>
-                                <w:rPr>
-                                  <w:b/>
-                                  <w:color w:val="FFFFFF"/>
-                                  <w:w w:val="115"/>
-                                  <w:sz w:val="20"/>
-                                </w:rPr>
-                                <w:t>Quý</w:t>
-                              </w:r>
-                              <w:r>
-                                <w:rPr>
-                                  <w:b/>
-                                  <w:color w:val="FFFFFF"/>
-                                  <w:spacing w:val="-8"/>
-                                  <w:w w:val="115"/>
-                                  <w:sz w:val="20"/>
-                                </w:rPr>
-                                <w:t xml:space="preserve"> </w:t>
-                              </w:r>
-                              <w:r>
-                                <w:rPr>
-                                  <w:b/>
-                                  <w:color w:val="FFFFFF"/>
-                                  <w:w w:val="115"/>
-                                  <w:sz w:val="20"/>
-                                </w:rPr>
-                                <w:t>khách</w:t>
-                              </w:r>
-                              <w:r>
-                                <w:rPr>
-                                  <w:b/>
-                                  <w:color w:val="FFFFFF"/>
-                                  <w:spacing w:val="-8"/>
-                                  <w:w w:val="115"/>
-                                  <w:sz w:val="20"/>
-                                </w:rPr>
-                                <w:t xml:space="preserve"> </w:t>
-                              </w:r>
-                              <w:r>
-                                <w:rPr>
-                                  <w:b/>
-                                  <w:color w:val="FFFFFF"/>
-                                  <w:w w:val="115"/>
-                                  <w:sz w:val="20"/>
-                                </w:rPr>
-                                <w:t>đã</w:t>
-                              </w:r>
-                              <w:r>
-                                <w:rPr>
-                                  <w:b/>
-                                  <w:color w:val="FFFFFF"/>
-                                  <w:spacing w:val="-9"/>
-                                  <w:w w:val="115"/>
-                                  <w:sz w:val="20"/>
-                                </w:rPr>
-                                <w:t xml:space="preserve"> </w:t>
-                              </w:r>
-                              <w:r>
-                                <w:rPr>
-                                  <w:b/>
-                                  <w:color w:val="FFFFFF"/>
-                                  <w:w w:val="115"/>
-                                  <w:sz w:val="20"/>
-                                </w:rPr>
-                                <w:t>sử</w:t>
-                              </w:r>
-                              <w:r>
-                                <w:rPr>
-                                  <w:b/>
-                                  <w:color w:val="FFFFFF"/>
-                                  <w:spacing w:val="-8"/>
-                                  <w:w w:val="115"/>
-                                  <w:sz w:val="20"/>
-                                </w:rPr>
-                                <w:t xml:space="preserve"> </w:t>
-                              </w:r>
-                              <w:r>
-                                <w:rPr>
-                                  <w:b/>
-                                  <w:color w:val="FFFFFF"/>
-                                  <w:w w:val="115"/>
-                                  <w:sz w:val="20"/>
-                                </w:rPr>
-                                <w:t>dụng</w:t>
-                              </w:r>
-                              <w:r>
-                                <w:rPr>
-                                  <w:b/>
-                                  <w:color w:val="FFFFFF"/>
-                                  <w:spacing w:val="-8"/>
-                                  <w:w w:val="115"/>
-                                  <w:sz w:val="20"/>
-                                </w:rPr>
-                                <w:t xml:space="preserve"> </w:t>
-                              </w:r>
-                              <w:r>
-                                <w:rPr>
-                                  <w:b/>
-                                  <w:color w:val="FFFFFF"/>
-                                  <w:w w:val="115"/>
-                                  <w:sz w:val="20"/>
-                                </w:rPr>
-                                <w:t>dịch</w:t>
-                              </w:r>
-                              <w:r>
-                                <w:rPr>
-                                  <w:b/>
-                                  <w:color w:val="FFFFFF"/>
-                                  <w:spacing w:val="-8"/>
-                                  <w:w w:val="115"/>
-                                  <w:sz w:val="20"/>
-                                </w:rPr>
-                                <w:t xml:space="preserve"> </w:t>
-                              </w:r>
-                              <w:r>
-                                <w:rPr>
-                                  <w:b/>
-                                  <w:color w:val="FFFFFF"/>
-                                  <w:w w:val="115"/>
-                                  <w:sz w:val="20"/>
-                                </w:rPr>
-                                <w:t>vụ</w:t>
-                              </w:r>
-                              <w:r>
-                                <w:rPr>
-                                  <w:b/>
-                                  <w:color w:val="FFFFFF"/>
-                                  <w:spacing w:val="-8"/>
-                                  <w:w w:val="115"/>
-                                  <w:sz w:val="20"/>
-                                </w:rPr>
-                                <w:t xml:space="preserve"> </w:t>
-                              </w:r>
-                              <w:r>
-                                <w:rPr>
-                                  <w:b/>
-                                  <w:color w:val="FFFFFF"/>
-                                  <w:w w:val="115"/>
-                                  <w:sz w:val="20"/>
-                                </w:rPr>
-                                <w:t>của</w:t>
-                              </w:r>
-                              <w:r>
-                                <w:rPr>
-                                  <w:b/>
-                                  <w:color w:val="FFFFFF"/>
-                                  <w:spacing w:val="-9"/>
-                                  <w:w w:val="115"/>
-                                  <w:sz w:val="20"/>
-                                </w:rPr>
-                                <w:t xml:space="preserve"> </w:t>
-                              </w:r>
-                              <w:r>
-                                <w:rPr>
-                                  <w:b/>
-                                  <w:color w:val="FFFFFF"/>
-                                  <w:w w:val="115"/>
-                                  <w:sz w:val="20"/>
-                                </w:rPr>
-                                <w:t>Vietnamobile</w:t>
-                              </w:r>
-                              <w:r>
-                                <w:rPr>
-                                  <w:b/>
-                                  <w:color w:val="FFFFFF"/>
-                                  <w:spacing w:val="-8"/>
-                                  <w:w w:val="115"/>
-                                  <w:sz w:val="20"/>
-                                </w:rPr>
-                                <w:t xml:space="preserve"> </w:t>
-                              </w:r>
-                              <w:r>
-                                <w:rPr>
-                                  <w:b/>
-                                  <w:color w:val="FFFFFF"/>
-                                  <w:w w:val="115"/>
-                                  <w:sz w:val="20"/>
-                                </w:rPr>
-                                <w:t>(Thank</w:t>
-                              </w:r>
-                              <w:r>
-                                <w:rPr>
-                                  <w:b/>
-                                  <w:color w:val="FFFFFF"/>
-                                  <w:spacing w:val="-8"/>
-                                  <w:w w:val="115"/>
-                                  <w:sz w:val="20"/>
-                                </w:rPr>
-                                <w:t xml:space="preserve"> </w:t>
-                              </w:r>
-                              <w:r>
-                                <w:rPr>
-                                  <w:b/>
-                                  <w:color w:val="FFFFFF"/>
-                                  <w:w w:val="115"/>
-                                  <w:sz w:val="20"/>
-                                </w:rPr>
-                                <w:t>you</w:t>
-                              </w:r>
-                              <w:r>
-                                <w:rPr>
-                                  <w:b/>
-                                  <w:color w:val="FFFFFF"/>
-                                  <w:spacing w:val="-8"/>
-                                  <w:w w:val="115"/>
-                                  <w:sz w:val="20"/>
-                                </w:rPr>
-                                <w:t xml:space="preserve"> </w:t>
-                              </w:r>
-                              <w:r>
-                                <w:rPr>
-                                  <w:b/>
-                                  <w:color w:val="FFFFFF"/>
-                                  <w:w w:val="115"/>
-                                  <w:sz w:val="20"/>
-                                </w:rPr>
-                                <w:t>for</w:t>
-                              </w:r>
-                              <w:r>
-                                <w:rPr>
-                                  <w:b/>
-                                  <w:color w:val="FFFFFF"/>
-                                  <w:spacing w:val="-8"/>
-                                  <w:w w:val="115"/>
-                                  <w:sz w:val="20"/>
-                                </w:rPr>
-                                <w:t xml:space="preserve"> </w:t>
-                              </w:r>
-                              <w:r>
-                                <w:rPr>
-                                  <w:b/>
-                                  <w:color w:val="FFFFFF"/>
-                                  <w:w w:val="115"/>
-                                  <w:sz w:val="20"/>
-                                </w:rPr>
-                                <w:t>using</w:t>
-                              </w:r>
-                              <w:r>
-                                <w:rPr>
-                                  <w:b/>
-                                  <w:color w:val="FFFFFF"/>
-                                  <w:spacing w:val="-9"/>
-                                  <w:w w:val="115"/>
-                                  <w:sz w:val="20"/>
-                                </w:rPr>
-                                <w:t xml:space="preserve"> </w:t>
-                              </w:r>
-                              <w:r>
-                                <w:rPr>
-                                  <w:b/>
-                                  <w:color w:val="FFFFFF"/>
-                                  <w:w w:val="115"/>
-                                  <w:sz w:val="20"/>
-                                </w:rPr>
-                                <w:t>Vietnamobile</w:t>
-                              </w:r>
-                              <w:r>
-                                <w:rPr>
-                                  <w:b/>
-                                  <w:color w:val="FFFFFF"/>
-                                  <w:spacing w:val="-8"/>
-                                  <w:w w:val="115"/>
-                                  <w:sz w:val="20"/>
-                                </w:rPr>
-                                <w:t xml:space="preserve"> </w:t>
-                              </w:r>
-                              <w:r>
-                                <w:rPr>
-                                  <w:b/>
-                                  <w:color w:val="FFFFFF"/>
-                                  <w:spacing w:val="-2"/>
-                                  <w:w w:val="115"/>
-                                  <w:sz w:val="20"/>
-                                </w:rPr>
-                                <w:t>services)</w:t>
-                              </w:r>
-                            </w:p>
-                          </w:txbxContent>
-                        </wps:txbx>
-                        <wps:bodyPr lIns="0" tIns="0" rIns="0" bIns="0" anchor="t">
-                          <a:noAutofit/>
-                        </wps:bodyPr>
-                      </wps:wsp>
-                    </wpg:wgp>
-                  </a:graphicData>
-                </a:graphic>
-              </wp:anchor>
-            </w:drawing>
-          </mc:Choice>
-          <mc:Fallback>
-            <w:pict>
-              <v:group id="shape_0" alt="Group 4" style="position:absolute;margin-left:0pt;margin-top:819pt;width:595pt;height:22.9pt" coordorigin="0,16380" coordsize="11900,458">
-                <v:shapetype id="_x0000_t75" coordsize="21600,21600" o:spt="75" o:preferrelative="t" path="m@4@5l@4@11@9@11@9@5xe" filled="f" stroked="f">
-                  <v:stroke joinstyle="miter"/>
-                  <v:formulas>
-                    <v:f eqn="if lineDrawn pixelLineWidth 0"/>
-                    <v:f eqn="sum @0 1 0"/>
-                    <v:f eqn="sum 0 0 @1"/>
-                    <v:f eqn="prod @2 1 2"/>
-                    <v:f eqn="prod @3 21600 pixelWidth"/>
-                    <v:f eqn="prod @3 21600 pixelHeight"/>
-                    <v:f eqn="sum @0 0 1"/>
-                    <v:f eqn="prod @6 1 2"/>
-                    <v:f eqn="prod @7 21600 pixelWidth"/>
-                    <v:f eqn="sum @8 21600 0"/>
-                    <v:f eqn="prod @7 21600 pixelHeight"/>
-                    <v:f eqn="sum @10 21600 0"/>
-                  </v:formulas>
-                  <v:path o:extrusionok="f" gradientshapeok="t" o:connecttype="rect"/>
-                  <o:lock v:ext="edit" aspectratio="t"/>
-                </v:shapetype>
-                <v:shape id="shape_0" stroked="f" o:allowincell="f" style="position:absolute;left:0;top:16380;width:11899;height:456;mso-wrap-style:none;v-text-anchor:middle;mso-position-horizontal-relative:page;mso-position-vertical-relative:page" type="_x0000_t75">
-                  <v:imagedata r:id="rId3" o:detectmouseclick="t"/>
-                  <v:stroke color="#3465a4" joinstyle="round" endcap="flat"/>
-                  <w10:wrap type="none"/>
-                </v:shape>
-                <v:rect id="shape_0" stroked="f" o:allowincell="f" style="position:absolute;left:0;top:16380;width:11899;height:457;mso-wrap-style:square;v-text-anchor:top;mso-position-horizontal-relative:page;mso-position-vertical-relative:page">
-                  <v:fill o:detectmouseclick="t" on="false"/>
-                  <v:stroke color="#3465a4" joinstyle="round" endcap="flat"/>
-                  <v:textbox>
-                    <w:txbxContent>
-                      <w:p>
-                        <w:pPr>
-                          <w:pStyle w:val="Normal"/>
-                          <w:spacing w:before="72" w:after="0"/>
-                          <w:ind w:start="1198"/>
-                          <w:rPr>
-                            <w:b/>
-                            <w:sz w:val="20"/>
-                          </w:rPr>
-                        </w:pPr>
-                        <w:r>
-                          <w:rPr>
-                            <w:b/>
-                            <w:color w:val="FFFFFF"/>
-                            <w:w w:val="115"/>
-                            <w:sz w:val="20"/>
-                          </w:rPr>
-                          <w:t>Cảm</w:t>
-                        </w:r>
-                        <w:r>
-                          <w:rPr>
-                            <w:b/>
-                            <w:color w:val="FFFFFF"/>
-                            <w:spacing w:val="-9"/>
-                            <w:w w:val="115"/>
-                            <w:sz w:val="20"/>
-                          </w:rPr>
-                          <w:t xml:space="preserve"> </w:t>
-                        </w:r>
-                        <w:r>
-                          <w:rPr>
-                            <w:b/>
-                            <w:color w:val="FFFFFF"/>
-                            <w:w w:val="115"/>
-                            <w:sz w:val="20"/>
-                          </w:rPr>
-                          <w:t>ơn</w:t>
-                        </w:r>
-                        <w:r>
-                          <w:rPr>
-                            <w:b/>
-                            <w:color w:val="FFFFFF"/>
-                            <w:spacing w:val="-8"/>
-                            <w:w w:val="115"/>
-                            <w:sz w:val="20"/>
-                          </w:rPr>
-                          <w:t xml:space="preserve"> </w:t>
-                        </w:r>
-                        <w:r>
-                          <w:rPr>
-                            <w:b/>
-                            <w:color w:val="FFFFFF"/>
-                            <w:w w:val="115"/>
-                            <w:sz w:val="20"/>
-                          </w:rPr>
-                          <w:t>Quý</w:t>
-                        </w:r>
-                        <w:r>
-                          <w:rPr>
-                            <w:b/>
-                            <w:color w:val="FFFFFF"/>
-                            <w:spacing w:val="-8"/>
-                            <w:w w:val="115"/>
-                            <w:sz w:val="20"/>
-                          </w:rPr>
-                          <w:t xml:space="preserve"> </w:t>
-                        </w:r>
-                        <w:r>
-                          <w:rPr>
-                            <w:b/>
-                            <w:color w:val="FFFFFF"/>
-                            <w:w w:val="115"/>
-                            <w:sz w:val="20"/>
-                          </w:rPr>
-                          <w:t>khách</w:t>
-                        </w:r>
-                        <w:r>
-                          <w:rPr>
-                            <w:b/>
-                            <w:color w:val="FFFFFF"/>
-                            <w:spacing w:val="-8"/>
-                            <w:w w:val="115"/>
-                            <w:sz w:val="20"/>
-                          </w:rPr>
-                          <w:t xml:space="preserve"> </w:t>
-                        </w:r>
-                        <w:r>
-                          <w:rPr>
-                            <w:b/>
-                            <w:color w:val="FFFFFF"/>
-                            <w:w w:val="115"/>
-                            <w:sz w:val="20"/>
-                          </w:rPr>
-                          <w:t>đã</w:t>
-                        </w:r>
-                        <w:r>
-                          <w:rPr>
-                            <w:b/>
-                            <w:color w:val="FFFFFF"/>
-                            <w:spacing w:val="-9"/>
-                            <w:w w:val="115"/>
-                            <w:sz w:val="20"/>
-                          </w:rPr>
-                          <w:t xml:space="preserve"> </w:t>
-                        </w:r>
-                        <w:r>
-                          <w:rPr>
-                            <w:b/>
-                            <w:color w:val="FFFFFF"/>
-                            <w:w w:val="115"/>
-                            <w:sz w:val="20"/>
-                          </w:rPr>
-                          <w:t>sử</w:t>
-                        </w:r>
-                        <w:r>
-                          <w:rPr>
-                            <w:b/>
-                            <w:color w:val="FFFFFF"/>
-                            <w:spacing w:val="-8"/>
-                            <w:w w:val="115"/>
-                            <w:sz w:val="20"/>
-                          </w:rPr>
-                          <w:t xml:space="preserve"> </w:t>
-                        </w:r>
-                        <w:r>
-                          <w:rPr>
-                            <w:b/>
-                            <w:color w:val="FFFFFF"/>
-                            <w:w w:val="115"/>
-                            <w:sz w:val="20"/>
-                          </w:rPr>
-                          <w:t>dụng</w:t>
-                        </w:r>
-                        <w:r>
-                          <w:rPr>
-                            <w:b/>
-                            <w:color w:val="FFFFFF"/>
-                            <w:spacing w:val="-8"/>
-                            <w:w w:val="115"/>
-                            <w:sz w:val="20"/>
-                          </w:rPr>
-                          <w:t xml:space="preserve"> </w:t>
-                        </w:r>
-                        <w:r>
-                          <w:rPr>
-                            <w:b/>
-                            <w:color w:val="FFFFFF"/>
-                            <w:w w:val="115"/>
-                            <w:sz w:val="20"/>
-                          </w:rPr>
-                          <w:t>dịch</w:t>
-                        </w:r>
-                        <w:r>
-                          <w:rPr>
-                            <w:b/>
-                            <w:color w:val="FFFFFF"/>
-                            <w:spacing w:val="-8"/>
-                            <w:w w:val="115"/>
-                            <w:sz w:val="20"/>
-                          </w:rPr>
-                          <w:t xml:space="preserve"> </w:t>
-                        </w:r>
-                        <w:r>
-                          <w:rPr>
-                            <w:b/>
-                            <w:color w:val="FFFFFF"/>
-                            <w:w w:val="115"/>
-                            <w:sz w:val="20"/>
-                          </w:rPr>
-                          <w:t>vụ</w:t>
-                        </w:r>
-                        <w:r>
-                          <w:rPr>
-                            <w:b/>
-                            <w:color w:val="FFFFFF"/>
-                            <w:spacing w:val="-8"/>
-                            <w:w w:val="115"/>
-                            <w:sz w:val="20"/>
-                          </w:rPr>
-                          <w:t xml:space="preserve"> </w:t>
-                        </w:r>
-                        <w:r>
-                          <w:rPr>
-                            <w:b/>
-                            <w:color w:val="FFFFFF"/>
-                            <w:w w:val="115"/>
-                            <w:sz w:val="20"/>
-                          </w:rPr>
-                          <w:t>của</w:t>
-                        </w:r>
-                        <w:r>
-                          <w:rPr>
-                            <w:b/>
-                            <w:color w:val="FFFFFF"/>
-                            <w:spacing w:val="-9"/>
-                            <w:w w:val="115"/>
-                            <w:sz w:val="20"/>
-                          </w:rPr>
-                          <w:t xml:space="preserve"> </w:t>
-                        </w:r>
-                        <w:r>
-                          <w:rPr>
-                            <w:b/>
-                            <w:color w:val="FFFFFF"/>
-                            <w:w w:val="115"/>
-                            <w:sz w:val="20"/>
-                          </w:rPr>
-                          <w:t>Vietnamobile</w:t>
-                        </w:r>
-                        <w:r>
-                          <w:rPr>
-                            <w:b/>
-                            <w:color w:val="FFFFFF"/>
-                            <w:spacing w:val="-8"/>
-                            <w:w w:val="115"/>
-                            <w:sz w:val="20"/>
-                          </w:rPr>
-                          <w:t xml:space="preserve"> </w:t>
-                        </w:r>
-                        <w:r>
-                          <w:rPr>
-                            <w:b/>
-                            <w:color w:val="FFFFFF"/>
-                            <w:w w:val="115"/>
-                            <w:sz w:val="20"/>
-                          </w:rPr>
-                          <w:t>(Thank</w:t>
-                        </w:r>
-                        <w:r>
-                          <w:rPr>
-                            <w:b/>
-                            <w:color w:val="FFFFFF"/>
-                            <w:spacing w:val="-8"/>
-                            <w:w w:val="115"/>
-                            <w:sz w:val="20"/>
-                          </w:rPr>
-                          <w:t xml:space="preserve"> </w:t>
-                        </w:r>
-                        <w:r>
-                          <w:rPr>
-                            <w:b/>
-                            <w:color w:val="FFFFFF"/>
-                            <w:w w:val="115"/>
-                            <w:sz w:val="20"/>
-                          </w:rPr>
-                          <w:t>you</w:t>
-                        </w:r>
-                        <w:r>
-                          <w:rPr>
-                            <w:b/>
-                            <w:color w:val="FFFFFF"/>
-                            <w:spacing w:val="-8"/>
-                            <w:w w:val="115"/>
-                            <w:sz w:val="20"/>
-                          </w:rPr>
-                          <w:t xml:space="preserve"> </w:t>
-                        </w:r>
-                        <w:r>
-                          <w:rPr>
-                            <w:b/>
-                            <w:color w:val="FFFFFF"/>
-                            <w:w w:val="115"/>
-                            <w:sz w:val="20"/>
-                          </w:rPr>
-                          <w:t>for</w:t>
-                        </w:r>
-                        <w:r>
-                          <w:rPr>
-                            <w:b/>
-                            <w:color w:val="FFFFFF"/>
-                            <w:spacing w:val="-8"/>
-                            <w:w w:val="115"/>
-                            <w:sz w:val="20"/>
-                          </w:rPr>
-                          <w:t xml:space="preserve"> </w:t>
-                        </w:r>
-                        <w:r>
-                          <w:rPr>
-                            <w:b/>
-                            <w:color w:val="FFFFFF"/>
-                            <w:w w:val="115"/>
-                            <w:sz w:val="20"/>
-                          </w:rPr>
-                          <w:t>using</w:t>
-                        </w:r>
-                        <w:r>
-                          <w:rPr>
-                            <w:b/>
-                            <w:color w:val="FFFFFF"/>
-                            <w:spacing w:val="-9"/>
-                            <w:w w:val="115"/>
-                            <w:sz w:val="20"/>
-                          </w:rPr>
-                          <w:t xml:space="preserve"> </w:t>
-                        </w:r>
-                        <w:r>
-                          <w:rPr>
-                            <w:b/>
-                            <w:color w:val="FFFFFF"/>
-                            <w:w w:val="115"/>
-                            <w:sz w:val="20"/>
-                          </w:rPr>
-                          <w:t>Vietnamobile</w:t>
-                        </w:r>
-                        <w:r>
-                          <w:rPr>
-                            <w:b/>
-                            <w:color w:val="FFFFFF"/>
-                            <w:spacing w:val="-8"/>
-                            <w:w w:val="115"/>
-                            <w:sz w:val="20"/>
-                          </w:rPr>
-                          <w:t xml:space="preserve"> </w:t>
-                        </w:r>
-                        <w:r>
-                          <w:rPr>
-                            <w:b/>
-                            <w:color w:val="FFFFFF"/>
-                            <w:spacing w:val="-2"/>
-                            <w:w w:val="115"/>
-                            <w:sz w:val="20"/>
-                          </w:rPr>
-                          <w:t>services)</w:t>
-                        </w:r>
-                      </w:p>
-                    </w:txbxContent>
-                  </v:textbox>
-                  <w10:wrap type="none"/>
-                </v:rect>
-              </v:group>
-            </w:pict>
-          </mc:Fallback>
-        </mc:AlternateContent>
-      </w:r>
-      <w:r>
-        <w:rPr>
-          <w:color w:val="231F20"/>
-          <w:spacing w:val="-4"/>
-          <w:w w:val="115"/>
-          <w:sz w:val="18"/>
-        </w:rPr>
-        <w:t>NGƯỜI</w:t>
-      </w:r>
-      <w:r>
-        <w:rPr>
-          <w:color w:val="231F20"/>
-          <w:spacing w:val="-12"/>
-          <w:w w:val="115"/>
-          <w:sz w:val="18"/>
-        </w:rPr>
-        <w:t xml:space="preserve"> </w:t>
-      </w:r>
-      <w:r>
-        <w:rPr>
-          <w:color w:val="231F20"/>
-          <w:spacing w:val="-4"/>
-          <w:w w:val="115"/>
-          <w:sz w:val="18"/>
-        </w:rPr>
-        <w:t>YÊU</w:t>
-      </w:r>
-      <w:r>
-        <w:rPr>
-          <w:color w:val="231F20"/>
-          <w:spacing w:val="-11"/>
-          <w:w w:val="115"/>
-          <w:sz w:val="18"/>
-        </w:rPr>
-        <w:t xml:space="preserve"> </w:t>
-      </w:r>
-      <w:r>
-        <w:rPr>
-          <w:color w:val="231F20"/>
-          <w:spacing w:val="-5"/>
-          <w:w w:val="115"/>
-          <w:sz w:val="18"/>
-        </w:rPr>
-        <w:t>CẦU</w:t>
+        <w:rPr>
+          <w:rFonts w:ascii="Times New Roman" w:hAnsi="Times New Roman"/>
+          <w:sz w:val="24"/>
+          <w:szCs w:val="24"/>
+        </w:rPr>
+      </w:pPr>
+      <w:r>
+        <w:rPr>
+          <w:rFonts w:ascii="Times New Roman" w:hAnsi="Times New Roman"/>
+          <w:sz w:val="24"/>
+          <w:szCs w:val="24"/>
+        </w:rPr>
+        <w:t>NGƯỜI YÊU CẦU</w:t>
       </w:r>
     </w:p>
     <w:p>
       <w:pPr>
         <w:pStyle w:val="BodyText"/>
-        <w:spacing w:lineRule="auto" w:line="206" w:before="0" w:after="0"/>
+        <w:spacing w:lineRule="exact" w:line="290" w:before="0" w:after="0"/>
         <w:ind w:start="492"/>
-        <w:rPr/>
-      </w:pPr>
-      <w:r>
-        <w:rPr>
+        <w:rPr>
+          <w:rFonts w:ascii="Times New Roman" w:hAnsi="Times New Roman"/>
+          <w:sz w:val="24"/>
+          <w:szCs w:val="24"/>
+        </w:rPr>
+      </w:pPr>
+      <w:r>
+        <w:rPr>
+          <w:rFonts w:ascii="Times New Roman" w:hAnsi="Times New Roman"/>
           <w:color w:val="231F20"/>
           <w:spacing w:val="-2"/>
           <w:w w:val="115"/>
-          <w:sz w:val="17"/>
-        </w:rPr>
-        <w:t>(Ký</w:t>
-      </w:r>
-      <w:r>
-        <w:rPr>
-          <w:color w:val="231F20"/>
-          <w:spacing w:val="-14"/>
-          <w:w w:val="115"/>
-          <w:sz w:val="17"/>
-        </w:rPr>
-        <w:t xml:space="preserve"> </w:t>
-      </w:r>
-      <w:r>
-        <w:rPr>
+          <w:sz w:val="24"/>
+          <w:szCs w:val="24"/>
+        </w:rPr>
+        <w:t>(Ký và ghi rõ họ tên)</w:t>
+      </w:r>
+    </w:p>
+    <w:p>
+      <w:pPr>
+        <w:pStyle w:val="BodyText"/>
+        <w:spacing w:lineRule="exact" w:line="290" w:before="0" w:after="0"/>
+        <w:ind w:start="492"/>
+        <w:rPr>
+          <w:rFonts w:ascii="Times New Roman" w:hAnsi="Times New Roman"/>
+          <w:sz w:val="24"/>
+          <w:szCs w:val="24"/>
+        </w:rPr>
+      </w:pPr>
+      <w:r>
+        <w:rPr>
+          <w:rFonts w:ascii="Times New Roman" w:hAnsi="Times New Roman"/>
+          <w:sz w:val="24"/>
+          <w:szCs w:val="24"/>
+        </w:rPr>
+      </w:r>
+    </w:p>
+    <w:p>
+      <w:pPr>
+        <w:pStyle w:val="BodyText"/>
+        <w:spacing w:lineRule="exact" w:line="290" w:before="0" w:after="0"/>
+        <w:ind w:start="492"/>
+        <w:rPr>
+          <w:rFonts w:ascii="Times New Roman" w:hAnsi="Times New Roman"/>
+          <w:sz w:val="24"/>
+          <w:szCs w:val="24"/>
+        </w:rPr>
+      </w:pPr>
+      <w:r>
+        <w:rPr>
+          <w:rFonts w:ascii="Times New Roman" w:hAnsi="Times New Roman"/>
+          <w:sz w:val="24"/>
+          <w:szCs w:val="24"/>
+        </w:rPr>
+      </w:r>
+    </w:p>
+    <w:p>
+      <w:pPr>
+        <w:pStyle w:val="BodyText"/>
+        <w:spacing w:lineRule="exact" w:line="290" w:before="0" w:after="0"/>
+        <w:ind w:start="492"/>
+        <w:rPr>
+          <w:rFonts w:ascii="Times New Roman" w:hAnsi="Times New Roman"/>
+          <w:sz w:val="24"/>
+          <w:szCs w:val="24"/>
+        </w:rPr>
+      </w:pPr>
+      <w:r>
+        <w:rPr>
+          <w:rFonts w:ascii="Times New Roman" w:hAnsi="Times New Roman"/>
+          <w:sz w:val="24"/>
+          <w:szCs w:val="24"/>
+        </w:rPr>
+      </w:r>
+    </w:p>
+    <w:p>
+      <w:pPr>
+        <w:pStyle w:val="BodyText"/>
+        <w:spacing w:lineRule="exact" w:line="290" w:before="0" w:after="0"/>
+        <w:ind w:start="492"/>
+        <w:rPr>
+          <w:rFonts w:ascii="Times New Roman" w:hAnsi="Times New Roman"/>
+          <w:sz w:val="24"/>
+          <w:szCs w:val="24"/>
+        </w:rPr>
+      </w:pPr>
+      <w:r>
+        <w:rPr>
+          <w:rFonts w:ascii="Times New Roman" w:hAnsi="Times New Roman"/>
+          <w:sz w:val="24"/>
+          <w:szCs w:val="24"/>
+        </w:rPr>
+      </w:r>
+    </w:p>
+    <w:p>
+      <w:pPr>
+        <w:pStyle w:val="BodyText"/>
+        <w:spacing w:lineRule="exact" w:line="290" w:before="0" w:after="0"/>
+        <w:ind w:start="492"/>
+        <w:rPr>
+          <w:rFonts w:ascii="Times New Roman" w:hAnsi="Times New Roman"/>
+          <w:sz w:val="24"/>
+          <w:szCs w:val="24"/>
+        </w:rPr>
+      </w:pPr>
+      <w:r>
+        <w:rPr>
+          <w:rFonts w:ascii="Times New Roman" w:hAnsi="Times New Roman"/>
+          <w:sz w:val="24"/>
+          <w:szCs w:val="24"/>
+        </w:rPr>
+      </w:r>
+    </w:p>
+    <w:p>
+      <w:pPr>
+        <w:pStyle w:val="Normal"/>
+        <w:jc w:val="center"/>
+        <w:rPr>
+          <w:b/>
+        </w:rPr>
+      </w:pPr>
+      <w:r>
+        <w:rPr>
+          <w:b/>
+        </w:rPr>
+      </w:r>
+    </w:p>
+    <w:p>
+      <w:pPr>
+        <w:pStyle w:val="Heading2"/>
+        <w:spacing w:lineRule="auto" w:line="206" w:before="0" w:after="0"/>
+        <w:rPr>
+          <w:rFonts w:ascii="Times New Roman" w:hAnsi="Times New Roman"/>
+          <w:sz w:val="24"/>
+          <w:szCs w:val="24"/>
+        </w:rPr>
+      </w:pPr>
+      <w:r>
+        <w:br w:type="column"/>
+      </w:r>
+      <w:r>
+        <w:rPr>
+          <w:rFonts w:ascii="Times New Roman" w:hAnsi="Times New Roman"/>
+          <w:sz w:val="24"/>
+          <w:szCs w:val="24"/>
+        </w:rPr>
+        <w:t>CHỦ THUÊ BAO MỚI</w:t>
+      </w:r>
+    </w:p>
+    <w:p>
+      <w:pPr>
+        <w:pStyle w:val="BodyText"/>
+        <w:spacing w:lineRule="exact" w:line="290" w:before="0" w:after="0"/>
+        <w:ind w:start="568"/>
+        <w:rPr>
+          <w:rFonts w:ascii="Times New Roman" w:hAnsi="Times New Roman"/>
+          <w:sz w:val="24"/>
+          <w:szCs w:val="24"/>
+        </w:rPr>
+      </w:pPr>
+      <w:r>
+        <w:rPr>
+          <w:rFonts w:ascii="Times New Roman" w:hAnsi="Times New Roman"/>
           <w:color w:val="231F20"/>
           <w:spacing w:val="-2"/>
           <w:w w:val="115"/>
-          <w:sz w:val="17"/>
-        </w:rPr>
-        <w:t>và</w:t>
-      </w:r>
-      <w:r>
-        <w:rPr>
-          <w:color w:val="231F20"/>
-          <w:spacing w:val="-14"/>
-          <w:w w:val="115"/>
-          <w:sz w:val="17"/>
-        </w:rPr>
-        <w:t xml:space="preserve"> </w:t>
-      </w:r>
-      <w:r>
-        <w:rPr>
+          <w:sz w:val="24"/>
+          <w:szCs w:val="24"/>
+        </w:rPr>
+        <w:t>(Ký và ghi rõ họ tên)</w:t>
+      </w:r>
+    </w:p>
+    <w:p>
+      <w:pPr>
+        <w:pStyle w:val="Heading2"/>
+        <w:widowControl w:val="false"/>
+        <w:suppressAutoHyphens w:val="true"/>
+        <w:bidi w:val="0"/>
+        <w:spacing w:lineRule="auto" w:line="206" w:before="0" w:after="0"/>
+        <w:jc w:val="center"/>
+        <w:rPr>
+          <w:rFonts w:ascii="Times New Roman" w:hAnsi="Times New Roman" w:eastAsia="Calibri" w:cs="Calibri" w:eastAsiaTheme="minorHAnsi"/>
+          <w:color w:val="auto"/>
+          <w:kern w:val="0"/>
+          <w:lang w:val="vi-VN" w:eastAsia="en-US" w:bidi="ar-SA"/>
+        </w:rPr>
+      </w:pPr>
+      <w:r>
+        <w:br w:type="column"/>
+      </w:r>
+      <w:r>
+        <w:rPr>
+          <w:rFonts w:eastAsia="Calibri" w:cs="Calibri" w:ascii="Times New Roman" w:hAnsi="Times New Roman" w:eastAsiaTheme="minorHAnsi"/>
+          <w:color w:val="auto"/>
+          <w:kern w:val="0"/>
+          <w:lang w:val="vi-VN" w:eastAsia="en-US" w:bidi="ar-SA"/>
+        </w:rPr>
+        <w:t>GIAO DỊCH VIÊN</w:t>
+      </w:r>
+    </w:p>
+    <w:p>
+      <w:pPr>
+        <w:pStyle w:val="BodyText"/>
+        <w:widowControl w:val="false"/>
+        <w:suppressAutoHyphens w:val="true"/>
+        <w:bidi w:val="0"/>
+        <w:spacing w:lineRule="exact" w:line="290" w:before="0" w:after="0"/>
+        <w:ind w:start="568"/>
+        <w:jc w:val="center"/>
+        <w:rPr>
+          <w:rFonts w:ascii="Times New Roman" w:hAnsi="Times New Roman" w:eastAsia="Calibri" w:cs="Calibri"/>
           <w:color w:val="231F20"/>
           <w:spacing w:val="-2"/>
           <w:w w:val="115"/>
-          <w:sz w:val="17"/>
-        </w:rPr>
-        <w:t>ghi</w:t>
-      </w:r>
-      <w:r>
-        <w:rPr>
-          <w:color w:val="231F20"/>
-          <w:spacing w:val="-13"/>
-          <w:w w:val="115"/>
-          <w:sz w:val="17"/>
-        </w:rPr>
-        <w:t xml:space="preserve"> </w:t>
-      </w:r>
-      <w:r>
-        <w:rPr>
+          <w:kern w:val="0"/>
+          <w:lang w:val="vi-VN" w:eastAsia="en-US" w:bidi="ar-SA"/>
+        </w:rPr>
+      </w:pPr>
+      <w:r>
+        <w:rPr>
+          <w:rFonts w:eastAsia="Calibri" w:cs="Calibri" w:ascii="Times New Roman" w:hAnsi="Times New Roman"/>
           <w:color w:val="231F20"/>
           <w:spacing w:val="-2"/>
           <w:w w:val="115"/>
-          <w:sz w:val="17"/>
-        </w:rPr>
-        <w:t>rõ</w:t>
-      </w:r>
-      <w:r>
-        <w:rPr>
-          <w:color w:val="231F20"/>
-          <w:spacing w:val="-14"/>
-          <w:w w:val="115"/>
-          <w:sz w:val="17"/>
-        </w:rPr>
-        <w:t xml:space="preserve"> </w:t>
-      </w:r>
-      <w:r>
-        <w:rPr>
-          <w:color w:val="231F20"/>
-          <w:spacing w:val="-2"/>
-          <w:w w:val="115"/>
-          <w:sz w:val="17"/>
-        </w:rPr>
-        <w:t>họ</w:t>
-      </w:r>
-      <w:r>
-        <w:rPr>
-          <w:color w:val="231F20"/>
-          <w:spacing w:val="-13"/>
-          <w:w w:val="115"/>
-          <w:sz w:val="17"/>
-        </w:rPr>
-        <w:t xml:space="preserve"> </w:t>
-      </w:r>
-      <w:r>
-        <w:rPr>
-          <w:color w:val="231F20"/>
-          <w:spacing w:val="-4"/>
-          <w:w w:val="115"/>
-          <w:sz w:val="17"/>
-        </w:rPr>
-        <w:t>tên)</w:t>
+          <w:kern w:val="0"/>
+          <w:lang w:val="vi-VN" w:eastAsia="en-US" w:bidi="ar-SA"/>
+        </w:rPr>
+        <w:t>(Ký và ghi rõ họ tên)</w:t>
       </w:r>
     </w:p>
     <w:p>
       <w:pPr>
         <w:pStyle w:val="Heading2"/>
         <w:spacing w:before="0" w:after="0"/>
-        <w:rPr/>
-      </w:pPr>
-      <w:r>
-        <w:br w:type="column"/>
-      </w:r>
-      <w:r>
-        <w:rPr>
-          <w:color w:val="231F20"/>
-          <w:w w:val="115"/>
-          <w:sz w:val="18"/>
-        </w:rPr>
-        <w:t>CHỦ</w:t>
-      </w:r>
-      <w:r>
-        <w:rPr>
-          <w:color w:val="231F20"/>
-          <w:spacing w:val="-15"/>
-          <w:w w:val="115"/>
-          <w:sz w:val="18"/>
-        </w:rPr>
-        <w:t xml:space="preserve"> </w:t>
-      </w:r>
-      <w:r>
-        <w:rPr>
-          <w:color w:val="231F20"/>
-          <w:w w:val="115"/>
-          <w:sz w:val="18"/>
-        </w:rPr>
-        <w:t>THUÊ</w:t>
-      </w:r>
-      <w:r>
-        <w:rPr>
-          <w:color w:val="231F20"/>
-          <w:spacing w:val="-14"/>
-          <w:w w:val="115"/>
-          <w:sz w:val="18"/>
-        </w:rPr>
-        <w:t xml:space="preserve"> </w:t>
-      </w:r>
-      <w:r>
-        <w:rPr>
-          <w:color w:val="231F20"/>
-          <w:w w:val="115"/>
-          <w:sz w:val="18"/>
-        </w:rPr>
-        <w:t>BAO</w:t>
-      </w:r>
-      <w:r>
-        <w:rPr>
-          <w:color w:val="231F20"/>
-          <w:spacing w:val="-15"/>
-          <w:w w:val="115"/>
-          <w:sz w:val="18"/>
-        </w:rPr>
-        <w:t xml:space="preserve"> </w:t>
-      </w:r>
-      <w:r>
-        <w:rPr>
-          <w:color w:val="231F20"/>
-          <w:spacing w:val="-5"/>
-          <w:w w:val="115"/>
-          <w:sz w:val="18"/>
-        </w:rPr>
-        <w:t>MỚI</w:t>
+        <w:rPr>
+          <w:rFonts w:ascii="Times New Roman" w:hAnsi="Times New Roman"/>
+          <w:sz w:val="24"/>
+          <w:szCs w:val="24"/>
+        </w:rPr>
+      </w:pPr>
+      <w:r>
+        <w:rPr>
+          <w:rFonts w:ascii="Times New Roman" w:hAnsi="Times New Roman"/>
+          <w:sz w:val="24"/>
+          <w:szCs w:val="24"/>
+        </w:rPr>
       </w:r>
     </w:p>
     <w:p>
       <w:pPr>
-        <w:pStyle w:val="BodyText"/>
-        <w:spacing w:lineRule="auto" w:line="206" w:before="0" w:after="0"/>
-        <w:ind w:start="568"/>
-        <w:rPr/>
-      </w:pPr>
-      <w:r>
-        <w:rPr>
-          <w:color w:val="231F20"/>
-          <w:spacing w:val="-2"/>
-          <w:w w:val="115"/>
-          <w:sz w:val="17"/>
-        </w:rPr>
-        <w:t>(Ký</w:t>
-      </w:r>
-      <w:r>
-        <w:rPr>
-          <w:color w:val="231F20"/>
-          <w:spacing w:val="-14"/>
-          <w:w w:val="115"/>
-          <w:sz w:val="17"/>
-        </w:rPr>
-        <w:t xml:space="preserve"> </w:t>
-      </w:r>
-      <w:r>
-        <w:rPr>
-          <w:color w:val="231F20"/>
-          <w:spacing w:val="-2"/>
-          <w:w w:val="115"/>
-          <w:sz w:val="17"/>
-        </w:rPr>
-        <w:t>và</w:t>
-      </w:r>
-      <w:r>
-        <w:rPr>
-          <w:color w:val="231F20"/>
-          <w:spacing w:val="-14"/>
-          <w:w w:val="115"/>
-          <w:sz w:val="17"/>
-        </w:rPr>
-        <w:t xml:space="preserve"> </w:t>
-      </w:r>
-      <w:r>
-        <w:rPr>
-          <w:color w:val="231F20"/>
-          <w:spacing w:val="-2"/>
-          <w:w w:val="115"/>
-          <w:sz w:val="17"/>
-        </w:rPr>
-        <w:t>ghi</w:t>
-      </w:r>
-      <w:r>
-        <w:rPr>
-          <w:color w:val="231F20"/>
-          <w:spacing w:val="-13"/>
-          <w:w w:val="115"/>
-          <w:sz w:val="17"/>
-        </w:rPr>
-        <w:t xml:space="preserve"> </w:t>
-      </w:r>
-      <w:r>
-        <w:rPr>
-          <w:color w:val="231F20"/>
-          <w:spacing w:val="-2"/>
-          <w:w w:val="115"/>
-          <w:sz w:val="17"/>
-        </w:rPr>
-        <w:t>rõ</w:t>
-      </w:r>
-      <w:r>
-        <w:rPr>
-          <w:color w:val="231F20"/>
-          <w:spacing w:val="-14"/>
-          <w:w w:val="115"/>
-          <w:sz w:val="17"/>
-        </w:rPr>
-        <w:t xml:space="preserve"> </w:t>
-      </w:r>
-      <w:r>
-        <w:rPr>
-          <w:color w:val="231F20"/>
-          <w:spacing w:val="-2"/>
-          <w:w w:val="115"/>
-          <w:sz w:val="17"/>
-        </w:rPr>
-        <w:t>họ</w:t>
-      </w:r>
-      <w:r>
-        <w:rPr>
-          <w:color w:val="231F20"/>
-          <w:spacing w:val="-13"/>
-          <w:w w:val="115"/>
-          <w:sz w:val="17"/>
-        </w:rPr>
-        <w:t xml:space="preserve"> </w:t>
-      </w:r>
-      <w:r>
-        <w:rPr>
-          <w:color w:val="231F20"/>
-          <w:spacing w:val="-4"/>
-          <w:w w:val="115"/>
-          <w:sz w:val="17"/>
-        </w:rPr>
-        <w:t>tên)</w:t>
+        <w:pStyle w:val="Heading2"/>
+        <w:spacing w:before="0" w:after="0"/>
+        <w:rPr>
+          <w:rFonts w:ascii="Times New Roman" w:hAnsi="Times New Roman"/>
+          <w:sz w:val="24"/>
+          <w:szCs w:val="24"/>
+        </w:rPr>
+      </w:pPr>
+      <w:r>
+        <w:rPr>
+          <w:rFonts w:ascii="Times New Roman" w:hAnsi="Times New Roman"/>
+          <w:sz w:val="24"/>
+          <w:szCs w:val="24"/>
+        </w:rPr>
       </w:r>
     </w:p>
     <w:p>
       <w:pPr>
         <w:pStyle w:val="Heading2"/>
         <w:spacing w:before="0" w:after="0"/>
-        <w:ind w:start="633"/>
-        <w:rPr/>
-      </w:pPr>
-      <w:r>
-        <w:br w:type="column"/>
-      </w:r>
-      <w:r>
-        <w:rPr>
-          <w:sz w:val="18"/>
-        </w:rPr>
-        <w:t>GIAO DỊCH VIÊN</w:t>
-        <w:br/>
-        <w:t>{{ staff_name }}</w:t>
+        <w:rPr>
+          <w:rFonts w:ascii="Times New Roman" w:hAnsi="Times New Roman"/>
+          <w:sz w:val="24"/>
+          <w:szCs w:val="24"/>
+        </w:rPr>
+      </w:pPr>
+      <w:r>
+        <w:rPr>
+          <w:rFonts w:ascii="Times New Roman" w:hAnsi="Times New Roman"/>
+          <w:sz w:val="24"/>
+          <w:szCs w:val="24"/>
+        </w:rPr>
       </w:r>
     </w:p>
     <w:p>
       <w:pPr>
-        <w:pStyle w:val="BodyText"/>
-        <w:spacing w:lineRule="auto" w:line="206" w:before="0" w:after="0"/>
-        <w:ind w:start="492"/>
-        <w:rPr/>
-      </w:pPr>
-      <w:r>
-        <w:rPr>
-          <w:color w:val="231F20"/>
-          <w:spacing w:val="-2"/>
-          <w:w w:val="115"/>
-          <w:sz w:val="17"/>
-        </w:rPr>
-        <w:t>(Ký</w:t>
-      </w:r>
-      <w:r>
-        <w:rPr>
-          <w:color w:val="231F20"/>
-          <w:spacing w:val="-14"/>
-          <w:w w:val="115"/>
-          <w:sz w:val="17"/>
-        </w:rPr>
-        <w:t xml:space="preserve"> </w:t>
-      </w:r>
-      <w:r>
-        <w:rPr>
-          <w:color w:val="231F20"/>
-          <w:spacing w:val="-2"/>
-          <w:w w:val="115"/>
-          <w:sz w:val="17"/>
-        </w:rPr>
-        <w:t>và</w:t>
-      </w:r>
-      <w:r>
-        <w:rPr>
-          <w:color w:val="231F20"/>
-          <w:spacing w:val="-14"/>
-          <w:w w:val="115"/>
-          <w:sz w:val="17"/>
-        </w:rPr>
-        <w:t xml:space="preserve"> </w:t>
-      </w:r>
-      <w:r>
-        <w:rPr>
-          <w:color w:val="231F20"/>
-          <w:spacing w:val="-2"/>
-          <w:w w:val="115"/>
-          <w:sz w:val="17"/>
-        </w:rPr>
-        <w:t>ghi</w:t>
-      </w:r>
-      <w:r>
-        <w:rPr>
-          <w:color w:val="231F20"/>
-          <w:spacing w:val="-13"/>
-          <w:w w:val="115"/>
-          <w:sz w:val="17"/>
-        </w:rPr>
-        <w:t xml:space="preserve"> </w:t>
-      </w:r>
-      <w:r>
-        <w:rPr>
-          <w:color w:val="231F20"/>
-          <w:spacing w:val="-2"/>
-          <w:w w:val="115"/>
-          <w:sz w:val="17"/>
-        </w:rPr>
-        <w:t>rõ</w:t>
-      </w:r>
-      <w:r>
-        <w:rPr>
-          <w:color w:val="231F20"/>
-          <w:spacing w:val="-14"/>
-          <w:w w:val="115"/>
-          <w:sz w:val="17"/>
-        </w:rPr>
-        <w:t xml:space="preserve"> </w:t>
-      </w:r>
-      <w:r>
-        <w:rPr>
-          <w:color w:val="231F20"/>
-          <w:spacing w:val="-2"/>
-          <w:w w:val="115"/>
-          <w:sz w:val="17"/>
-        </w:rPr>
-        <w:t>họ</w:t>
-      </w:r>
-      <w:r>
-        <w:rPr>
-          <w:color w:val="231F20"/>
-          <w:spacing w:val="-13"/>
-          <w:w w:val="115"/>
-          <w:sz w:val="17"/>
-        </w:rPr>
-        <w:t xml:space="preserve"> </w:t>
-      </w:r>
-      <w:r>
-        <w:rPr>
-          <w:color w:val="231F20"/>
-          <w:spacing w:val="-4"/>
-          <w:w w:val="115"/>
-          <w:sz w:val="17"/>
-        </w:rPr>
-        <w:t>tên)</w:t>
+        <w:pStyle w:val="Heading2"/>
+        <w:spacing w:before="0" w:after="0"/>
+        <w:ind w:hanging="0" w:start="0"/>
+        <w:rPr>
+          <w:rFonts w:ascii="Times New Roman" w:hAnsi="Times New Roman"/>
+          <w:sz w:val="24"/>
+          <w:szCs w:val="24"/>
+        </w:rPr>
+      </w:pPr>
+      <w:r>
+        <w:rPr>
+          <w:rFonts w:ascii="Times New Roman" w:hAnsi="Times New Roman"/>
+          <w:sz w:val="24"/>
+          <w:szCs w:val="24"/>
+        </w:rPr>
+      </w:r>
+    </w:p>
+    <w:p>
+      <w:pPr>
+        <w:pStyle w:val="Heading2"/>
+        <w:spacing w:before="0" w:after="0"/>
+        <w:ind w:hanging="0" w:start="0"/>
+        <w:rPr>
+          <w:rFonts w:ascii="Times New Roman" w:hAnsi="Times New Roman"/>
+          <w:sz w:val="24"/>
+          <w:szCs w:val="24"/>
+        </w:rPr>
+      </w:pPr>
+      <w:r>
+        <w:rPr>
+          <w:rFonts w:ascii="Times New Roman" w:hAnsi="Times New Roman"/>
+          <w:sz w:val="24"/>
+          <w:szCs w:val="24"/>
+        </w:rPr>
+      </w:r>
+    </w:p>
+    <w:p>
+      <w:pPr>
+        <w:pStyle w:val="Heading2"/>
+        <w:spacing w:before="0" w:after="0"/>
+        <w:ind w:hanging="0" w:start="0"/>
+        <w:rPr>
+          <w:rFonts w:ascii="Times New Roman" w:hAnsi="Times New Roman"/>
+          <w:sz w:val="24"/>
+          <w:szCs w:val="24"/>
+        </w:rPr>
+      </w:pPr>
+      <w:r>
+        <w:rPr>
+          <w:rFonts w:ascii="Times New Roman" w:hAnsi="Times New Roman"/>
+          <w:sz w:val="24"/>
+          <w:szCs w:val="24"/>
+        </w:rPr>
       </w:r>
     </w:p>
     <w:sectPr>
@@ -4807,9 +4353,9 @@
       <w:pgSz w:w="11906" w:h="16838"/>
       <w:pgMar w:left="708" w:right="708" w:gutter="0" w:header="0" w:top="580" w:footer="0" w:bottom="0"/>
       <w:cols w:num="3" w:equalWidth="false" w:sep="false">
-        <w:col w:w="2648" w:space="968"/>
-        <w:col w:w="2795" w:space="1184"/>
-        <w:col w:w="2894"/>
+        <w:col w:w="3014" w:space="712"/>
+        <w:col w:w="2987" w:space="714"/>
+        <w:col w:w="3061"/>
       </w:cols>
       <w:formProt w:val="false"/>
       <w:textDirection w:val="lrTb"/>
@@ -5675,6 +5221,7 @@
     <w:qFormat/>
     <w:pPr>
       <w:widowControl w:val="false"/>
+      <w:suppressAutoHyphens w:val="true"/>
       <w:bidi w:val="0"/>
       <w:spacing w:before="0" w:after="0"/>
       <w:jc w:val="start"/>
@@ -5877,6 +5424,13 @@
       <w:sz w:val="18"/>
       <w:szCs w:val="18"/>
     </w:rPr>
+  </w:style>
+  <w:style w:type="paragraph" w:styleId="FrameContentsuser">
+    <w:name w:val="Frame Contents (user)"/>
+    <w:basedOn w:val="Normal"/>
+    <w:qFormat/>
+    <w:pPr/>
+    <w:rPr/>
   </w:style>
   <w:style w:type="paragraph" w:styleId="FrameContents">
     <w:name w:val="Frame Contents"/>

--- a/desktop_app/backend/documents/aftersale/00_MAU_CAM_KET_SAU_BAN_HANG.docx
+++ b/desktop_app/backend/documents/aftersale/00_MAU_CAM_KET_SAU_BAN_HANG.docx
@@ -2,25 +2,6 @@
 <file path=word/document.xml><?xml version="1.0" encoding="utf-8"?>
 <w:document xmlns:o="urn:schemas-microsoft-com:office:office" xmlns:r="http://schemas.openxmlformats.org/officeDocument/2006/relationships" xmlns:v="urn:schemas-microsoft-com:vml" xmlns:w="http://schemas.openxmlformats.org/wordprocessingml/2006/main" xmlns:w10="urn:schemas-microsoft-com:office:word" xmlns:wp="http://schemas.openxmlformats.org/drawingml/2006/wordprocessingDrawing" xmlns:pic="http://schemas.openxmlformats.org/drawingml/2006/picture" xmlns:wps="http://schemas.microsoft.com/office/word/2010/wordprocessingShape" xmlns:wpg="http://schemas.microsoft.com/office/word/2010/wordprocessingGroup" xmlns:mc="http://schemas.openxmlformats.org/markup-compatibility/2006" xmlns:wp14="http://schemas.microsoft.com/office/word/2010/wordprocessingDrawing" xmlns:w14="http://schemas.microsoft.com/office/word/2010/wordml" xmlns:w15="http://schemas.microsoft.com/office/word/2012/wordml" mc:Ignorable="w14 wp14 w15">
   <w:body>
-    <w:p>
-      <w:pPr>
-        <w:pStyle w:val="BodyText"/>
-        <w:spacing w:before="7" w:after="1"/>
-        <w:ind w:start="0"/>
-        <w:rPr>
-          <w:rFonts w:ascii="Times New Roman" w:hAnsi="Times New Roman"/>
-          <w:sz w:val="24"/>
-          <w:szCs w:val="24"/>
-        </w:rPr>
-      </w:pPr>
-      <w:r>
-        <w:rPr>
-          <w:rFonts w:ascii="Times New Roman" w:hAnsi="Times New Roman"/>
-          <w:sz w:val="24"/>
-          <w:szCs w:val="24"/>
-        </w:rPr>
-      </w:r>
-    </w:p>
     <w:p>
       <w:pPr>
         <w:pStyle w:val="BodyText"/>
@@ -64,9 +45,9 @@
                             <a:avLst/>
                             <a:gdLst>
                               <a:gd name="textAreaLeft" fmla="*/ 0 w 396360"/>
-                              <a:gd name="textAreaRight" fmla="*/ 399960 w 396360"/>
+                              <a:gd name="textAreaRight" fmla="*/ 401040 w 396360"/>
                               <a:gd name="textAreaTop" fmla="*/ 0 h 187200"/>
-                              <a:gd name="textAreaBottom" fmla="*/ 190800 h 187200"/>
+                              <a:gd name="textAreaBottom" fmla="*/ 191880 h 187200"/>
                             </a:gdLst>
                             <a:ahLst/>
                             <a:cxnLst/>
@@ -350,25 +331,6 @@
             </w:pict>
           </mc:Fallback>
         </mc:AlternateContent>
-      </w:r>
-    </w:p>
-    <w:p>
-      <w:pPr>
-        <w:pStyle w:val="BodyText"/>
-        <w:spacing w:before="6" w:after="0"/>
-        <w:ind w:start="0"/>
-        <w:rPr>
-          <w:rFonts w:ascii="Times New Roman" w:hAnsi="Times New Roman"/>
-          <w:sz w:val="24"/>
-          <w:szCs w:val="24"/>
-        </w:rPr>
-      </w:pPr>
-      <w:r>
-        <w:rPr>
-          <w:rFonts w:ascii="Times New Roman" w:hAnsi="Times New Roman"/>
-          <w:sz w:val="24"/>
-          <w:szCs w:val="24"/>
-        </w:rPr>
         <mc:AlternateContent>
           <mc:Choice Requires="wps">
             <w:drawing>
@@ -397,9 +359,9 @@
                           <a:avLst/>
                           <a:gdLst>
                             <a:gd name="textAreaLeft" fmla="*/ 0 w 810360"/>
-                            <a:gd name="textAreaRight" fmla="*/ 813960 w 810360"/>
+                            <a:gd name="textAreaRight" fmla="*/ 815040 w 810360"/>
                             <a:gd name="textAreaTop" fmla="*/ 0 h 104040"/>
-                            <a:gd name="textAreaBottom" fmla="*/ 107640 h 104040"/>
+                            <a:gd name="textAreaBottom" fmla="*/ 108720 h 104040"/>
                           </a:gdLst>
                           <a:ahLst/>
                           <a:cxnLst/>
@@ -1603,20 +1565,80 @@
         <w:ind w:hanging="0" w:start="0" w:end="-720"/>
         <w:jc w:val="start"/>
         <w:rPr>
-          <w:sz w:val="20"/>
-          <w:szCs w:val="20"/>
+          <w:sz w:val="18"/>
+          <w:szCs w:val="18"/>
         </w:rPr>
       </w:pPr>
       <w:r>
         <w:rPr>
           <w:rFonts w:ascii="Times New Roman" w:hAnsi="Times New Roman"/>
+          <w:color w:val="231F20"/>
+          <w:spacing w:val="-2"/>
+          <w:w w:val="125"/>
+          <w:sz w:val="18"/>
+          <w:szCs w:val="18"/>
+        </w:rPr>
+        <w:t xml:space="preserve">Ngày </w:t>
+      </w:r>
+      <w:r>
+        <w:rPr>
+          <w:rFonts w:ascii="Times New Roman" w:hAnsi="Times New Roman"/>
+          <w:b/>
           <w:color w:val="231F20"/>
           <w:spacing w:val="-2"/>
           <w:w w:val="125"/>
           <w:sz w:val="20"/>
-          <w:szCs w:val="20"/>
-        </w:rPr>
-        <w:t>Ngày {{ aftersale_day }} tháng {{ aftersale_month }} năm {{ aftersale_year }}</w:t>
+          <w:szCs w:val="18"/>
+        </w:rPr>
+        <w:t>{{ aftersale_day }}</w:t>
+      </w:r>
+      <w:r>
+        <w:rPr>
+          <w:rFonts w:ascii="Times New Roman" w:hAnsi="Times New Roman"/>
+          <w:b/>
+          <w:color w:val="231F20"/>
+          <w:spacing w:val="-2"/>
+          <w:w w:val="125"/>
+          <w:sz w:val="20"/>
+          <w:szCs w:val="18"/>
+        </w:rPr>
+        <w:t xml:space="preserve"> tháng </w:t>
+      </w:r>
+      <w:r>
+        <w:rPr>
+          <w:rFonts w:ascii="Times New Roman" w:hAnsi="Times New Roman"/>
+          <w:b/>
+          <w:color w:val="231F20"/>
+          <w:spacing w:val="-2"/>
+          <w:w w:val="125"/>
+          <w:sz w:val="20"/>
+          <w:szCs w:val="18"/>
+        </w:rPr>
+        <w:t>{{ aftersale_month }}</w:t>
+      </w:r>
+      <w:r>
+        <w:rPr>
+          <w:rFonts w:ascii="Times New Roman" w:hAnsi="Times New Roman"/>
+          <w:b/>
+          <w:color w:val="231F20"/>
+          <w:spacing w:val="-2"/>
+          <w:w w:val="125"/>
+          <w:sz w:val="20"/>
+          <w:szCs w:val="18"/>
+        </w:rPr>
+        <w:t xml:space="preserve"> năm </w:t>
+      </w:r>
+      <w:r>
+        <w:rPr>
+          <w:rFonts w:ascii="Times New Roman" w:hAnsi="Times New Roman"/>
+          <w:b/>
+          <w:color w:val="231F20"/>
+          <w:spacing w:val="-2"/>
+          <w:w w:val="125"/>
+          <w:sz w:val="20"/>
+          <w:szCs w:val="18"/>
+        </w:rPr>
+        <w:t>{{ aftersale_year }}</w:t>
       </w:r>
     </w:p>
     <w:p>
@@ -1650,9 +1672,8 @@
         <w:ind w:hanging="0" w:start="0" w:end="-720"/>
         <w:jc w:val="start"/>
         <w:rPr>
-          <w:rFonts w:ascii="Times New Roman" w:hAnsi="Times New Roman"/>
-          <w:sz w:val="24"/>
-          <w:szCs w:val="24"/>
+          <w:sz w:val="18"/>
+          <w:szCs w:val="18"/>
         </w:rPr>
       </w:pPr>
       <w:r>
@@ -1661,9 +1682,11 @@
           <w:b/>
           <w:color w:val="231F20"/>
           <w:w w:val="115"/>
-          <w:sz w:val="21"/>
-          <w:szCs w:val="21"/>
-        </w:rPr>
+          <w:sz w:val="18"/>
+          <w:szCs w:val="18"/>
+        </w:rPr>
+        <w:tab/>
+        <w:tab/>
         <w:t>CÔNG</w:t>
       </w:r>
       <w:r>
@@ -1673,8 +1696,8 @@
           <w:color w:val="231F20"/>
           <w:spacing w:val="-6"/>
           <w:w w:val="115"/>
-          <w:sz w:val="21"/>
-          <w:szCs w:val="21"/>
+          <w:sz w:val="18"/>
+          <w:szCs w:val="18"/>
         </w:rPr>
         <w:t xml:space="preserve"> </w:t>
       </w:r>
@@ -1684,8 +1707,8 @@
           <w:b/>
           <w:color w:val="231F20"/>
           <w:w w:val="115"/>
-          <w:sz w:val="21"/>
-          <w:szCs w:val="21"/>
+          <w:sz w:val="18"/>
+          <w:szCs w:val="18"/>
         </w:rPr>
         <w:t>TY</w:t>
       </w:r>
@@ -1696,8 +1719,8 @@
           <w:color w:val="231F20"/>
           <w:spacing w:val="-6"/>
           <w:w w:val="115"/>
-          <w:sz w:val="21"/>
-          <w:szCs w:val="21"/>
+          <w:sz w:val="18"/>
+          <w:szCs w:val="18"/>
         </w:rPr>
         <w:t xml:space="preserve"> </w:t>
       </w:r>
@@ -1707,8 +1730,8 @@
           <w:b/>
           <w:color w:val="231F20"/>
           <w:w w:val="115"/>
-          <w:sz w:val="21"/>
-          <w:szCs w:val="21"/>
+          <w:sz w:val="18"/>
+          <w:szCs w:val="18"/>
         </w:rPr>
         <w:t>CỔ</w:t>
       </w:r>
@@ -1719,8 +1742,8 @@
           <w:color w:val="231F20"/>
           <w:spacing w:val="-6"/>
           <w:w w:val="115"/>
-          <w:sz w:val="21"/>
-          <w:szCs w:val="21"/>
+          <w:sz w:val="18"/>
+          <w:szCs w:val="18"/>
         </w:rPr>
         <w:t xml:space="preserve"> </w:t>
       </w:r>
@@ -1730,8 +1753,8 @@
           <w:b/>
           <w:color w:val="231F20"/>
           <w:w w:val="115"/>
-          <w:sz w:val="21"/>
-          <w:szCs w:val="21"/>
+          <w:sz w:val="18"/>
+          <w:szCs w:val="18"/>
         </w:rPr>
         <w:t>PHẦN</w:t>
       </w:r>
@@ -1742,8 +1765,8 @@
           <w:color w:val="231F20"/>
           <w:spacing w:val="-6"/>
           <w:w w:val="115"/>
-          <w:sz w:val="21"/>
-          <w:szCs w:val="21"/>
+          <w:sz w:val="18"/>
+          <w:szCs w:val="18"/>
         </w:rPr>
         <w:t xml:space="preserve"> </w:t>
       </w:r>
@@ -1753,8 +1776,8 @@
           <w:b/>
           <w:color w:val="231F20"/>
           <w:w w:val="115"/>
-          <w:sz w:val="21"/>
-          <w:szCs w:val="21"/>
+          <w:sz w:val="18"/>
+          <w:szCs w:val="18"/>
         </w:rPr>
         <w:t>VIỄN</w:t>
       </w:r>
@@ -1765,8 +1788,8 @@
           <w:color w:val="231F20"/>
           <w:spacing w:val="-6"/>
           <w:w w:val="115"/>
-          <w:sz w:val="21"/>
-          <w:szCs w:val="21"/>
+          <w:sz w:val="18"/>
+          <w:szCs w:val="18"/>
         </w:rPr>
         <w:t xml:space="preserve"> </w:t>
       </w:r>
@@ -1776,8 +1799,8 @@
           <w:b/>
           <w:color w:val="231F20"/>
           <w:w w:val="115"/>
-          <w:sz w:val="21"/>
-          <w:szCs w:val="21"/>
+          <w:sz w:val="18"/>
+          <w:szCs w:val="18"/>
         </w:rPr>
         <w:t>THÔNG</w:t>
       </w:r>
@@ -1788,8 +1811,8 @@
           <w:color w:val="231F20"/>
           <w:spacing w:val="-6"/>
           <w:w w:val="115"/>
-          <w:sz w:val="21"/>
-          <w:szCs w:val="21"/>
+          <w:sz w:val="18"/>
+          <w:szCs w:val="18"/>
         </w:rPr>
         <w:t xml:space="preserve"> </w:t>
       </w:r>
@@ -1799,8 +1822,8 @@
           <w:b/>
           <w:color w:val="231F20"/>
           <w:w w:val="115"/>
-          <w:sz w:val="21"/>
-          <w:szCs w:val="21"/>
+          <w:sz w:val="18"/>
+          <w:szCs w:val="18"/>
         </w:rPr>
         <w:t>DI</w:t>
       </w:r>
@@ -1811,8 +1834,8 @@
           <w:color w:val="231F20"/>
           <w:spacing w:val="-6"/>
           <w:w w:val="115"/>
-          <w:sz w:val="21"/>
-          <w:szCs w:val="21"/>
+          <w:sz w:val="18"/>
+          <w:szCs w:val="18"/>
         </w:rPr>
         <w:t xml:space="preserve"> </w:t>
       </w:r>
@@ -1822,8 +1845,8 @@
           <w:b/>
           <w:color w:val="231F20"/>
           <w:w w:val="115"/>
-          <w:sz w:val="21"/>
-          <w:szCs w:val="21"/>
+          <w:sz w:val="18"/>
+          <w:szCs w:val="18"/>
         </w:rPr>
         <w:t>ĐỘNG</w:t>
       </w:r>
@@ -1834,8 +1857,8 @@
           <w:color w:val="231F20"/>
           <w:spacing w:val="-6"/>
           <w:w w:val="115"/>
-          <w:sz w:val="21"/>
-          <w:szCs w:val="21"/>
+          <w:sz w:val="18"/>
+          <w:szCs w:val="18"/>
         </w:rPr>
         <w:t xml:space="preserve"> </w:t>
       </w:r>
@@ -1846,8 +1869,8 @@
           <w:color w:val="231F20"/>
           <w:spacing w:val="-2"/>
           <w:w w:val="115"/>
-          <w:sz w:val="21"/>
-          <w:szCs w:val="21"/>
+          <w:sz w:val="18"/>
+          <w:szCs w:val="18"/>
         </w:rPr>
         <w:t>VIETNAMOBILE</w:t>
       </w:r>
@@ -1860,17 +1883,44 @@
         <w:spacing w:before="196" w:after="0"/>
         <w:ind w:hanging="0" w:start="0" w:end="0"/>
         <w:jc w:val="start"/>
-        <w:rPr/>
+        <w:rPr>
+          <w:sz w:val="18"/>
+          <w:szCs w:val="18"/>
+        </w:rPr>
       </w:pPr>
       <w:r>
         <w:rPr>
           <w:rFonts w:ascii="Times New Roman" w:hAnsi="Times New Roman"/>
           <w:color w:val="231F20"/>
           <w:w w:val="110"/>
-          <w:sz w:val="24"/>
-          <w:szCs w:val="24"/>
-        </w:rPr>
-        <w:t>Cửa hàng: Shop Xã Đàn</w:t>
+          <w:sz w:val="18"/>
+          <w:szCs w:val="18"/>
+        </w:rPr>
+        <w:tab/>
+        <w:tab/>
+        <w:t xml:space="preserve">Cửa hàng: </w:t>
+      </w:r>
+      <w:r>
+        <w:rPr>
+          <w:rFonts w:ascii="Times New Roman" w:hAnsi="Times New Roman"/>
+          <w:b/>
+          <w:bCs/>
+          <w:color w:val="231F20"/>
+          <w:w w:val="110"/>
+          <w:sz w:val="24"/>
+          <w:szCs w:val="24"/>
+        </w:rPr>
+        <w:t>Shop Xã Đàn</w:t>
+      </w:r>
+      <w:r>
+        <w:rPr>
+          <w:rFonts w:ascii="Times New Roman" w:hAnsi="Times New Roman"/>
+          <w:color w:val="231F20"/>
+          <w:w w:val="110"/>
+          <w:sz w:val="18"/>
+          <w:szCs w:val="18"/>
+        </w:rPr>
+        <w:t xml:space="preserve"> ....................................................</w:t>
       </w:r>
     </w:p>
     <w:p>
@@ -1881,16 +1931,21 @@
         <w:spacing w:before="36" w:after="0"/>
         <w:ind w:hanging="0" w:start="0" w:end="0"/>
         <w:jc w:val="start"/>
-        <w:rPr/>
+        <w:rPr>
+          <w:sz w:val="18"/>
+          <w:szCs w:val="18"/>
+        </w:rPr>
       </w:pPr>
       <w:r>
         <w:rPr>
           <w:rFonts w:ascii="Times New Roman" w:hAnsi="Times New Roman"/>
           <w:color w:val="231F20"/>
-          <w:sz w:val="24"/>
-          <w:szCs w:val="24"/>
-        </w:rPr>
-        <w:t>Địa chỉ: {{ aftersale_shop_address }}</w:t>
+          <w:sz w:val="18"/>
+          <w:szCs w:val="18"/>
+        </w:rPr>
+        <w:tab/>
+        <w:tab/>
+        <w:t>Địa chỉ: ..........................................................................................</w:t>
       </w:r>
     </w:p>
     <w:p>
@@ -1901,16 +1956,21 @@
         <w:spacing w:before="35" w:after="0"/>
         <w:ind w:hanging="0" w:start="0" w:end="0"/>
         <w:jc w:val="start"/>
-        <w:rPr/>
+        <w:rPr>
+          <w:sz w:val="18"/>
+          <w:szCs w:val="18"/>
+        </w:rPr>
       </w:pPr>
       <w:r>
         <w:rPr>
           <w:rFonts w:ascii="Times New Roman" w:hAnsi="Times New Roman"/>
           <w:color w:val="231F20"/>
-          <w:sz w:val="24"/>
-          <w:szCs w:val="24"/>
-        </w:rPr>
-        <w:t>Điện thoại: {{ aftersale_shop_phone }}</w:t>
+          <w:sz w:val="18"/>
+          <w:szCs w:val="18"/>
+        </w:rPr>
+        <w:tab/>
+        <w:tab/>
+        <w:t>Điện thoại: .....................................................................................</w:t>
       </w:r>
     </w:p>
     <w:p>
@@ -2186,12 +2246,15 @@
     <w:p>
       <w:pPr>
         <w:sectPr>
-          <w:type w:val="continuous"/>
+          <w:headerReference w:type="default" r:id="rId6"/>
+          <w:footerReference w:type="default" r:id="rId7"/>
+          <w:type w:val="nextPage"/>
           <w:pgSz w:w="11906" w:h="16838"/>
           <w:pgMar w:left="708" w:right="708" w:gutter="0" w:header="0" w:top="580" w:footer="0" w:bottom="0"/>
+          <w:pgNumType w:fmt="decimal"/>
           <w:cols w:num="2" w:equalWidth="false" w:sep="false">
-            <w:col w:w="3026" w:space="504"/>
-            <w:col w:w="6959"/>
+            <w:col w:w="2859" w:space="504"/>
+            <w:col w:w="7126"/>
           </w:cols>
           <w:formProt w:val="false"/>
           <w:textDirection w:val="lrTb"/>
@@ -2230,7 +2293,31 @@
           <w:szCs w:val="24"/>
           <w:lang w:val="vi-VN" w:eastAsia="en-US" w:bidi="ar-SA"/>
         </w:rPr>
-        <w:t>Họ và tên: {{ aftersale_customer_name }}</w:t>
+        <w:t xml:space="preserve">Họ và tên: </w:t>
+      </w:r>
+      <w:r>
+        <w:rPr>
+          <w:rFonts w:eastAsia="Calibri" w:cs="Calibri" w:ascii="Times New Roman" w:hAnsi="Times New Roman"/>
+          <w:b/>
+          <w:color w:val="231F20"/>
+          <w:kern w:val="0"/>
+          <w:sz w:val="26"/>
+          <w:szCs w:val="24"/>
+          <w:lang w:val="vi-VN" w:eastAsia="en-US" w:bidi="ar-SA"/>
+        </w:rPr>
+        <w:t>{{ aftersale_customer_name }}</w:t>
+      </w:r>
+      <w:r>
+        <w:rPr>
+          <w:rFonts w:eastAsia="Calibri" w:cs="Calibri" w:ascii="Times New Roman" w:hAnsi="Times New Roman"/>
+          <w:b w:val="0"/>
+          <w:color w:val="231F20"/>
+          <w:kern w:val="0"/>
+          <w:sz w:val="24"/>
+          <w:szCs w:val="24"/>
+          <w:lang w:val="vi-VN" w:eastAsia="en-US" w:bidi="ar-SA"/>
+        </w:rPr>
+        <w:t xml:space="preserve"> .....</w:t>
       </w:r>
     </w:p>
     <w:p>
@@ -2264,7 +2351,103 @@
           <w:szCs w:val="24"/>
           <w:lang w:val="vi-VN" w:eastAsia="en-US" w:bidi="ar-SA"/>
         </w:rPr>
-        <w:t>Số CMND/CCCD: {{ aftersale_customer_id_number }}.   Ngày cấp: {{ aftersale_customer_issue_date }}.    Nơi cấp: {{ aftersale_customer_issue_place }}</w:t>
+        <w:t xml:space="preserve">Số CMND/CCCD: </w:t>
+      </w:r>
+      <w:r>
+        <w:rPr>
+          <w:rFonts w:eastAsia="Calibri" w:cs="Calibri" w:ascii="Times New Roman" w:hAnsi="Times New Roman"/>
+          <w:b/>
+          <w:color w:val="231F20"/>
+          <w:kern w:val="0"/>
+          <w:sz w:val="26"/>
+          <w:szCs w:val="24"/>
+          <w:lang w:val="vi-VN" w:eastAsia="en-US" w:bidi="ar-SA"/>
+        </w:rPr>
+        <w:t>{{ aftersale_customer_id_number }}</w:t>
+      </w:r>
+      <w:r>
+        <w:rPr>
+          <w:rFonts w:eastAsia="Calibri" w:cs="Calibri" w:ascii="Times New Roman" w:hAnsi="Times New Roman"/>
+          <w:b w:val="0"/>
+          <w:color w:val="231F20"/>
+          <w:kern w:val="0"/>
+          <w:sz w:val="24"/>
+          <w:szCs w:val="24"/>
+          <w:lang w:val="vi-VN" w:eastAsia="en-US" w:bidi="ar-SA"/>
+        </w:rPr>
+        <w:t xml:space="preserve"> .....</w:t>
+      </w:r>
+      <w:r>
+        <w:rPr>
+          <w:rFonts w:eastAsia="Calibri" w:cs="Calibri" w:ascii="Times New Roman" w:hAnsi="Times New Roman"/>
+          <w:b w:val="0"/>
+          <w:color w:val="231F20"/>
+          <w:kern w:val="0"/>
+          <w:sz w:val="24"/>
+          <w:szCs w:val="24"/>
+          <w:lang w:val="vi-VN" w:eastAsia="en-US" w:bidi="ar-SA"/>
+        </w:rPr>
+        <w:t xml:space="preserve">.   Ngày cấp: </w:t>
+      </w:r>
+      <w:r>
+        <w:rPr>
+          <w:rFonts w:eastAsia="Calibri" w:cs="Calibri" w:ascii="Times New Roman" w:hAnsi="Times New Roman"/>
+          <w:b/>
+          <w:color w:val="231F20"/>
+          <w:kern w:val="0"/>
+          <w:sz w:val="26"/>
+          <w:szCs w:val="24"/>
+          <w:lang w:val="vi-VN" w:eastAsia="en-US" w:bidi="ar-SA"/>
+        </w:rPr>
+        <w:t>{{ aftersale_customer_issue_date }}</w:t>
+      </w:r>
+      <w:r>
+        <w:rPr>
+          <w:rFonts w:eastAsia="Calibri" w:cs="Calibri" w:ascii="Times New Roman" w:hAnsi="Times New Roman"/>
+          <w:b w:val="0"/>
+          <w:color w:val="231F20"/>
+          <w:kern w:val="0"/>
+          <w:sz w:val="24"/>
+          <w:szCs w:val="24"/>
+          <w:lang w:val="vi-VN" w:eastAsia="en-US" w:bidi="ar-SA"/>
+        </w:rPr>
+        <w:t xml:space="preserve"> .....</w:t>
+      </w:r>
+      <w:r>
+        <w:rPr>
+          <w:rFonts w:eastAsia="Calibri" w:cs="Calibri" w:ascii="Times New Roman" w:hAnsi="Times New Roman"/>
+          <w:b w:val="0"/>
+          <w:color w:val="231F20"/>
+          <w:kern w:val="0"/>
+          <w:sz w:val="24"/>
+          <w:szCs w:val="24"/>
+          <w:lang w:val="vi-VN" w:eastAsia="en-US" w:bidi="ar-SA"/>
+        </w:rPr>
+        <w:t xml:space="preserve">.    Nơi cấp: </w:t>
+      </w:r>
+      <w:r>
+        <w:rPr>
+          <w:rFonts w:eastAsia="Calibri" w:cs="Calibri" w:ascii="Times New Roman" w:hAnsi="Times New Roman"/>
+          <w:b/>
+          <w:color w:val="231F20"/>
+          <w:kern w:val="0"/>
+          <w:sz w:val="26"/>
+          <w:szCs w:val="24"/>
+          <w:lang w:val="vi-VN" w:eastAsia="en-US" w:bidi="ar-SA"/>
+        </w:rPr>
+        <w:t>{{ aftersale_customer_issue_place }}</w:t>
+      </w:r>
+      <w:r>
+        <w:rPr>
+          <w:rFonts w:eastAsia="Calibri" w:cs="Calibri" w:ascii="Times New Roman" w:hAnsi="Times New Roman"/>
+          <w:b w:val="0"/>
+          <w:color w:val="231F20"/>
+          <w:kern w:val="0"/>
+          <w:sz w:val="24"/>
+          <w:szCs w:val="24"/>
+          <w:lang w:val="vi-VN" w:eastAsia="en-US" w:bidi="ar-SA"/>
+        </w:rPr>
+        <w:t xml:space="preserve"> .....</w:t>
       </w:r>
     </w:p>
     <w:p>
@@ -2298,7 +2481,31 @@
           <w:szCs w:val="24"/>
           <w:lang w:val="vi-VN" w:eastAsia="en-US" w:bidi="ar-SA"/>
         </w:rPr>
-        <w:t>Địa chỉ: {{ aftersale_customer_address }}</w:t>
+        <w:t xml:space="preserve">Địa chỉ: </w:t>
+      </w:r>
+      <w:r>
+        <w:rPr>
+          <w:rFonts w:eastAsia="Calibri" w:cs="Calibri" w:ascii="Times New Roman" w:hAnsi="Times New Roman"/>
+          <w:b/>
+          <w:color w:val="231F20"/>
+          <w:kern w:val="0"/>
+          <w:sz w:val="26"/>
+          <w:szCs w:val="24"/>
+          <w:lang w:val="vi-VN" w:eastAsia="en-US" w:bidi="ar-SA"/>
+        </w:rPr>
+        <w:t>{{ aftersale_customer_address }}</w:t>
+      </w:r>
+      <w:r>
+        <w:rPr>
+          <w:rFonts w:eastAsia="Calibri" w:cs="Calibri" w:ascii="Times New Roman" w:hAnsi="Times New Roman"/>
+          <w:b w:val="0"/>
+          <w:color w:val="231F20"/>
+          <w:kern w:val="0"/>
+          <w:sz w:val="24"/>
+          <w:szCs w:val="24"/>
+          <w:lang w:val="vi-VN" w:eastAsia="en-US" w:bidi="ar-SA"/>
+        </w:rPr>
+        <w:t xml:space="preserve"> .....</w:t>
       </w:r>
     </w:p>
     <w:p>
@@ -2332,7 +2539,31 @@
           <w:szCs w:val="24"/>
           <w:lang w:val="vi-VN" w:eastAsia="en-US" w:bidi="ar-SA"/>
         </w:rPr>
-        <w:t>Điện thoại liên hệ cần thiết: {{ aftersale_customer_phone }}</w:t>
+        <w:t xml:space="preserve">Điện thoại liên hệ cần thiết: </w:t>
+      </w:r>
+      <w:r>
+        <w:rPr>
+          <w:rFonts w:eastAsia="Calibri" w:cs="Calibri" w:ascii="Times New Roman" w:hAnsi="Times New Roman"/>
+          <w:b/>
+          <w:color w:val="231F20"/>
+          <w:kern w:val="0"/>
+          <w:sz w:val="26"/>
+          <w:szCs w:val="24"/>
+          <w:lang w:val="vi-VN" w:eastAsia="en-US" w:bidi="ar-SA"/>
+        </w:rPr>
+        <w:t>{{ aftersale_customer_phone }}</w:t>
+      </w:r>
+      <w:r>
+        <w:rPr>
+          <w:rFonts w:eastAsia="Calibri" w:cs="Calibri" w:ascii="Times New Roman" w:hAnsi="Times New Roman"/>
+          <w:b w:val="0"/>
+          <w:color w:val="231F20"/>
+          <w:kern w:val="0"/>
+          <w:sz w:val="24"/>
+          <w:szCs w:val="24"/>
+          <w:lang w:val="vi-VN" w:eastAsia="en-US" w:bidi="ar-SA"/>
+        </w:rPr>
+        <w:t xml:space="preserve"> .....</w:t>
       </w:r>
     </w:p>
     <w:p>
@@ -2436,7 +2667,31 @@
           <w:szCs w:val="24"/>
           <w:lang w:val="vi-VN" w:eastAsia="en-US" w:bidi="ar-SA"/>
         </w:rPr>
-        <w:t>{{ other_attachment_mark }} Giấy tờ khác (nêu rõ): {{ other_attachment_value }}</w:t>
+        <w:t xml:space="preserve">{{ other_attachment_mark }} Giấy tờ khác (nêu rõ): </w:t>
+      </w:r>
+      <w:r>
+        <w:rPr>
+          <w:rFonts w:eastAsia="Calibri" w:cs="Calibri" w:ascii="Times New Roman" w:hAnsi="Times New Roman"/>
+          <w:b/>
+          <w:color w:val="231F20"/>
+          <w:kern w:val="0"/>
+          <w:sz w:val="26"/>
+          <w:szCs w:val="24"/>
+          <w:lang w:val="vi-VN" w:eastAsia="en-US" w:bidi="ar-SA"/>
+        </w:rPr>
+        <w:t>{{ other_attachment_value }}</w:t>
+      </w:r>
+      <w:r>
+        <w:rPr>
+          <w:rFonts w:eastAsia="Calibri" w:cs="Calibri" w:ascii="Times New Roman" w:hAnsi="Times New Roman"/>
+          <w:b w:val="0"/>
+          <w:color w:val="231F20"/>
+          <w:kern w:val="0"/>
+          <w:sz w:val="24"/>
+          <w:szCs w:val="24"/>
+          <w:lang w:val="vi-VN" w:eastAsia="en-US" w:bidi="ar-SA"/>
+        </w:rPr>
+        <w:t xml:space="preserve"> .....</w:t>
       </w:r>
     </w:p>
     <w:p>
@@ -2943,7 +3198,43 @@
           <w:szCs w:val="24"/>
           <w:lang w:val="vi-VN" w:eastAsia="en-US" w:bidi="ar-SA"/>
         </w:rPr>
-        <w:t>Tôi xin cam kết là chủ sở hữu của số điện thoại Vietnamobile: {{ update_subscriber_number }}. Tôi đã cung cấp cho cửa hàng SIM gốc và cam kết thuê bao không vướng bất kỳ tranh chấp nào.</w:t>
+        <w:t xml:space="preserve">Tôi xin cam kết là chủ sở hữu của số điện thoại Vietnamobile: </w:t>
+      </w:r>
+      <w:r>
+        <w:rPr>
+          <w:rFonts w:eastAsia="Calibri" w:cs="Calibri" w:ascii="Times New Roman" w:hAnsi="Times New Roman"/>
+          <w:b/>
+          <w:color w:val="231F20"/>
+          <w:kern w:val="0"/>
+          <w:sz w:val="26"/>
+          <w:szCs w:val="24"/>
+          <w:lang w:val="vi-VN" w:eastAsia="en-US" w:bidi="ar-SA"/>
+        </w:rPr>
+        <w:t>{{ update_subscriber_number }}</w:t>
+      </w:r>
+      <w:r>
+        <w:rPr>
+          <w:rFonts w:eastAsia="Calibri" w:cs="Calibri" w:ascii="Times New Roman" w:hAnsi="Times New Roman"/>
+          <w:b w:val="0"/>
+          <w:color w:val="231F20"/>
+          <w:kern w:val="0"/>
+          <w:sz w:val="24"/>
+          <w:szCs w:val="24"/>
+          <w:lang w:val="vi-VN" w:eastAsia="en-US" w:bidi="ar-SA"/>
+        </w:rPr>
+        <w:t xml:space="preserve"> .....</w:t>
+      </w:r>
+      <w:r>
+        <w:rPr>
+          <w:rFonts w:eastAsia="Calibri" w:cs="Calibri" w:ascii="Times New Roman" w:hAnsi="Times New Roman"/>
+          <w:b w:val="0"/>
+          <w:color w:val="231F20"/>
+          <w:kern w:val="0"/>
+          <w:sz w:val="24"/>
+          <w:szCs w:val="24"/>
+          <w:lang w:val="vi-VN" w:eastAsia="en-US" w:bidi="ar-SA"/>
+        </w:rPr>
+        <w:t>. Tôi đã cung cấp cho cửa hàng SIM gốc và cam kết thuê bao không vướng bất kỳ tranh chấp nào.</w:t>
       </w:r>
     </w:p>
     <w:p>
@@ -3018,7 +3309,43 @@
           <w:szCs w:val="24"/>
           <w:lang w:val="vi-VN" w:eastAsia="en-US" w:bidi="ar-SA"/>
         </w:rPr>
-        <w:t>Tôi xin cam kết là chủ sở hữu của số điện thoại Vietnamobile: {{ replace_sim_subscriber_number }}. Trong trường hợp xảy ra bất kỳ tranh chấp về việc thay SIM cho số thuê bao này, tôi cam đoan sẽ phối hợp với Vietnamobile để giải quyết.</w:t>
+        <w:t xml:space="preserve">Tôi xin cam kết là chủ sở hữu của số điện thoại Vietnamobile: </w:t>
+      </w:r>
+      <w:r>
+        <w:rPr>
+          <w:rFonts w:eastAsia="Calibri" w:cs="Calibri" w:ascii="Times New Roman" w:hAnsi="Times New Roman"/>
+          <w:b/>
+          <w:color w:val="231F20"/>
+          <w:kern w:val="0"/>
+          <w:sz w:val="26"/>
+          <w:szCs w:val="24"/>
+          <w:lang w:val="vi-VN" w:eastAsia="en-US" w:bidi="ar-SA"/>
+        </w:rPr>
+        <w:t>{{ replace_sim_subscriber_number }}</w:t>
+      </w:r>
+      <w:r>
+        <w:rPr>
+          <w:rFonts w:eastAsia="Calibri" w:cs="Calibri" w:ascii="Times New Roman" w:hAnsi="Times New Roman"/>
+          <w:b w:val="0"/>
+          <w:color w:val="231F20"/>
+          <w:kern w:val="0"/>
+          <w:sz w:val="24"/>
+          <w:szCs w:val="24"/>
+          <w:lang w:val="vi-VN" w:eastAsia="en-US" w:bidi="ar-SA"/>
+        </w:rPr>
+        <w:t xml:space="preserve"> .....</w:t>
+      </w:r>
+      <w:r>
+        <w:rPr>
+          <w:rFonts w:eastAsia="Calibri" w:cs="Calibri" w:ascii="Times New Roman" w:hAnsi="Times New Roman"/>
+          <w:b w:val="0"/>
+          <w:color w:val="231F20"/>
+          <w:kern w:val="0"/>
+          <w:sz w:val="24"/>
+          <w:szCs w:val="24"/>
+          <w:lang w:val="vi-VN" w:eastAsia="en-US" w:bidi="ar-SA"/>
+        </w:rPr>
+        <w:t>. Trong trường hợp xảy ra bất kỳ tranh chấp về việc thay SIM cho số thuê bao này, tôi cam đoan sẽ phối hợp với Vietnamobile để giải quyết.</w:t>
       </w:r>
     </w:p>
     <w:p>
@@ -3093,7 +3420,247 @@
           <w:szCs w:val="24"/>
           <w:lang w:val="vi-VN" w:eastAsia="en-US" w:bidi="ar-SA"/>
         </w:rPr>
-        <w:t>Tôi đồng ý thanh lý Hợp đồng cung cấp và sử dụng dịch vụ thông tin di động mặt đất Vietnamobile của thuê bao {{ transfer_subscriber_number }} và chuyển quyền sử dụng số thuê bao này và dịch vụ điện thoại di động trả trước cho Ông/Bà {{ transfer_new_owner_name }}, số CMND/CCCD {{ transfer_new_owner_id_number }}, ngày cấp {{ transfer_new_owner_issue_date }}, nơi cấp {{ transfer_new_owner_issue_place }} (“Chủ thuê bao mới”).</w:t>
+        <w:t xml:space="preserve">Tôi đồng ý thanh lý Hợp đồng cung cấp và sử dụng dịch vụ thông tin di động mặt đất Vietnamobile của thuê bao </w:t>
+      </w:r>
+      <w:r>
+        <w:rPr>
+          <w:rFonts w:eastAsia="Calibri" w:cs="Calibri" w:ascii="Times New Roman" w:hAnsi="Times New Roman"/>
+          <w:b w:val="0"/>
+          <w:color w:val="231F20"/>
+          <w:kern w:val="0"/>
+          <w:sz w:val="24"/>
+          <w:szCs w:val="24"/>
+          <w:lang w:val="vi-VN" w:eastAsia="en-US" w:bidi="ar-SA"/>
+        </w:rPr>
+        <w:t xml:space="preserve">..... </w:t>
+      </w:r>
+      <w:r>
+        <w:rPr>
+          <w:rFonts w:eastAsia="Calibri" w:cs="Calibri" w:ascii="Times New Roman" w:hAnsi="Times New Roman"/>
+          <w:b/>
+          <w:color w:val="231F20"/>
+          <w:kern w:val="0"/>
+          <w:sz w:val="26"/>
+          <w:szCs w:val="24"/>
+          <w:lang w:val="vi-VN" w:eastAsia="en-US" w:bidi="ar-SA"/>
+        </w:rPr>
+        <w:t>{{ transfer_subscriber_number }}</w:t>
+      </w:r>
+      <w:r>
+        <w:rPr>
+          <w:rFonts w:eastAsia="Calibri" w:cs="Calibri" w:ascii="Times New Roman" w:hAnsi="Times New Roman"/>
+          <w:b w:val="0"/>
+          <w:color w:val="231F20"/>
+          <w:kern w:val="0"/>
+          <w:sz w:val="24"/>
+          <w:szCs w:val="24"/>
+          <w:lang w:val="vi-VN" w:eastAsia="en-US" w:bidi="ar-SA"/>
+        </w:rPr>
+        <w:t xml:space="preserve"> .....</w:t>
+      </w:r>
+      <w:r>
+        <w:rPr>
+          <w:rFonts w:eastAsia="Calibri" w:cs="Calibri" w:ascii="Times New Roman" w:hAnsi="Times New Roman"/>
+          <w:b w:val="0"/>
+          <w:color w:val="231F20"/>
+          <w:kern w:val="0"/>
+          <w:sz w:val="24"/>
+          <w:szCs w:val="24"/>
+          <w:lang w:val="vi-VN" w:eastAsia="en-US" w:bidi="ar-SA"/>
+        </w:rPr>
+        <w:t xml:space="preserve"> và chuyển quyền sử dụng số thuê bao này và dịch vụ điện thoại di động trả trước cho Ông/Bà </w:t>
+      </w:r>
+      <w:r>
+        <w:rPr>
+          <w:rFonts w:eastAsia="Calibri" w:cs="Calibri" w:ascii="Times New Roman" w:hAnsi="Times New Roman"/>
+          <w:b w:val="0"/>
+          <w:color w:val="231F20"/>
+          <w:kern w:val="0"/>
+          <w:sz w:val="24"/>
+          <w:szCs w:val="24"/>
+          <w:lang w:val="vi-VN" w:eastAsia="en-US" w:bidi="ar-SA"/>
+        </w:rPr>
+        <w:t xml:space="preserve">..... </w:t>
+      </w:r>
+      <w:r>
+        <w:rPr>
+          <w:rFonts w:eastAsia="Calibri" w:cs="Calibri" w:ascii="Times New Roman" w:hAnsi="Times New Roman"/>
+          <w:b/>
+          <w:color w:val="231F20"/>
+          <w:kern w:val="0"/>
+          <w:sz w:val="26"/>
+          <w:szCs w:val="24"/>
+          <w:lang w:val="vi-VN" w:eastAsia="en-US" w:bidi="ar-SA"/>
+        </w:rPr>
+        <w:t>{{ transfer_new_owner_name }}</w:t>
+      </w:r>
+      <w:r>
+        <w:rPr>
+          <w:rFonts w:eastAsia="Calibri" w:cs="Calibri" w:ascii="Times New Roman" w:hAnsi="Times New Roman"/>
+          <w:b w:val="0"/>
+          <w:color w:val="231F20"/>
+          <w:kern w:val="0"/>
+          <w:sz w:val="24"/>
+          <w:szCs w:val="24"/>
+          <w:lang w:val="vi-VN" w:eastAsia="en-US" w:bidi="ar-SA"/>
+        </w:rPr>
+        <w:t xml:space="preserve"> .....</w:t>
+      </w:r>
+      <w:r>
+        <w:rPr>
+          <w:rFonts w:eastAsia="Calibri" w:cs="Calibri" w:ascii="Times New Roman" w:hAnsi="Times New Roman"/>
+          <w:b w:val="0"/>
+          <w:color w:val="231F20"/>
+          <w:kern w:val="0"/>
+          <w:sz w:val="24"/>
+          <w:szCs w:val="24"/>
+          <w:lang w:val="vi-VN" w:eastAsia="en-US" w:bidi="ar-SA"/>
+        </w:rPr>
+        <w:t xml:space="preserve">, số CMND/CCCD </w:t>
+      </w:r>
+      <w:r>
+        <w:rPr>
+          <w:rFonts w:eastAsia="Calibri" w:cs="Calibri" w:ascii="Times New Roman" w:hAnsi="Times New Roman"/>
+          <w:b w:val="0"/>
+          <w:color w:val="231F20"/>
+          <w:kern w:val="0"/>
+          <w:sz w:val="24"/>
+          <w:szCs w:val="24"/>
+          <w:lang w:val="vi-VN" w:eastAsia="en-US" w:bidi="ar-SA"/>
+        </w:rPr>
+        <w:t xml:space="preserve">..... </w:t>
+      </w:r>
+      <w:r>
+        <w:rPr>
+          <w:rFonts w:eastAsia="Calibri" w:cs="Calibri" w:ascii="Times New Roman" w:hAnsi="Times New Roman"/>
+          <w:b/>
+          <w:color w:val="231F20"/>
+          <w:kern w:val="0"/>
+          <w:sz w:val="26"/>
+          <w:szCs w:val="24"/>
+          <w:lang w:val="vi-VN" w:eastAsia="en-US" w:bidi="ar-SA"/>
+        </w:rPr>
+        <w:t>{{ transfer_new_owner_id_number }}</w:t>
+      </w:r>
+      <w:r>
+        <w:rPr>
+          <w:rFonts w:eastAsia="Calibri" w:cs="Calibri" w:ascii="Times New Roman" w:hAnsi="Times New Roman"/>
+          <w:b w:val="0"/>
+          <w:color w:val="231F20"/>
+          <w:kern w:val="0"/>
+          <w:sz w:val="24"/>
+          <w:szCs w:val="24"/>
+          <w:lang w:val="vi-VN" w:eastAsia="en-US" w:bidi="ar-SA"/>
+        </w:rPr>
+        <w:t xml:space="preserve"> .....</w:t>
+      </w:r>
+      <w:r>
+        <w:rPr>
+          <w:rFonts w:eastAsia="Calibri" w:cs="Calibri" w:ascii="Times New Roman" w:hAnsi="Times New Roman"/>
+          <w:b w:val="0"/>
+          <w:color w:val="231F20"/>
+          <w:kern w:val="0"/>
+          <w:sz w:val="24"/>
+          <w:szCs w:val="24"/>
+          <w:lang w:val="vi-VN" w:eastAsia="en-US" w:bidi="ar-SA"/>
+        </w:rPr>
+        <w:t xml:space="preserve">, ngày cấp </w:t>
+      </w:r>
+      <w:r>
+        <w:rPr>
+          <w:rFonts w:eastAsia="Calibri" w:cs="Calibri" w:ascii="Times New Roman" w:hAnsi="Times New Roman"/>
+          <w:b w:val="0"/>
+          <w:color w:val="231F20"/>
+          <w:kern w:val="0"/>
+          <w:sz w:val="24"/>
+          <w:szCs w:val="24"/>
+          <w:lang w:val="vi-VN" w:eastAsia="en-US" w:bidi="ar-SA"/>
+        </w:rPr>
+        <w:t xml:space="preserve">..... </w:t>
+      </w:r>
+      <w:r>
+        <w:rPr>
+          <w:rFonts w:eastAsia="Calibri" w:cs="Calibri" w:ascii="Times New Roman" w:hAnsi="Times New Roman"/>
+          <w:b/>
+          <w:color w:val="231F20"/>
+          <w:kern w:val="0"/>
+          <w:sz w:val="26"/>
+          <w:szCs w:val="24"/>
+          <w:lang w:val="vi-VN" w:eastAsia="en-US" w:bidi="ar-SA"/>
+        </w:rPr>
+        <w:t>{{ transfer_new_owner_issue_date }}</w:t>
+      </w:r>
+      <w:r>
+        <w:rPr>
+          <w:rFonts w:eastAsia="Calibri" w:cs="Calibri" w:ascii="Times New Roman" w:hAnsi="Times New Roman"/>
+          <w:b w:val="0"/>
+          <w:color w:val="231F20"/>
+          <w:kern w:val="0"/>
+          <w:sz w:val="24"/>
+          <w:szCs w:val="24"/>
+          <w:lang w:val="vi-VN" w:eastAsia="en-US" w:bidi="ar-SA"/>
+        </w:rPr>
+        <w:t xml:space="preserve"> .....</w:t>
+      </w:r>
+      <w:r>
+        <w:rPr>
+          <w:rFonts w:eastAsia="Calibri" w:cs="Calibri" w:ascii="Times New Roman" w:hAnsi="Times New Roman"/>
+          <w:b w:val="0"/>
+          <w:color w:val="231F20"/>
+          <w:kern w:val="0"/>
+          <w:sz w:val="24"/>
+          <w:szCs w:val="24"/>
+          <w:lang w:val="vi-VN" w:eastAsia="en-US" w:bidi="ar-SA"/>
+        </w:rPr>
+        <w:t xml:space="preserve">, nơi cấp </w:t>
+      </w:r>
+      <w:r>
+        <w:rPr>
+          <w:rFonts w:eastAsia="Calibri" w:cs="Calibri" w:ascii="Times New Roman" w:hAnsi="Times New Roman"/>
+          <w:b w:val="0"/>
+          <w:color w:val="231F20"/>
+          <w:kern w:val="0"/>
+          <w:sz w:val="24"/>
+          <w:szCs w:val="24"/>
+          <w:lang w:val="vi-VN" w:eastAsia="en-US" w:bidi="ar-SA"/>
+        </w:rPr>
+        <w:t xml:space="preserve">..... </w:t>
+      </w:r>
+      <w:r>
+        <w:rPr>
+          <w:rFonts w:eastAsia="Calibri" w:cs="Calibri" w:ascii="Times New Roman" w:hAnsi="Times New Roman"/>
+          <w:b/>
+          <w:color w:val="231F20"/>
+          <w:kern w:val="0"/>
+          <w:sz w:val="26"/>
+          <w:szCs w:val="24"/>
+          <w:lang w:val="vi-VN" w:eastAsia="en-US" w:bidi="ar-SA"/>
+        </w:rPr>
+        <w:t>{{ transfer_new_owner_issue_place }}</w:t>
+      </w:r>
+      <w:r>
+        <w:rPr>
+          <w:rFonts w:eastAsia="Calibri" w:cs="Calibri" w:ascii="Times New Roman" w:hAnsi="Times New Roman"/>
+          <w:b w:val="0"/>
+          <w:color w:val="231F20"/>
+          <w:kern w:val="0"/>
+          <w:sz w:val="24"/>
+          <w:szCs w:val="24"/>
+          <w:lang w:val="vi-VN" w:eastAsia="en-US" w:bidi="ar-SA"/>
+        </w:rPr>
+        <w:t xml:space="preserve"> .....</w:t>
+      </w:r>
+      <w:r>
+        <w:rPr>
+          <w:rFonts w:eastAsia="Calibri" w:cs="Calibri" w:ascii="Times New Roman" w:hAnsi="Times New Roman"/>
+          <w:b w:val="0"/>
+          <w:color w:val="231F20"/>
+          <w:kern w:val="0"/>
+          <w:sz w:val="24"/>
+          <w:szCs w:val="24"/>
+          <w:lang w:val="vi-VN" w:eastAsia="en-US" w:bidi="ar-SA"/>
+        </w:rPr>
+        <w:t xml:space="preserve"> (“Chủ thuê bao mới”).</w:t>
       </w:r>
     </w:p>
     <w:p>
@@ -3381,7 +3948,55 @@
           <w:szCs w:val="24"/>
           <w:lang w:val="vi-VN" w:eastAsia="en-US" w:bidi="ar-SA"/>
         </w:rPr>
-        <w:t>Tôi ({{ requester_role_mark }} Người yêu cầu hoặc {{ new_owner_role_mark }} Chủ thuê bao mới) là chủ sở hữu của số thuê bao {{ common_subscriber_number }}. Tôi đã được nhân viên tư vấn đầy đủ về các quyền và nghĩa vụ của gói cước đi kèm số thuê bao này và tôi đồng ý tiếp tục sử dụng và thực hiện các cam kết của gói cước theo quy định của Vietnamobile.</w:t>
+        <w:t xml:space="preserve">Tôi ({{ requester_role_mark }} Người yêu cầu hoặc {{ new_owner_role_mark }} Chủ thuê bao mới) là chủ sở hữu của số thuê bao </w:t>
+      </w:r>
+      <w:r>
+        <w:rPr>
+          <w:rFonts w:eastAsia="Calibri" w:cs="Calibri" w:ascii="Times New Roman" w:hAnsi="Times New Roman"/>
+          <w:b w:val="0"/>
+          <w:color w:val="231F20"/>
+          <w:kern w:val="0"/>
+          <w:sz w:val="24"/>
+          <w:szCs w:val="24"/>
+          <w:lang w:val="vi-VN" w:eastAsia="en-US" w:bidi="ar-SA"/>
+        </w:rPr>
+        <w:t xml:space="preserve">..... </w:t>
+      </w:r>
+      <w:r>
+        <w:rPr>
+          <w:rFonts w:eastAsia="Calibri" w:cs="Calibri" w:ascii="Times New Roman" w:hAnsi="Times New Roman"/>
+          <w:b/>
+          <w:color w:val="231F20"/>
+          <w:kern w:val="0"/>
+          <w:sz w:val="26"/>
+          <w:szCs w:val="24"/>
+          <w:lang w:val="vi-VN" w:eastAsia="en-US" w:bidi="ar-SA"/>
+        </w:rPr>
+        <w:t>{{ common_subscriber_number }}</w:t>
+      </w:r>
+      <w:r>
+        <w:rPr>
+          <w:rFonts w:eastAsia="Calibri" w:cs="Calibri" w:ascii="Times New Roman" w:hAnsi="Times New Roman"/>
+          <w:b w:val="0"/>
+          <w:color w:val="231F20"/>
+          <w:kern w:val="0"/>
+          <w:sz w:val="24"/>
+          <w:szCs w:val="24"/>
+          <w:lang w:val="vi-VN" w:eastAsia="en-US" w:bidi="ar-SA"/>
+        </w:rPr>
+        <w:t xml:space="preserve"> .....</w:t>
+      </w:r>
+      <w:r>
+        <w:rPr>
+          <w:rFonts w:eastAsia="Calibri" w:cs="Calibri" w:ascii="Times New Roman" w:hAnsi="Times New Roman"/>
+          <w:b w:val="0"/>
+          <w:color w:val="231F20"/>
+          <w:kern w:val="0"/>
+          <w:sz w:val="24"/>
+          <w:szCs w:val="24"/>
+          <w:lang w:val="vi-VN" w:eastAsia="en-US" w:bidi="ar-SA"/>
+        </w:rPr>
+        <w:t>. Tôi đã được nhân viên tư vấn đầy đủ về các quyền và nghĩa vụ của gói cước đi kèm số thuê bao này và tôi đồng ý tiếp tục sử dụng và thực hiện các cam kết của gói cước theo quy định của Vietnamobile.</w:t>
       </w:r>
     </w:p>
     <w:p>
@@ -3967,7 +4582,79 @@
           <w:szCs w:val="24"/>
           <w:lang w:val="vi-VN" w:eastAsia="en-US" w:bidi="ar-SA"/>
         </w:rPr>
-        <w:t>Tôi đồng ý để Vietnamobile thu hồi lại số thuê bao vô điều kiện hoặc áp dụng các biện pháp khác trong trường hợp tôi vi phạm điều khoản đã cam kết hoặc có bất kỳ khiếu nại nào từ chủ thuê bao cũ và/hoặc bên thứ ba khác và Vietnamobile không liên hệ được với tôi qua số điện thoại 1: {{ backup_phone_1_line }} hoặc số điện thoại 2: {{ backup_phone_2_line }} trong vòng 24 giờ. Tôi cam đoan sẽ phối hợp với Vietnamobile để giải quyết và chấp nhận quyết định cuối cùng của Vietnamobile.</w:t>
+        <w:t xml:space="preserve">Tôi đồng ý để Vietnamobile thu hồi lại số thuê bao vô điều kiện hoặc áp dụng các biện pháp khác trong trường hợp tôi vi phạm điều khoản đã cam kết hoặc có bất kỳ khiếu nại nào từ chủ thuê bao cũ và/hoặc bên thứ ba khác và Vietnamobile không liên hệ được với tôi qua số điện thoại 1: </w:t>
+      </w:r>
+      <w:r>
+        <w:rPr>
+          <w:rFonts w:eastAsia="Calibri" w:cs="Calibri" w:ascii="Times New Roman" w:hAnsi="Times New Roman"/>
+          <w:b/>
+          <w:color w:val="231F20"/>
+          <w:kern w:val="0"/>
+          <w:sz w:val="26"/>
+          <w:szCs w:val="24"/>
+          <w:lang w:val="vi-VN" w:eastAsia="en-US" w:bidi="ar-SA"/>
+        </w:rPr>
+        <w:t>{{ backup_phone_1_line }}</w:t>
+      </w:r>
+      <w:r>
+        <w:rPr>
+          <w:rFonts w:eastAsia="Calibri" w:cs="Calibri" w:ascii="Times New Roman" w:hAnsi="Times New Roman"/>
+          <w:b w:val="0"/>
+          <w:color w:val="231F20"/>
+          <w:kern w:val="0"/>
+          <w:sz w:val="24"/>
+          <w:szCs w:val="24"/>
+          <w:lang w:val="vi-VN" w:eastAsia="en-US" w:bidi="ar-SA"/>
+        </w:rPr>
+        <w:t xml:space="preserve"> .....</w:t>
+      </w:r>
+      <w:r>
+        <w:rPr>
+          <w:rFonts w:eastAsia="Calibri" w:cs="Calibri" w:ascii="Times New Roman" w:hAnsi="Times New Roman"/>
+          <w:b w:val="0"/>
+          <w:color w:val="231F20"/>
+          <w:kern w:val="0"/>
+          <w:sz w:val="24"/>
+          <w:szCs w:val="24"/>
+          <w:lang w:val="vi-VN" w:eastAsia="en-US" w:bidi="ar-SA"/>
+        </w:rPr>
+        <w:t xml:space="preserve"> hoặc số điện thoại 2: </w:t>
+      </w:r>
+      <w:r>
+        <w:rPr>
+          <w:rFonts w:eastAsia="Calibri" w:cs="Calibri" w:ascii="Times New Roman" w:hAnsi="Times New Roman"/>
+          <w:b/>
+          <w:color w:val="231F20"/>
+          <w:kern w:val="0"/>
+          <w:sz w:val="26"/>
+          <w:szCs w:val="24"/>
+          <w:lang w:val="vi-VN" w:eastAsia="en-US" w:bidi="ar-SA"/>
+        </w:rPr>
+        <w:t>{{ backup_phone_2_line }}</w:t>
+      </w:r>
+      <w:r>
+        <w:rPr>
+          <w:rFonts w:eastAsia="Calibri" w:cs="Calibri" w:ascii="Times New Roman" w:hAnsi="Times New Roman"/>
+          <w:b w:val="0"/>
+          <w:color w:val="231F20"/>
+          <w:kern w:val="0"/>
+          <w:sz w:val="24"/>
+          <w:szCs w:val="24"/>
+          <w:lang w:val="vi-VN" w:eastAsia="en-US" w:bidi="ar-SA"/>
+        </w:rPr>
+        <w:t xml:space="preserve"> .....</w:t>
+      </w:r>
+      <w:r>
+        <w:rPr>
+          <w:rFonts w:eastAsia="Calibri" w:cs="Calibri" w:ascii="Times New Roman" w:hAnsi="Times New Roman"/>
+          <w:b w:val="0"/>
+          <w:color w:val="231F20"/>
+          <w:kern w:val="0"/>
+          <w:sz w:val="24"/>
+          <w:szCs w:val="24"/>
+          <w:lang w:val="vi-VN" w:eastAsia="en-US" w:bidi="ar-SA"/>
+        </w:rPr>
+        <w:t xml:space="preserve"> trong vòng 24 giờ. Tôi cam đoan sẽ phối hợp với Vietnamobile để giải quyết và chấp nhận quyết định cuối cùng của Vietnamobile.</w:t>
       </w:r>
     </w:p>
     <w:p>
@@ -3982,387 +4669,364 @@
         </w:sectPr>
       </w:pPr>
     </w:p>
-    <w:p>
-      <w:pPr>
-        <w:pStyle w:val="Heading2"/>
-        <w:spacing w:lineRule="auto" w:line="206" w:before="0" w:after="0"/>
-        <w:ind w:start="617"/>
-        <w:rPr>
-          <w:rFonts w:ascii="Times New Roman" w:hAnsi="Times New Roman"/>
-          <w:sz w:val="24"/>
-          <w:szCs w:val="24"/>
-        </w:rPr>
-      </w:pPr>
-      <w:r>
-        <w:rPr>
-          <w:rFonts w:ascii="Times New Roman" w:hAnsi="Times New Roman"/>
-          <w:sz w:val="24"/>
-          <w:szCs w:val="24"/>
-        </w:rPr>
-        <w:t>NGƯỜI YÊU CẦU</w:t>
-      </w:r>
-    </w:p>
-    <w:p>
-      <w:pPr>
-        <w:pStyle w:val="BodyText"/>
-        <w:spacing w:lineRule="exact" w:line="290" w:before="0" w:after="0"/>
-        <w:ind w:start="492"/>
-        <w:rPr>
-          <w:rFonts w:ascii="Times New Roman" w:hAnsi="Times New Roman"/>
-          <w:sz w:val="24"/>
-          <w:szCs w:val="24"/>
-        </w:rPr>
-      </w:pPr>
-      <w:r>
-        <w:rPr>
-          <w:rFonts w:ascii="Times New Roman" w:hAnsi="Times New Roman"/>
-          <w:color w:val="231F20"/>
-          <w:spacing w:val="-2"/>
-          <w:w w:val="115"/>
-          <w:sz w:val="24"/>
-          <w:szCs w:val="24"/>
-        </w:rPr>
-        <w:t>(Ký và ghi rõ họ tên)</w:t>
-      </w:r>
-    </w:p>
-    <w:p>
-      <w:pPr>
-        <w:pStyle w:val="BodyText"/>
-        <w:spacing w:lineRule="exact" w:line="290" w:before="0" w:after="0"/>
-        <w:ind w:start="492"/>
-        <w:rPr>
-          <w:rFonts w:ascii="Times New Roman" w:hAnsi="Times New Roman"/>
-          <w:sz w:val="24"/>
-          <w:szCs w:val="24"/>
-        </w:rPr>
-      </w:pPr>
-      <w:r>
-        <w:rPr>
-          <w:rFonts w:ascii="Times New Roman" w:hAnsi="Times New Roman"/>
-          <w:sz w:val="24"/>
-          <w:szCs w:val="24"/>
-        </w:rPr>
-      </w:r>
-    </w:p>
-    <w:p>
-      <w:pPr>
-        <w:pStyle w:val="BodyText"/>
-        <w:spacing w:lineRule="exact" w:line="290" w:before="0" w:after="0"/>
-        <w:ind w:start="492"/>
-        <w:rPr>
-          <w:rFonts w:ascii="Times New Roman" w:hAnsi="Times New Roman"/>
-          <w:sz w:val="24"/>
-          <w:szCs w:val="24"/>
-        </w:rPr>
-      </w:pPr>
-      <w:r>
-        <w:rPr>
-          <w:rFonts w:ascii="Times New Roman" w:hAnsi="Times New Roman"/>
-          <w:sz w:val="24"/>
-          <w:szCs w:val="24"/>
-        </w:rPr>
-      </w:r>
-    </w:p>
-    <w:p>
-      <w:pPr>
-        <w:pStyle w:val="BodyText"/>
-        <w:spacing w:lineRule="exact" w:line="290" w:before="0" w:after="0"/>
-        <w:ind w:start="492"/>
-        <w:rPr>
-          <w:rFonts w:ascii="Times New Roman" w:hAnsi="Times New Roman"/>
-          <w:sz w:val="24"/>
-          <w:szCs w:val="24"/>
-        </w:rPr>
-      </w:pPr>
-      <w:r>
-        <w:rPr>
-          <w:rFonts w:ascii="Times New Roman" w:hAnsi="Times New Roman"/>
-          <w:sz w:val="24"/>
-          <w:szCs w:val="24"/>
-        </w:rPr>
-      </w:r>
-    </w:p>
-    <w:p>
-      <w:pPr>
-        <w:pStyle w:val="BodyText"/>
-        <w:spacing w:lineRule="exact" w:line="290" w:before="0" w:after="0"/>
-        <w:ind w:start="492"/>
-        <w:rPr>
-          <w:rFonts w:ascii="Times New Roman" w:hAnsi="Times New Roman"/>
-          <w:sz w:val="24"/>
-          <w:szCs w:val="24"/>
-        </w:rPr>
-      </w:pPr>
-      <w:r>
-        <w:rPr>
-          <w:rFonts w:ascii="Times New Roman" w:hAnsi="Times New Roman"/>
-          <w:sz w:val="24"/>
-          <w:szCs w:val="24"/>
-        </w:rPr>
-      </w:r>
-    </w:p>
-    <w:p>
-      <w:pPr>
-        <w:pStyle w:val="BodyText"/>
-        <w:spacing w:lineRule="exact" w:line="290" w:before="0" w:after="0"/>
-        <w:ind w:start="492"/>
-        <w:rPr>
-          <w:rFonts w:ascii="Times New Roman" w:hAnsi="Times New Roman"/>
-          <w:sz w:val="24"/>
-          <w:szCs w:val="24"/>
-        </w:rPr>
-      </w:pPr>
-      <w:r>
-        <w:rPr>
-          <w:rFonts w:ascii="Times New Roman" w:hAnsi="Times New Roman"/>
-          <w:sz w:val="24"/>
-          <w:szCs w:val="24"/>
-        </w:rPr>
-      </w:r>
-    </w:p>
-    <w:p>
-      <w:pPr>
-        <w:pStyle w:val="Normal"/>
+    <w:tbl>
+      <w:tblPr>
+        <w:tblW w:w="10491" w:type="dxa"/>
         <w:jc w:val="center"/>
-        <w:rPr>
-          <w:b/>
-        </w:rPr>
-      </w:pPr>
-      <w:r>
-        <w:rPr>
-          <w:b/>
-        </w:rPr>
-      </w:r>
-    </w:p>
-    <w:p>
-      <w:pPr>
-        <w:pStyle w:val="Heading2"/>
-        <w:spacing w:lineRule="auto" w:line="206" w:before="0" w:after="0"/>
-        <w:rPr>
-          <w:rFonts w:ascii="Times New Roman" w:hAnsi="Times New Roman"/>
-          <w:sz w:val="24"/>
-          <w:szCs w:val="24"/>
-        </w:rPr>
-      </w:pPr>
-      <w:r>
-        <w:br w:type="column"/>
-      </w:r>
-      <w:r>
-        <w:rPr>
-          <w:rFonts w:ascii="Times New Roman" w:hAnsi="Times New Roman"/>
-          <w:sz w:val="24"/>
-          <w:szCs w:val="24"/>
-        </w:rPr>
-        <w:t>CHỦ THUÊ BAO MỚI</w:t>
-      </w:r>
-    </w:p>
-    <w:p>
-      <w:pPr>
-        <w:pStyle w:val="BodyText"/>
-        <w:spacing w:lineRule="exact" w:line="290" w:before="0" w:after="0"/>
-        <w:ind w:start="568"/>
-        <w:rPr>
-          <w:rFonts w:ascii="Times New Roman" w:hAnsi="Times New Roman"/>
-          <w:sz w:val="24"/>
-          <w:szCs w:val="24"/>
-        </w:rPr>
-      </w:pPr>
-      <w:r>
-        <w:rPr>
-          <w:rFonts w:ascii="Times New Roman" w:hAnsi="Times New Roman"/>
-          <w:color w:val="231F20"/>
-          <w:spacing w:val="-2"/>
-          <w:w w:val="115"/>
-          <w:sz w:val="24"/>
-          <w:szCs w:val="24"/>
-        </w:rPr>
-        <w:t>(Ký và ghi rõ họ tên)</w:t>
-      </w:r>
-    </w:p>
-    <w:p>
-      <w:pPr>
-        <w:pStyle w:val="Heading2"/>
-        <w:widowControl w:val="false"/>
-        <w:suppressAutoHyphens w:val="true"/>
-        <w:bidi w:val="0"/>
-        <w:spacing w:lineRule="auto" w:line="206" w:before="0" w:after="0"/>
-        <w:jc w:val="center"/>
-        <w:rPr>
-          <w:rFonts w:ascii="Times New Roman" w:hAnsi="Times New Roman" w:eastAsia="Calibri" w:cs="Calibri" w:eastAsiaTheme="minorHAnsi"/>
-          <w:color w:val="auto"/>
-          <w:kern w:val="0"/>
-          <w:lang w:val="vi-VN" w:eastAsia="en-US" w:bidi="ar-SA"/>
-        </w:rPr>
-      </w:pPr>
-      <w:r>
-        <w:br w:type="column"/>
-      </w:r>
-      <w:r>
-        <w:rPr>
-          <w:rFonts w:eastAsia="Calibri" w:cs="Calibri" w:ascii="Times New Roman" w:hAnsi="Times New Roman" w:eastAsiaTheme="minorHAnsi"/>
-          <w:color w:val="auto"/>
-          <w:kern w:val="0"/>
-          <w:lang w:val="vi-VN" w:eastAsia="en-US" w:bidi="ar-SA"/>
-        </w:rPr>
-        <w:t>GIAO DỊCH VIÊN</w:t>
-      </w:r>
-    </w:p>
-    <w:p>
-      <w:pPr>
-        <w:pStyle w:val="BodyText"/>
-        <w:widowControl w:val="false"/>
-        <w:suppressAutoHyphens w:val="true"/>
-        <w:bidi w:val="0"/>
-        <w:spacing w:lineRule="exact" w:line="290" w:before="0" w:after="0"/>
-        <w:ind w:start="568"/>
-        <w:jc w:val="center"/>
-        <w:rPr>
-          <w:rFonts w:ascii="Times New Roman" w:hAnsi="Times New Roman" w:eastAsia="Calibri" w:cs="Calibri"/>
-          <w:color w:val="231F20"/>
-          <w:spacing w:val="-2"/>
-          <w:w w:val="115"/>
-          <w:kern w:val="0"/>
-          <w:lang w:val="vi-VN" w:eastAsia="en-US" w:bidi="ar-SA"/>
-        </w:rPr>
-      </w:pPr>
-      <w:r>
-        <w:rPr>
-          <w:rFonts w:eastAsia="Calibri" w:cs="Calibri" w:ascii="Times New Roman" w:hAnsi="Times New Roman"/>
-          <w:color w:val="231F20"/>
-          <w:spacing w:val="-2"/>
-          <w:w w:val="115"/>
-          <w:kern w:val="0"/>
-          <w:lang w:val="vi-VN" w:eastAsia="en-US" w:bidi="ar-SA"/>
-        </w:rPr>
-        <w:t>(Ký và ghi rõ họ tên)</w:t>
-      </w:r>
-    </w:p>
-    <w:p>
-      <w:pPr>
-        <w:pStyle w:val="Heading2"/>
-        <w:spacing w:before="0" w:after="0"/>
-        <w:rPr>
-          <w:rFonts w:ascii="Times New Roman" w:hAnsi="Times New Roman"/>
-          <w:sz w:val="24"/>
-          <w:szCs w:val="24"/>
-        </w:rPr>
-      </w:pPr>
-      <w:r>
-        <w:rPr>
-          <w:rFonts w:ascii="Times New Roman" w:hAnsi="Times New Roman"/>
-          <w:sz w:val="24"/>
-          <w:szCs w:val="24"/>
-        </w:rPr>
-      </w:r>
-    </w:p>
-    <w:p>
-      <w:pPr>
-        <w:pStyle w:val="Heading2"/>
-        <w:spacing w:before="0" w:after="0"/>
-        <w:rPr>
-          <w:rFonts w:ascii="Times New Roman" w:hAnsi="Times New Roman"/>
-          <w:sz w:val="24"/>
-          <w:szCs w:val="24"/>
-        </w:rPr>
-      </w:pPr>
-      <w:r>
-        <w:rPr>
-          <w:rFonts w:ascii="Times New Roman" w:hAnsi="Times New Roman"/>
-          <w:sz w:val="24"/>
-          <w:szCs w:val="24"/>
-        </w:rPr>
-      </w:r>
-    </w:p>
-    <w:p>
-      <w:pPr>
-        <w:pStyle w:val="Heading2"/>
-        <w:spacing w:before="0" w:after="0"/>
-        <w:rPr>
-          <w:rFonts w:ascii="Times New Roman" w:hAnsi="Times New Roman"/>
-          <w:sz w:val="24"/>
-          <w:szCs w:val="24"/>
-        </w:rPr>
-      </w:pPr>
-      <w:r>
-        <w:rPr>
-          <w:rFonts w:ascii="Times New Roman" w:hAnsi="Times New Roman"/>
-          <w:sz w:val="24"/>
-          <w:szCs w:val="24"/>
-        </w:rPr>
-      </w:r>
-    </w:p>
-    <w:p>
-      <w:pPr>
-        <w:pStyle w:val="Heading2"/>
-        <w:spacing w:before="0" w:after="0"/>
-        <w:ind w:hanging="0" w:start="0"/>
-        <w:rPr>
-          <w:rFonts w:ascii="Times New Roman" w:hAnsi="Times New Roman"/>
-          <w:sz w:val="24"/>
-          <w:szCs w:val="24"/>
-        </w:rPr>
-      </w:pPr>
-      <w:r>
-        <w:rPr>
-          <w:rFonts w:ascii="Times New Roman" w:hAnsi="Times New Roman"/>
-          <w:sz w:val="24"/>
-          <w:szCs w:val="24"/>
-        </w:rPr>
-      </w:r>
-    </w:p>
-    <w:p>
-      <w:pPr>
-        <w:pStyle w:val="Heading2"/>
-        <w:spacing w:before="0" w:after="0"/>
-        <w:ind w:hanging="0" w:start="0"/>
-        <w:rPr>
-          <w:rFonts w:ascii="Times New Roman" w:hAnsi="Times New Roman"/>
-          <w:sz w:val="24"/>
-          <w:szCs w:val="24"/>
-        </w:rPr>
-      </w:pPr>
-      <w:r>
-        <w:rPr>
-          <w:rFonts w:ascii="Times New Roman" w:hAnsi="Times New Roman"/>
-          <w:sz w:val="24"/>
-          <w:szCs w:val="24"/>
-        </w:rPr>
-      </w:r>
-    </w:p>
-    <w:p>
-      <w:pPr>
-        <w:pStyle w:val="Heading2"/>
-        <w:spacing w:before="0" w:after="0"/>
-        <w:ind w:hanging="0" w:start="0"/>
-        <w:rPr>
-          <w:rFonts w:ascii="Times New Roman" w:hAnsi="Times New Roman"/>
-          <w:sz w:val="24"/>
-          <w:szCs w:val="24"/>
-        </w:rPr>
-      </w:pPr>
-      <w:r>
-        <w:rPr>
-          <w:rFonts w:ascii="Times New Roman" w:hAnsi="Times New Roman"/>
-          <w:sz w:val="24"/>
-          <w:szCs w:val="24"/>
-        </w:rPr>
-      </w:r>
-    </w:p>
+        <w:tblInd w:w="0" w:type="dxa"/>
+        <w:tblLayout w:type="fixed"/>
+        <w:tblCellMar>
+          <w:top w:w="60" w:type="dxa"/>
+          <w:start w:w="108" w:type="dxa"/>
+          <w:bottom w:w="60" w:type="dxa"/>
+          <w:end w:w="108" w:type="dxa"/>
+        </w:tblCellMar>
+        <w:tblLook w:noHBand="0" w:noVBand="1" w:firstColumn="1" w:lastRow="0" w:lastColumn="0" w:firstRow="1" w:val="04a0"/>
+      </w:tblPr>
+      <w:tblGrid>
+        <w:gridCol w:w="3497"/>
+        <w:gridCol w:w="3497"/>
+        <w:gridCol w:w="3497"/>
+      </w:tblGrid>
+      <w:tr>
+        <w:trPr/>
+        <w:tc>
+          <w:tcPr>
+            <w:tcW w:w="3497" w:type="dxa"/>
+            <w:tcBorders/>
+            <w:vAlign w:val="center"/>
+          </w:tcPr>
+          <w:p>
+            <w:pPr>
+              <w:pStyle w:val="Normal"/>
+              <w:jc w:val="center"/>
+              <w:rPr>
+                <w:sz w:val="24"/>
+                <w:szCs w:val="24"/>
+              </w:rPr>
+            </w:pPr>
+            <w:r>
+              <w:rPr>
+                <w:b/>
+                <w:i w:val="false"/>
+                <w:sz w:val="24"/>
+                <w:szCs w:val="24"/>
+              </w:rPr>
+              <w:t>NGƯỜI YÊU CẦU</w:t>
+            </w:r>
+          </w:p>
+          <w:p>
+            <w:pPr>
+              <w:pStyle w:val="Normal"/>
+              <w:jc w:val="center"/>
+              <w:rPr>
+                <w:sz w:val="24"/>
+                <w:szCs w:val="24"/>
+              </w:rPr>
+            </w:pPr>
+            <w:r>
+              <w:rPr>
+                <w:b w:val="false"/>
+                <w:i/>
+                <w:sz w:val="24"/>
+                <w:szCs w:val="24"/>
+              </w:rPr>
+              <w:t>(Ký và ghi rõ họ tên)</w:t>
+            </w:r>
+          </w:p>
+        </w:tc>
+        <w:tc>
+          <w:tcPr>
+            <w:tcW w:w="3497" w:type="dxa"/>
+            <w:tcBorders/>
+            <w:vAlign w:val="center"/>
+          </w:tcPr>
+          <w:p>
+            <w:pPr>
+              <w:pStyle w:val="Normal"/>
+              <w:jc w:val="center"/>
+              <w:rPr>
+                <w:sz w:val="24"/>
+                <w:szCs w:val="24"/>
+              </w:rPr>
+            </w:pPr>
+            <w:r>
+              <w:rPr>
+                <w:b/>
+                <w:i w:val="false"/>
+                <w:sz w:val="24"/>
+                <w:szCs w:val="24"/>
+              </w:rPr>
+              <w:t>CHỦ THUÊ BAO MỚI</w:t>
+            </w:r>
+          </w:p>
+          <w:p>
+            <w:pPr>
+              <w:pStyle w:val="Normal"/>
+              <w:jc w:val="center"/>
+              <w:rPr>
+                <w:sz w:val="24"/>
+                <w:szCs w:val="24"/>
+              </w:rPr>
+            </w:pPr>
+            <w:r>
+              <w:rPr>
+                <w:b w:val="false"/>
+                <w:i/>
+                <w:sz w:val="24"/>
+                <w:szCs w:val="24"/>
+              </w:rPr>
+              <w:t>(Ký và ghi rõ họ tên)</w:t>
+            </w:r>
+          </w:p>
+        </w:tc>
+        <w:tc>
+          <w:tcPr>
+            <w:tcW w:w="3497" w:type="dxa"/>
+            <w:tcBorders/>
+            <w:vAlign w:val="center"/>
+          </w:tcPr>
+          <w:p>
+            <w:pPr>
+              <w:pStyle w:val="Normal"/>
+              <w:jc w:val="center"/>
+              <w:rPr>
+                <w:sz w:val="24"/>
+                <w:szCs w:val="24"/>
+              </w:rPr>
+            </w:pPr>
+            <w:r>
+              <w:rPr>
+                <w:b/>
+                <w:i w:val="false"/>
+                <w:sz w:val="24"/>
+                <w:szCs w:val="24"/>
+              </w:rPr>
+              <w:t>GIAO DỊCH VIÊN</w:t>
+            </w:r>
+          </w:p>
+          <w:p>
+            <w:pPr>
+              <w:pStyle w:val="Normal"/>
+              <w:jc w:val="center"/>
+              <w:rPr>
+                <w:sz w:val="24"/>
+                <w:szCs w:val="24"/>
+              </w:rPr>
+            </w:pPr>
+            <w:r>
+              <w:rPr>
+                <w:b w:val="false"/>
+                <w:i/>
+                <w:sz w:val="24"/>
+                <w:szCs w:val="24"/>
+              </w:rPr>
+              <w:t>(Ký và ghi rõ họ tên)</w:t>
+            </w:r>
+          </w:p>
+        </w:tc>
+      </w:tr>
+      <w:tr>
+        <w:trPr>
+          <w:trHeight w:val="1814" w:hRule="exact"/>
+        </w:trPr>
+        <w:tc>
+          <w:tcPr>
+            <w:tcW w:w="3497" w:type="dxa"/>
+            <w:tcBorders/>
+            <w:tcMar>
+              <w:top w:w="20" w:type="dxa"/>
+              <w:bottom w:w="20" w:type="dxa"/>
+            </w:tcMar>
+            <w:vAlign w:val="center"/>
+          </w:tcPr>
+          <w:p>
+            <w:pPr>
+              <w:jc w:val="center"/>
+            </w:pPr>
+            <w:r/>
+            <w:r>
+              <w:rPr>
+                <w:rFonts w:ascii="Great Vibes" w:hAnsi="Great Vibes" w:eastAsia="Great Vibes" w:cs="Great Vibes"/>
+                <w:b w:val="0"/>
+                <w:sz w:val="36"/>
+              </w:rPr>
+              <w:t>{{ aftersale_requester_signature_given_name }}</w:t>
+            </w:r>
+          </w:p>
+        </w:tc>
+        <w:tc>
+          <w:tcPr>
+            <w:tcW w:w="3497" w:type="dxa"/>
+            <w:tcBorders/>
+            <w:tcMar>
+              <w:top w:w="20" w:type="dxa"/>
+              <w:bottom w:w="20" w:type="dxa"/>
+            </w:tcMar>
+            <w:vAlign w:val="center"/>
+          </w:tcPr>
+          <w:p>
+            <w:pPr>
+              <w:jc w:val="center"/>
+            </w:pPr>
+            <w:r/>
+            <w:r>
+              <w:rPr>
+                <w:rFonts w:ascii="Great Vibes" w:hAnsi="Great Vibes" w:eastAsia="Great Vibes" w:cs="Great Vibes"/>
+                <w:b w:val="0"/>
+                <w:sz w:val="36"/>
+              </w:rPr>
+              <w:t>{{ aftersale_new_owner_signature_given_name }}</w:t>
+            </w:r>
+          </w:p>
+        </w:tc>
+        <w:tc>
+          <w:tcPr>
+            <w:tcW w:w="3497" w:type="dxa"/>
+            <w:tcBorders/>
+            <w:tcMar>
+              <w:top w:w="20" w:type="dxa"/>
+              <w:bottom w:w="20" w:type="dxa"/>
+            </w:tcMar>
+            <w:vAlign w:val="center"/>
+          </w:tcPr>
+          <w:p>
+            <w:pPr>
+              <w:jc w:val="center"/>
+            </w:pPr>
+            <w:r/>
+            <w:r>
+              <w:rPr>
+                <w:rFonts w:ascii="Great Vibes" w:hAnsi="Great Vibes" w:eastAsia="Great Vibes" w:cs="Great Vibes"/>
+                <w:b w:val="0"/>
+                <w:sz w:val="36"/>
+              </w:rPr>
+              <w:t>{{ aftersale_clerk_signature_given_name }}</w:t>
+            </w:r>
+          </w:p>
+        </w:tc>
+      </w:tr>
+      <w:tr>
+        <w:trPr/>
+        <w:tc>
+          <w:tcPr>
+            <w:tcW w:w="3497" w:type="dxa"/>
+            <w:tcBorders/>
+            <w:tcMar>
+              <w:top w:w="10" w:type="dxa"/>
+            </w:tcMar>
+          </w:tcPr>
+          <w:p>
+            <w:pPr>
+              <w:pStyle w:val="Normal"/>
+              <w:jc w:val="center"/>
+              <w:rPr>
+                <w:sz w:val="24"/>
+                <w:szCs w:val="24"/>
+              </w:rPr>
+            </w:pPr>
+            <w:r>
+              <w:rPr>
+                <w:rFonts w:ascii="Great Vibes" w:hAnsi="Great Vibes" w:eastAsia="Great Vibes" w:cs="Great Vibes"/>
+                <w:b w:val="0"/>
+                <w:i w:val="false"/>
+                <w:sz w:val="36"/>
+                <w:szCs w:val="24"/>
+              </w:rPr>
+              <w:t>{{ aftersale_requester_signature_name }}</w:t>
+            </w:r>
+          </w:p>
+        </w:tc>
+        <w:tc>
+          <w:tcPr>
+            <w:tcW w:w="3497" w:type="dxa"/>
+            <w:tcBorders/>
+            <w:tcMar>
+              <w:top w:w="10" w:type="dxa"/>
+            </w:tcMar>
+          </w:tcPr>
+          <w:p>
+            <w:pPr>
+              <w:pStyle w:val="Normal"/>
+              <w:jc w:val="center"/>
+              <w:rPr>
+                <w:sz w:val="24"/>
+                <w:szCs w:val="24"/>
+              </w:rPr>
+            </w:pPr>
+            <w:r>
+              <w:rPr>
+                <w:rFonts w:ascii="Great Vibes" w:hAnsi="Great Vibes" w:eastAsia="Great Vibes" w:cs="Great Vibes"/>
+                <w:b w:val="0"/>
+                <w:i w:val="false"/>
+                <w:sz w:val="36"/>
+                <w:szCs w:val="24"/>
+              </w:rPr>
+              <w:t>{{ aftersale_new_owner_signature_name }}</w:t>
+            </w:r>
+          </w:p>
+        </w:tc>
+        <w:tc>
+          <w:tcPr>
+            <w:tcW w:w="3497" w:type="dxa"/>
+            <w:tcBorders/>
+            <w:tcMar>
+              <w:top w:w="10" w:type="dxa"/>
+            </w:tcMar>
+          </w:tcPr>
+          <w:p>
+            <w:pPr>
+              <w:pStyle w:val="Normal"/>
+              <w:jc w:val="center"/>
+              <w:rPr>
+                <w:sz w:val="24"/>
+                <w:szCs w:val="24"/>
+              </w:rPr>
+            </w:pPr>
+            <w:r>
+              <w:rPr>
+                <w:rFonts w:ascii="Great Vibes" w:hAnsi="Great Vibes" w:eastAsia="Great Vibes" w:cs="Great Vibes"/>
+                <w:b w:val="0"/>
+                <w:i w:val="false"/>
+                <w:sz w:val="36"/>
+                <w:szCs w:val="24"/>
+              </w:rPr>
+              <w:t>{{ aftersale_clerk_signature_name }}</w:t>
+            </w:r>
+          </w:p>
+        </w:tc>
+      </w:tr>
+    </w:tbl>
     <w:sectPr>
       <w:type w:val="continuous"/>
       <w:pgSz w:w="11906" w:h="16838"/>
       <w:pgMar w:left="708" w:right="708" w:gutter="0" w:header="0" w:top="580" w:footer="0" w:bottom="0"/>
-      <w:cols w:num="3" w:equalWidth="false" w:sep="false">
-        <w:col w:w="3014" w:space="712"/>
-        <w:col w:w="2987" w:space="714"/>
-        <w:col w:w="3061"/>
-      </w:cols>
       <w:formProt w:val="false"/>
       <w:textDirection w:val="lrTb"/>
       <w:docGrid w:type="default" w:linePitch="600" w:charSpace="36864"/>
     </w:sectPr>
   </w:body>
 </w:document>
+</file>
+
+<file path=word/footer1.xml><?xml version="1.0" encoding="utf-8"?>
+<w:ftr xmlns:m="http://schemas.openxmlformats.org/officeDocument/2006/math" xmlns:mc="http://schemas.openxmlformats.org/markup-compatibility/2006" xmlns:mo="http://schemas.microsoft.com/office/mac/office/2008/main" xmlns:mv="urn:schemas-microsoft-com:mac:vml" xmlns:o="urn:schemas-microsoft-com:office:office" xmlns:r="http://schemas.openxmlformats.org/officeDocument/2006/relationships" xmlns:v="urn:schemas-microsoft-com:vml" xmlns:w10="urn:schemas-microsoft-com:office:word" xmlns:w14="http://schemas.microsoft.com/office/word/2010/wordml" xmlns:w="http://schemas.openxmlformats.org/wordprocessingml/2006/main" xmlns:wne="http://schemas.microsoft.com/office/word/2006/wordml" xmlns:wp14="http://schemas.microsoft.com/office/word/2010/wordprocessingDrawing" xmlns:wp="http://schemas.openxmlformats.org/drawingml/2006/wordprocessingDrawing" xmlns:wpc="http://schemas.microsoft.com/office/word/2010/wordprocessingCanvas" xmlns:wpg="http://schemas.microsoft.com/office/word/2010/wordprocessingGroup" xmlns:wpi="http://schemas.microsoft.com/office/word/2010/wordprocessingInk" xmlns:wps="http://schemas.microsoft.com/office/word/2010/wordprocessingShape" mc:Ignorable="w14 wp14">
+  <w:p>
+    <w:pPr>
+      <w:pStyle w:val="Footer"/>
+    </w:pPr>
+  </w:p>
+</w:ftr>
+</file>
+
+<file path=word/header1.xml><?xml version="1.0" encoding="utf-8"?>
+<w:hdr xmlns:m="http://schemas.openxmlformats.org/officeDocument/2006/math" xmlns:mc="http://schemas.openxmlformats.org/markup-compatibility/2006" xmlns:mo="http://schemas.microsoft.com/office/mac/office/2008/main" xmlns:mv="urn:schemas-microsoft-com:mac:vml" xmlns:o="urn:schemas-microsoft-com:office:office" xmlns:r="http://schemas.openxmlformats.org/officeDocument/2006/relationships" xmlns:v="urn:schemas-microsoft-com:vml" xmlns:w10="urn:schemas-microsoft-com:office:word" xmlns:w14="http://schemas.microsoft.com/office/word/2010/wordml" xmlns:w="http://schemas.openxmlformats.org/wordprocessingml/2006/main" xmlns:wne="http://schemas.microsoft.com/office/word/2006/wordml" xmlns:wp14="http://schemas.microsoft.com/office/word/2010/wordprocessingDrawing" xmlns:wp="http://schemas.openxmlformats.org/drawingml/2006/wordprocessingDrawing" xmlns:wpc="http://schemas.microsoft.com/office/word/2010/wordprocessingCanvas" xmlns:wpg="http://schemas.microsoft.com/office/word/2010/wordprocessingGroup" xmlns:wpi="http://schemas.microsoft.com/office/word/2010/wordprocessingInk" xmlns:wps="http://schemas.microsoft.com/office/word/2010/wordprocessingShape" mc:Ignorable="w14 wp14">
+  <w:p>
+    <w:pPr>
+      <w:pStyle w:val="Header"/>
+    </w:pPr>
+  </w:p>
+</w:hdr>
 </file>
 
 <file path=word/numbering.xml><?xml version="1.0" encoding="utf-8"?>
@@ -5425,15 +6089,15 @@
       <w:szCs w:val="18"/>
     </w:rPr>
   </w:style>
-  <w:style w:type="paragraph" w:styleId="FrameContentsuser">
-    <w:name w:val="Frame Contents (user)"/>
+  <w:style w:type="paragraph" w:styleId="FrameContents">
+    <w:name w:val="Frame Contents"/>
     <w:basedOn w:val="Normal"/>
     <w:qFormat/>
     <w:pPr/>
     <w:rPr/>
   </w:style>
-  <w:style w:type="paragraph" w:styleId="FrameContents">
-    <w:name w:val="Frame Contents"/>
+  <w:style w:type="paragraph" w:styleId="FrameContentsuser">
+    <w:name w:val="Frame Contents (user)"/>
     <w:basedOn w:val="Normal"/>
     <w:qFormat/>
     <w:pPr/>

--- a/desktop_app/backend/documents/aftersale/00_MAU_CAM_KET_SAU_BAN_HANG.docx
+++ b/desktop_app/backend/documents/aftersale/00_MAU_CAM_KET_SAU_BAN_HANG.docx
@@ -45,9 +45,9 @@
                             <a:avLst/>
                             <a:gdLst>
                               <a:gd name="textAreaLeft" fmla="*/ 0 w 396360"/>
-                              <a:gd name="textAreaRight" fmla="*/ 401040 w 396360"/>
+                              <a:gd name="textAreaRight" fmla="*/ 401760 w 396360"/>
                               <a:gd name="textAreaTop" fmla="*/ 0 h 187200"/>
-                              <a:gd name="textAreaBottom" fmla="*/ 191880 h 187200"/>
+                              <a:gd name="textAreaBottom" fmla="*/ 192600 h 187200"/>
                             </a:gdLst>
                             <a:ahLst/>
                             <a:cxnLst/>
@@ -359,9 +359,9 @@
                           <a:avLst/>
                           <a:gdLst>
                             <a:gd name="textAreaLeft" fmla="*/ 0 w 810360"/>
-                            <a:gd name="textAreaRight" fmla="*/ 815040 w 810360"/>
+                            <a:gd name="textAreaRight" fmla="*/ 815760 w 810360"/>
                             <a:gd name="textAreaTop" fmla="*/ 0 h 104040"/>
-                            <a:gd name="textAreaBottom" fmla="*/ 108720 h 104040"/>
+                            <a:gd name="textAreaBottom" fmla="*/ 109440 h 104040"/>
                           </a:gdLst>
                           <a:ahLst/>
                           <a:cxnLst/>
@@ -1590,55 +1590,7 @@
           <w:sz w:val="20"/>
           <w:szCs w:val="18"/>
         </w:rPr>
-        <w:t>{{ aftersale_day }}</w:t>
-      </w:r>
-      <w:r>
-        <w:rPr>
-          <w:rFonts w:ascii="Times New Roman" w:hAnsi="Times New Roman"/>
-          <w:b/>
-          <w:color w:val="231F20"/>
-          <w:spacing w:val="-2"/>
-          <w:w w:val="125"/>
-          <w:sz w:val="20"/>
-          <w:szCs w:val="18"/>
-        </w:rPr>
-        <w:t xml:space="preserve"> tháng </w:t>
-      </w:r>
-      <w:r>
-        <w:rPr>
-          <w:rFonts w:ascii="Times New Roman" w:hAnsi="Times New Roman"/>
-          <w:b/>
-          <w:color w:val="231F20"/>
-          <w:spacing w:val="-2"/>
-          <w:w w:val="125"/>
-          <w:sz w:val="20"/>
-          <w:szCs w:val="18"/>
-        </w:rPr>
-        <w:t>{{ aftersale_month }}</w:t>
-      </w:r>
-      <w:r>
-        <w:rPr>
-          <w:rFonts w:ascii="Times New Roman" w:hAnsi="Times New Roman"/>
-          <w:b/>
-          <w:color w:val="231F20"/>
-          <w:spacing w:val="-2"/>
-          <w:w w:val="125"/>
-          <w:sz w:val="20"/>
-          <w:szCs w:val="18"/>
-        </w:rPr>
-        <w:t xml:space="preserve"> năm </w:t>
-      </w:r>
-      <w:r>
-        <w:rPr>
-          <w:rFonts w:ascii="Times New Roman" w:hAnsi="Times New Roman"/>
-          <w:b/>
-          <w:color w:val="231F20"/>
-          <w:spacing w:val="-2"/>
-          <w:w w:val="125"/>
-          <w:sz w:val="20"/>
-          <w:szCs w:val="18"/>
-        </w:rPr>
-        <w:t>{{ aftersale_year }}</w:t>
+        <w:t>{{ aftersale_day }} tháng {{ aftersale_month }} năm {{ aftersale_year }}</w:t>
       </w:r>
     </w:p>
     <w:p>
@@ -1650,16 +1602,19 @@
         <w:ind w:hanging="0" w:start="0" w:end="-720"/>
         <w:jc w:val="start"/>
         <w:rPr>
-          <w:rFonts w:ascii="Times New Roman" w:hAnsi="Times New Roman"/>
-          <w:sz w:val="24"/>
-          <w:szCs w:val="24"/>
+          <w:sz w:val="18"/>
+          <w:szCs w:val="18"/>
         </w:rPr>
       </w:pPr>
       <w:r>
         <w:rPr>
           <w:rFonts w:ascii="Times New Roman" w:hAnsi="Times New Roman"/>
-          <w:sz w:val="24"/>
-          <w:szCs w:val="24"/>
+          <w:b/>
+          <w:color w:val="231F20"/>
+          <w:spacing w:val="-2"/>
+          <w:w w:val="125"/>
+          <w:sz w:val="20"/>
+          <w:szCs w:val="18"/>
         </w:rPr>
       </w:r>
     </w:p>
@@ -1685,6 +1640,30 @@
           <w:sz w:val="18"/>
           <w:szCs w:val="18"/>
         </w:rPr>
+      </w:r>
+    </w:p>
+    <w:p>
+      <w:pPr>
+        <w:pStyle w:val="Normal"/>
+        <w:widowControl w:val="false"/>
+        <w:bidi w:val="0"/>
+        <w:spacing w:before="103" w:after="0"/>
+        <w:ind w:hanging="0" w:start="0" w:end="-720"/>
+        <w:jc w:val="start"/>
+        <w:rPr>
+          <w:sz w:val="18"/>
+          <w:szCs w:val="18"/>
+        </w:rPr>
+      </w:pPr>
+      <w:r>
+        <w:rPr>
+          <w:rFonts w:ascii="Times New Roman" w:hAnsi="Times New Roman"/>
+          <w:b/>
+          <w:color w:val="231F20"/>
+          <w:w w:val="115"/>
+          <w:sz w:val="18"/>
+          <w:szCs w:val="18"/>
+        </w:rPr>
         <w:tab/>
         <w:tab/>
         <w:t>CÔNG</w:t>
@@ -1889,38 +1868,9 @@
         </w:rPr>
       </w:pPr>
       <w:r>
-        <w:rPr>
-          <w:rFonts w:ascii="Times New Roman" w:hAnsi="Times New Roman"/>
-          <w:color w:val="231F20"/>
-          <w:w w:val="110"/>
-          <w:sz w:val="18"/>
-          <w:szCs w:val="18"/>
-        </w:rPr>
         <w:tab/>
         <w:tab/>
-        <w:t xml:space="preserve">Cửa hàng: </w:t>
-      </w:r>
-      <w:r>
-        <w:rPr>
-          <w:rFonts w:ascii="Times New Roman" w:hAnsi="Times New Roman"/>
-          <w:b/>
-          <w:bCs/>
-          <w:color w:val="231F20"/>
-          <w:w w:val="110"/>
-          <w:sz w:val="24"/>
-          <w:szCs w:val="24"/>
-        </w:rPr>
-        <w:t>Shop Xã Đàn</w:t>
-      </w:r>
-      <w:r>
-        <w:rPr>
-          <w:rFonts w:ascii="Times New Roman" w:hAnsi="Times New Roman"/>
-          <w:color w:val="231F20"/>
-          <w:w w:val="110"/>
-          <w:sz w:val="18"/>
-          <w:szCs w:val="18"/>
-        </w:rPr>
-        <w:t xml:space="preserve"> ....................................................</w:t>
+        <w:t>Cửa hàng: Shop Xã Đàn</w:t>
       </w:r>
     </w:p>
     <w:p>
@@ -1945,7 +1895,7 @@
         </w:rPr>
         <w:tab/>
         <w:tab/>
-        <w:t>Địa chỉ: ..........................................................................................</w:t>
+        <w:t>Địa chỉ:</w:t>
       </w:r>
     </w:p>
     <w:p>
@@ -1970,7 +1920,7 @@
         </w:rPr>
         <w:tab/>
         <w:tab/>
-        <w:t>Điện thoại: .....................................................................................</w:t>
+        <w:t>Điện thoại:</w:t>
       </w:r>
     </w:p>
     <w:p>
@@ -2246,11 +2196,15 @@
     <w:p>
       <w:pPr>
         <w:sectPr>
-          <w:headerReference w:type="default" r:id="rId6"/>
-          <w:footerReference w:type="default" r:id="rId7"/>
+          <w:headerReference w:type="even" r:id="rId2"/>
+          <w:headerReference w:type="default" r:id="rId3"/>
+          <w:headerReference w:type="first" r:id="rId4"/>
+          <w:footerReference w:type="even" r:id="rId5"/>
+          <w:footerReference w:type="default" r:id="rId6"/>
+          <w:footerReference w:type="first" r:id="rId7"/>
           <w:type w:val="nextPage"/>
           <w:pgSz w:w="11906" w:h="16838"/>
-          <w:pgMar w:left="708" w:right="708" w:gutter="0" w:header="0" w:top="580" w:footer="0" w:bottom="0"/>
+          <w:pgMar w:left="708" w:right="708" w:gutter="0" w:header="0" w:top="580" w:footer="0" w:bottom="57"/>
           <w:pgNumType w:fmt="decimal"/>
           <w:cols w:num="2" w:equalWidth="false" w:sep="false">
             <w:col w:w="2859" w:space="504"/>
@@ -2297,27 +2251,15 @@
       </w:r>
       <w:r>
         <w:rPr>
-          <w:rFonts w:eastAsia="Calibri" w:cs="Calibri" w:ascii="Times New Roman" w:hAnsi="Times New Roman"/>
-          <w:b/>
+          <w:rFonts w:eastAsia="JetBrainsMono NF ExtraBold" w:cs="JetBrainsMono NF ExtraBold" w:ascii="JetBrainsMono NF ExtraBold" w:hAnsi="JetBrainsMono NF ExtraBold"/>
+          <w:b w:val="0"/>
           <w:color w:val="231F20"/>
           <w:kern w:val="0"/>
-          <w:sz w:val="26"/>
+          <w:sz w:val="24"/>
           <w:szCs w:val="24"/>
           <w:lang w:val="vi-VN" w:eastAsia="en-US" w:bidi="ar-SA"/>
         </w:rPr>
         <w:t>{{ aftersale_customer_name }}</w:t>
-      </w:r>
-      <w:r>
-        <w:rPr>
-          <w:rFonts w:eastAsia="Calibri" w:cs="Calibri" w:ascii="Times New Roman" w:hAnsi="Times New Roman"/>
-          <w:b w:val="0"/>
-          <w:color w:val="231F20"/>
-          <w:kern w:val="0"/>
-          <w:sz w:val="24"/>
-          <w:szCs w:val="24"/>
-          <w:lang w:val="vi-VN" w:eastAsia="en-US" w:bidi="ar-SA"/>
-        </w:rPr>
-        <w:t xml:space="preserve"> .....</w:t>
       </w:r>
     </w:p>
     <w:p>
@@ -2355,6 +2297,30 @@
       </w:r>
       <w:r>
         <w:rPr>
+          <w:rFonts w:eastAsia="JetBrainsMono NF ExtraBold" w:cs="JetBrainsMono NF ExtraBold" w:ascii="JetBrainsMono NF ExtraBold" w:hAnsi="JetBrainsMono NF ExtraBold"/>
+          <w:b w:val="0"/>
+          <w:color w:val="231F20"/>
+          <w:kern w:val="0"/>
+          <w:sz w:val="24"/>
+          <w:szCs w:val="24"/>
+          <w:lang w:val="vi-VN" w:eastAsia="en-US" w:bidi="ar-SA"/>
+        </w:rPr>
+        <w:t>{{ aftersale_customer_id_number }}</w:t>
+      </w:r>
+      <w:r>
+        <w:rPr>
+          <w:rFonts w:eastAsia="Calibri" w:cs="Calibri" w:ascii="Times New Roman" w:hAnsi="Times New Roman"/>
+          <w:b w:val="false"/>
+          <w:color w:val="231F20"/>
+          <w:kern w:val="0"/>
+          <w:sz w:val="24"/>
+          <w:szCs w:val="24"/>
+          <w:lang w:val="vi-VN" w:eastAsia="en-US" w:bidi="ar-SA"/>
+        </w:rPr>
+        <w:t xml:space="preserve"> Ngày cấp: </w:t>
+      </w:r>
+      <w:r>
+        <w:rPr>
           <w:rFonts w:eastAsia="Calibri" w:cs="Calibri" w:ascii="Times New Roman" w:hAnsi="Times New Roman"/>
           <w:b/>
           <w:color w:val="231F20"/>
@@ -2363,11 +2329,23 @@
           <w:szCs w:val="24"/>
           <w:lang w:val="vi-VN" w:eastAsia="en-US" w:bidi="ar-SA"/>
         </w:rPr>
-        <w:t>{{ aftersale_customer_id_number }}</w:t>
+        <w:t>{{ aftersale_customer_issue_date }}</w:t>
       </w:r>
       <w:r>
         <w:rPr>
           <w:rFonts w:eastAsia="Calibri" w:cs="Calibri" w:ascii="Times New Roman" w:hAnsi="Times New Roman"/>
+          <w:b w:val="false"/>
+          <w:color w:val="231F20"/>
+          <w:kern w:val="0"/>
+          <w:sz w:val="24"/>
+          <w:szCs w:val="24"/>
+          <w:lang w:val="vi-VN" w:eastAsia="en-US" w:bidi="ar-SA"/>
+        </w:rPr>
+        <w:t xml:space="preserve"> Nơi cấp: </w:t>
+      </w:r>
+      <w:r>
+        <w:rPr>
+          <w:rFonts w:eastAsia="JetBrainsMono NF ExtraBold" w:cs="JetBrainsMono NF ExtraBold" w:ascii="JetBrainsMono NF ExtraBold" w:hAnsi="JetBrainsMono NF ExtraBold"/>
           <w:b w:val="0"/>
           <w:color w:val="231F20"/>
           <w:kern w:val="0"/>
@@ -2375,79 +2353,7 @@
           <w:szCs w:val="24"/>
           <w:lang w:val="vi-VN" w:eastAsia="en-US" w:bidi="ar-SA"/>
         </w:rPr>
-        <w:t xml:space="preserve"> .....</w:t>
-      </w:r>
-      <w:r>
-        <w:rPr>
-          <w:rFonts w:eastAsia="Calibri" w:cs="Calibri" w:ascii="Times New Roman" w:hAnsi="Times New Roman"/>
-          <w:b w:val="0"/>
-          <w:color w:val="231F20"/>
-          <w:kern w:val="0"/>
-          <w:sz w:val="24"/>
-          <w:szCs w:val="24"/>
-          <w:lang w:val="vi-VN" w:eastAsia="en-US" w:bidi="ar-SA"/>
-        </w:rPr>
-        <w:t xml:space="preserve">.   Ngày cấp: </w:t>
-      </w:r>
-      <w:r>
-        <w:rPr>
-          <w:rFonts w:eastAsia="Calibri" w:cs="Calibri" w:ascii="Times New Roman" w:hAnsi="Times New Roman"/>
-          <w:b/>
-          <w:color w:val="231F20"/>
-          <w:kern w:val="0"/>
-          <w:sz w:val="26"/>
-          <w:szCs w:val="24"/>
-          <w:lang w:val="vi-VN" w:eastAsia="en-US" w:bidi="ar-SA"/>
-        </w:rPr>
-        <w:t>{{ aftersale_customer_issue_date }}</w:t>
-      </w:r>
-      <w:r>
-        <w:rPr>
-          <w:rFonts w:eastAsia="Calibri" w:cs="Calibri" w:ascii="Times New Roman" w:hAnsi="Times New Roman"/>
-          <w:b w:val="0"/>
-          <w:color w:val="231F20"/>
-          <w:kern w:val="0"/>
-          <w:sz w:val="24"/>
-          <w:szCs w:val="24"/>
-          <w:lang w:val="vi-VN" w:eastAsia="en-US" w:bidi="ar-SA"/>
-        </w:rPr>
-        <w:t xml:space="preserve"> .....</w:t>
-      </w:r>
-      <w:r>
-        <w:rPr>
-          <w:rFonts w:eastAsia="Calibri" w:cs="Calibri" w:ascii="Times New Roman" w:hAnsi="Times New Roman"/>
-          <w:b w:val="0"/>
-          <w:color w:val="231F20"/>
-          <w:kern w:val="0"/>
-          <w:sz w:val="24"/>
-          <w:szCs w:val="24"/>
-          <w:lang w:val="vi-VN" w:eastAsia="en-US" w:bidi="ar-SA"/>
-        </w:rPr>
-        <w:t xml:space="preserve">.    Nơi cấp: </w:t>
-      </w:r>
-      <w:r>
-        <w:rPr>
-          <w:rFonts w:eastAsia="Calibri" w:cs="Calibri" w:ascii="Times New Roman" w:hAnsi="Times New Roman"/>
-          <w:b/>
-          <w:color w:val="231F20"/>
-          <w:kern w:val="0"/>
-          <w:sz w:val="26"/>
-          <w:szCs w:val="24"/>
-          <w:lang w:val="vi-VN" w:eastAsia="en-US" w:bidi="ar-SA"/>
-        </w:rPr>
         <w:t>{{ aftersale_customer_issue_place }}</w:t>
-      </w:r>
-      <w:r>
-        <w:rPr>
-          <w:rFonts w:eastAsia="Calibri" w:cs="Calibri" w:ascii="Times New Roman" w:hAnsi="Times New Roman"/>
-          <w:b w:val="0"/>
-          <w:color w:val="231F20"/>
-          <w:kern w:val="0"/>
-          <w:sz w:val="24"/>
-          <w:szCs w:val="24"/>
-          <w:lang w:val="vi-VN" w:eastAsia="en-US" w:bidi="ar-SA"/>
-        </w:rPr>
-        <w:t xml:space="preserve"> .....</w:t>
       </w:r>
     </w:p>
     <w:p>
@@ -2485,27 +2391,15 @@
       </w:r>
       <w:r>
         <w:rPr>
-          <w:rFonts w:eastAsia="Calibri" w:cs="Calibri" w:ascii="Times New Roman" w:hAnsi="Times New Roman"/>
-          <w:b/>
+          <w:rFonts w:eastAsia="JetBrainsMono NF ExtraBold" w:cs="JetBrainsMono NF ExtraBold" w:ascii="JetBrainsMono NF ExtraBold" w:hAnsi="JetBrainsMono NF ExtraBold"/>
+          <w:b w:val="0"/>
           <w:color w:val="231F20"/>
           <w:kern w:val="0"/>
-          <w:sz w:val="26"/>
+          <w:sz w:val="24"/>
           <w:szCs w:val="24"/>
           <w:lang w:val="vi-VN" w:eastAsia="en-US" w:bidi="ar-SA"/>
         </w:rPr>
         <w:t>{{ aftersale_customer_address }}</w:t>
-      </w:r>
-      <w:r>
-        <w:rPr>
-          <w:rFonts w:eastAsia="Calibri" w:cs="Calibri" w:ascii="Times New Roman" w:hAnsi="Times New Roman"/>
-          <w:b w:val="0"/>
-          <w:color w:val="231F20"/>
-          <w:kern w:val="0"/>
-          <w:sz w:val="24"/>
-          <w:szCs w:val="24"/>
-          <w:lang w:val="vi-VN" w:eastAsia="en-US" w:bidi="ar-SA"/>
-        </w:rPr>
-        <w:t xml:space="preserve"> .....</w:t>
       </w:r>
     </w:p>
     <w:p>
@@ -2543,27 +2437,15 @@
       </w:r>
       <w:r>
         <w:rPr>
-          <w:rFonts w:eastAsia="Calibri" w:cs="Calibri" w:ascii="Times New Roman" w:hAnsi="Times New Roman"/>
-          <w:b/>
+          <w:rFonts w:eastAsia="JetBrainsMono NF ExtraBold" w:cs="JetBrainsMono NF ExtraBold" w:ascii="JetBrainsMono NF ExtraBold" w:hAnsi="JetBrainsMono NF ExtraBold"/>
+          <w:b w:val="0"/>
           <w:color w:val="231F20"/>
           <w:kern w:val="0"/>
-          <w:sz w:val="26"/>
+          <w:sz w:val="24"/>
           <w:szCs w:val="24"/>
           <w:lang w:val="vi-VN" w:eastAsia="en-US" w:bidi="ar-SA"/>
         </w:rPr>
         <w:t>{{ aftersale_customer_phone }}</w:t>
-      </w:r>
-      <w:r>
-        <w:rPr>
-          <w:rFonts w:eastAsia="Calibri" w:cs="Calibri" w:ascii="Times New Roman" w:hAnsi="Times New Roman"/>
-          <w:b w:val="0"/>
-          <w:color w:val="231F20"/>
-          <w:kern w:val="0"/>
-          <w:sz w:val="24"/>
-          <w:szCs w:val="24"/>
-          <w:lang w:val="vi-VN" w:eastAsia="en-US" w:bidi="ar-SA"/>
-        </w:rPr>
-        <w:t xml:space="preserve"> .....</w:t>
       </w:r>
     </w:p>
     <w:p>
@@ -2671,27 +2553,15 @@
       </w:r>
       <w:r>
         <w:rPr>
-          <w:rFonts w:eastAsia="Calibri" w:cs="Calibri" w:ascii="Times New Roman" w:hAnsi="Times New Roman"/>
-          <w:b/>
+          <w:rFonts w:eastAsia="JetBrainsMono NF ExtraBold" w:cs="JetBrainsMono NF ExtraBold" w:ascii="JetBrainsMono NF ExtraBold" w:hAnsi="JetBrainsMono NF ExtraBold"/>
+          <w:b w:val="0"/>
           <w:color w:val="231F20"/>
           <w:kern w:val="0"/>
-          <w:sz w:val="26"/>
+          <w:sz w:val="24"/>
           <w:szCs w:val="24"/>
           <w:lang w:val="vi-VN" w:eastAsia="en-US" w:bidi="ar-SA"/>
         </w:rPr>
         <w:t>{{ other_attachment_value }}</w:t>
-      </w:r>
-      <w:r>
-        <w:rPr>
-          <w:rFonts w:eastAsia="Calibri" w:cs="Calibri" w:ascii="Times New Roman" w:hAnsi="Times New Roman"/>
-          <w:b w:val="0"/>
-          <w:color w:val="231F20"/>
-          <w:kern w:val="0"/>
-          <w:sz w:val="24"/>
-          <w:szCs w:val="24"/>
-          <w:lang w:val="vi-VN" w:eastAsia="en-US" w:bidi="ar-SA"/>
-        </w:rPr>
-        <w:t xml:space="preserve"> .....</w:t>
       </w:r>
     </w:p>
     <w:p>
@@ -3202,32 +3072,20 @@
       </w:r>
       <w:r>
         <w:rPr>
+          <w:rFonts w:eastAsia="JetBrainsMono NF ExtraBold" w:cs="JetBrainsMono NF ExtraBold" w:ascii="JetBrainsMono NF ExtraBold" w:hAnsi="JetBrainsMono NF ExtraBold"/>
+          <w:b w:val="0"/>
+          <w:color w:val="231F20"/>
+          <w:kern w:val="0"/>
+          <w:sz w:val="24"/>
+          <w:szCs w:val="24"/>
+          <w:lang w:val="vi-VN" w:eastAsia="en-US" w:bidi="ar-SA"/>
+        </w:rPr>
+        <w:t>{{ update_subscriber_number }}</w:t>
+      </w:r>
+      <w:r>
+        <w:rPr>
           <w:rFonts w:eastAsia="Calibri" w:cs="Calibri" w:ascii="Times New Roman" w:hAnsi="Times New Roman"/>
-          <w:b/>
-          <w:color w:val="231F20"/>
-          <w:kern w:val="0"/>
-          <w:sz w:val="26"/>
-          <w:szCs w:val="24"/>
-          <w:lang w:val="vi-VN" w:eastAsia="en-US" w:bidi="ar-SA"/>
-        </w:rPr>
-        <w:t>{{ update_subscriber_number }}</w:t>
-      </w:r>
-      <w:r>
-        <w:rPr>
-          <w:rFonts w:eastAsia="Calibri" w:cs="Calibri" w:ascii="Times New Roman" w:hAnsi="Times New Roman"/>
-          <w:b w:val="0"/>
-          <w:color w:val="231F20"/>
-          <w:kern w:val="0"/>
-          <w:sz w:val="24"/>
-          <w:szCs w:val="24"/>
-          <w:lang w:val="vi-VN" w:eastAsia="en-US" w:bidi="ar-SA"/>
-        </w:rPr>
-        <w:t xml:space="preserve"> .....</w:t>
-      </w:r>
-      <w:r>
-        <w:rPr>
-          <w:rFonts w:eastAsia="Calibri" w:cs="Calibri" w:ascii="Times New Roman" w:hAnsi="Times New Roman"/>
-          <w:b w:val="0"/>
+          <w:b w:val="false"/>
           <w:color w:val="231F20"/>
           <w:kern w:val="0"/>
           <w:sz w:val="24"/>
@@ -3313,32 +3171,20 @@
       </w:r>
       <w:r>
         <w:rPr>
+          <w:rFonts w:eastAsia="JetBrainsMono NF ExtraBold" w:cs="JetBrainsMono NF ExtraBold" w:ascii="JetBrainsMono NF ExtraBold" w:hAnsi="JetBrainsMono NF ExtraBold"/>
+          <w:b w:val="0"/>
+          <w:color w:val="231F20"/>
+          <w:kern w:val="0"/>
+          <w:sz w:val="24"/>
+          <w:szCs w:val="24"/>
+          <w:lang w:val="vi-VN" w:eastAsia="en-US" w:bidi="ar-SA"/>
+        </w:rPr>
+        <w:t>{{ replace_sim_subscriber_number }}</w:t>
+      </w:r>
+      <w:r>
+        <w:rPr>
           <w:rFonts w:eastAsia="Calibri" w:cs="Calibri" w:ascii="Times New Roman" w:hAnsi="Times New Roman"/>
-          <w:b/>
-          <w:color w:val="231F20"/>
-          <w:kern w:val="0"/>
-          <w:sz w:val="26"/>
-          <w:szCs w:val="24"/>
-          <w:lang w:val="vi-VN" w:eastAsia="en-US" w:bidi="ar-SA"/>
-        </w:rPr>
-        <w:t>{{ replace_sim_subscriber_number }}</w:t>
-      </w:r>
-      <w:r>
-        <w:rPr>
-          <w:rFonts w:eastAsia="Calibri" w:cs="Calibri" w:ascii="Times New Roman" w:hAnsi="Times New Roman"/>
-          <w:b w:val="0"/>
-          <w:color w:val="231F20"/>
-          <w:kern w:val="0"/>
-          <w:sz w:val="24"/>
-          <w:szCs w:val="24"/>
-          <w:lang w:val="vi-VN" w:eastAsia="en-US" w:bidi="ar-SA"/>
-        </w:rPr>
-        <w:t xml:space="preserve"> .....</w:t>
-      </w:r>
-      <w:r>
-        <w:rPr>
-          <w:rFonts w:eastAsia="Calibri" w:cs="Calibri" w:ascii="Times New Roman" w:hAnsi="Times New Roman"/>
-          <w:b w:val="0"/>
+          <w:b w:val="false"/>
           <w:color w:val="231F20"/>
           <w:kern w:val="0"/>
           <w:sz w:val="24"/>
@@ -3424,7 +3270,31 @@
       </w:r>
       <w:r>
         <w:rPr>
+          <w:rFonts w:eastAsia="JetBrainsMono NF ExtraBold" w:cs="JetBrainsMono NF ExtraBold" w:ascii="JetBrainsMono NF ExtraBold" w:hAnsi="JetBrainsMono NF ExtraBold"/>
+          <w:b w:val="0"/>
+          <w:color w:val="231F20"/>
+          <w:kern w:val="0"/>
+          <w:sz w:val="24"/>
+          <w:szCs w:val="24"/>
+          <w:lang w:val="vi-VN" w:eastAsia="en-US" w:bidi="ar-SA"/>
+        </w:rPr>
+        <w:t>{{ transfer_subscriber_number }}</w:t>
+      </w:r>
+      <w:r>
+        <w:rPr>
           <w:rFonts w:eastAsia="Calibri" w:cs="Calibri" w:ascii="Times New Roman" w:hAnsi="Times New Roman"/>
+          <w:b w:val="false"/>
+          <w:color w:val="231F20"/>
+          <w:kern w:val="0"/>
+          <w:sz w:val="24"/>
+          <w:szCs w:val="24"/>
+          <w:lang w:val="vi-VN" w:eastAsia="en-US" w:bidi="ar-SA"/>
+        </w:rPr>
+        <w:t xml:space="preserve"> và chuyển quyền sử dụng số thuê bao này và dịch vụ điện thoại di động trả trước cho Ông/Bà </w:t>
+      </w:r>
+      <w:r>
+        <w:rPr>
+          <w:rFonts w:eastAsia="JetBrainsMono NF ExtraBold" w:cs="JetBrainsMono NF ExtraBold" w:ascii="JetBrainsMono NF ExtraBold" w:hAnsi="JetBrainsMono NF ExtraBold"/>
           <w:b w:val="0"/>
           <w:color w:val="231F20"/>
           <w:kern w:val="0"/>
@@ -3432,7 +3302,43 @@
           <w:szCs w:val="24"/>
           <w:lang w:val="vi-VN" w:eastAsia="en-US" w:bidi="ar-SA"/>
         </w:rPr>
-        <w:t xml:space="preserve">..... </w:t>
+        <w:t>{{ transfer_new_owner_name }}</w:t>
+      </w:r>
+      <w:r>
+        <w:rPr>
+          <w:rFonts w:eastAsia="Calibri" w:cs="Calibri" w:ascii="Times New Roman" w:hAnsi="Times New Roman"/>
+          <w:b w:val="false"/>
+          <w:color w:val="231F20"/>
+          <w:kern w:val="0"/>
+          <w:sz w:val="24"/>
+          <w:szCs w:val="24"/>
+          <w:lang w:val="vi-VN" w:eastAsia="en-US" w:bidi="ar-SA"/>
+        </w:rPr>
+        <w:t xml:space="preserve">, số CMND/CCCD </w:t>
+      </w:r>
+      <w:r>
+        <w:rPr>
+          <w:rFonts w:eastAsia="JetBrainsMono NF ExtraBold" w:cs="JetBrainsMono NF ExtraBold" w:ascii="JetBrainsMono NF ExtraBold" w:hAnsi="JetBrainsMono NF ExtraBold"/>
+          <w:b w:val="0"/>
+          <w:color w:val="231F20"/>
+          <w:kern w:val="0"/>
+          <w:sz w:val="24"/>
+          <w:szCs w:val="24"/>
+          <w:lang w:val="vi-VN" w:eastAsia="en-US" w:bidi="ar-SA"/>
+        </w:rPr>
+        <w:t>{{ transfer_new_owner_id_number }}</w:t>
+      </w:r>
+      <w:r>
+        <w:rPr>
+          <w:rFonts w:eastAsia="Calibri" w:cs="Calibri" w:ascii="Times New Roman" w:hAnsi="Times New Roman"/>
+          <w:b w:val="false"/>
+          <w:color w:val="231F20"/>
+          <w:kern w:val="0"/>
+          <w:sz w:val="24"/>
+          <w:szCs w:val="24"/>
+          <w:lang w:val="vi-VN" w:eastAsia="en-US" w:bidi="ar-SA"/>
+        </w:rPr>
+        <w:t xml:space="preserve">, ngày cấp </w:t>
       </w:r>
       <w:r>
         <w:rPr>
@@ -3444,11 +3350,23 @@
           <w:szCs w:val="24"/>
           <w:lang w:val="vi-VN" w:eastAsia="en-US" w:bidi="ar-SA"/>
         </w:rPr>
-        <w:t>{{ transfer_subscriber_number }}</w:t>
+        <w:t>{{ transfer_new_owner_issue_date }}</w:t>
       </w:r>
       <w:r>
         <w:rPr>
           <w:rFonts w:eastAsia="Calibri" w:cs="Calibri" w:ascii="Times New Roman" w:hAnsi="Times New Roman"/>
+          <w:b w:val="false"/>
+          <w:color w:val="231F20"/>
+          <w:kern w:val="0"/>
+          <w:sz w:val="24"/>
+          <w:szCs w:val="24"/>
+          <w:lang w:val="vi-VN" w:eastAsia="en-US" w:bidi="ar-SA"/>
+        </w:rPr>
+        <w:t xml:space="preserve">, nơi cấp </w:t>
+      </w:r>
+      <w:r>
+        <w:rPr>
+          <w:rFonts w:eastAsia="JetBrainsMono NF ExtraBold" w:cs="JetBrainsMono NF ExtraBold" w:ascii="JetBrainsMono NF ExtraBold" w:hAnsi="JetBrainsMono NF ExtraBold"/>
           <w:b w:val="0"/>
           <w:color w:val="231F20"/>
           <w:kern w:val="0"/>
@@ -3456,204 +3374,12 @@
           <w:szCs w:val="24"/>
           <w:lang w:val="vi-VN" w:eastAsia="en-US" w:bidi="ar-SA"/>
         </w:rPr>
-        <w:t xml:space="preserve"> .....</w:t>
+        <w:t>{{ transfer_new_owner_issue_place }}</w:t>
       </w:r>
       <w:r>
         <w:rPr>
           <w:rFonts w:eastAsia="Calibri" w:cs="Calibri" w:ascii="Times New Roman" w:hAnsi="Times New Roman"/>
-          <w:b w:val="0"/>
-          <w:color w:val="231F20"/>
-          <w:kern w:val="0"/>
-          <w:sz w:val="24"/>
-          <w:szCs w:val="24"/>
-          <w:lang w:val="vi-VN" w:eastAsia="en-US" w:bidi="ar-SA"/>
-        </w:rPr>
-        <w:t xml:space="preserve"> và chuyển quyền sử dụng số thuê bao này và dịch vụ điện thoại di động trả trước cho Ông/Bà </w:t>
-      </w:r>
-      <w:r>
-        <w:rPr>
-          <w:rFonts w:eastAsia="Calibri" w:cs="Calibri" w:ascii="Times New Roman" w:hAnsi="Times New Roman"/>
-          <w:b w:val="0"/>
-          <w:color w:val="231F20"/>
-          <w:kern w:val="0"/>
-          <w:sz w:val="24"/>
-          <w:szCs w:val="24"/>
-          <w:lang w:val="vi-VN" w:eastAsia="en-US" w:bidi="ar-SA"/>
-        </w:rPr>
-        <w:t xml:space="preserve">..... </w:t>
-      </w:r>
-      <w:r>
-        <w:rPr>
-          <w:rFonts w:eastAsia="Calibri" w:cs="Calibri" w:ascii="Times New Roman" w:hAnsi="Times New Roman"/>
-          <w:b/>
-          <w:color w:val="231F20"/>
-          <w:kern w:val="0"/>
-          <w:sz w:val="26"/>
-          <w:szCs w:val="24"/>
-          <w:lang w:val="vi-VN" w:eastAsia="en-US" w:bidi="ar-SA"/>
-        </w:rPr>
-        <w:t>{{ transfer_new_owner_name }}</w:t>
-      </w:r>
-      <w:r>
-        <w:rPr>
-          <w:rFonts w:eastAsia="Calibri" w:cs="Calibri" w:ascii="Times New Roman" w:hAnsi="Times New Roman"/>
-          <w:b w:val="0"/>
-          <w:color w:val="231F20"/>
-          <w:kern w:val="0"/>
-          <w:sz w:val="24"/>
-          <w:szCs w:val="24"/>
-          <w:lang w:val="vi-VN" w:eastAsia="en-US" w:bidi="ar-SA"/>
-        </w:rPr>
-        <w:t xml:space="preserve"> .....</w:t>
-      </w:r>
-      <w:r>
-        <w:rPr>
-          <w:rFonts w:eastAsia="Calibri" w:cs="Calibri" w:ascii="Times New Roman" w:hAnsi="Times New Roman"/>
-          <w:b w:val="0"/>
-          <w:color w:val="231F20"/>
-          <w:kern w:val="0"/>
-          <w:sz w:val="24"/>
-          <w:szCs w:val="24"/>
-          <w:lang w:val="vi-VN" w:eastAsia="en-US" w:bidi="ar-SA"/>
-        </w:rPr>
-        <w:t xml:space="preserve">, số CMND/CCCD </w:t>
-      </w:r>
-      <w:r>
-        <w:rPr>
-          <w:rFonts w:eastAsia="Calibri" w:cs="Calibri" w:ascii="Times New Roman" w:hAnsi="Times New Roman"/>
-          <w:b w:val="0"/>
-          <w:color w:val="231F20"/>
-          <w:kern w:val="0"/>
-          <w:sz w:val="24"/>
-          <w:szCs w:val="24"/>
-          <w:lang w:val="vi-VN" w:eastAsia="en-US" w:bidi="ar-SA"/>
-        </w:rPr>
-        <w:t xml:space="preserve">..... </w:t>
-      </w:r>
-      <w:r>
-        <w:rPr>
-          <w:rFonts w:eastAsia="Calibri" w:cs="Calibri" w:ascii="Times New Roman" w:hAnsi="Times New Roman"/>
-          <w:b/>
-          <w:color w:val="231F20"/>
-          <w:kern w:val="0"/>
-          <w:sz w:val="26"/>
-          <w:szCs w:val="24"/>
-          <w:lang w:val="vi-VN" w:eastAsia="en-US" w:bidi="ar-SA"/>
-        </w:rPr>
-        <w:t>{{ transfer_new_owner_id_number }}</w:t>
-      </w:r>
-      <w:r>
-        <w:rPr>
-          <w:rFonts w:eastAsia="Calibri" w:cs="Calibri" w:ascii="Times New Roman" w:hAnsi="Times New Roman"/>
-          <w:b w:val="0"/>
-          <w:color w:val="231F20"/>
-          <w:kern w:val="0"/>
-          <w:sz w:val="24"/>
-          <w:szCs w:val="24"/>
-          <w:lang w:val="vi-VN" w:eastAsia="en-US" w:bidi="ar-SA"/>
-        </w:rPr>
-        <w:t xml:space="preserve"> .....</w:t>
-      </w:r>
-      <w:r>
-        <w:rPr>
-          <w:rFonts w:eastAsia="Calibri" w:cs="Calibri" w:ascii="Times New Roman" w:hAnsi="Times New Roman"/>
-          <w:b w:val="0"/>
-          <w:color w:val="231F20"/>
-          <w:kern w:val="0"/>
-          <w:sz w:val="24"/>
-          <w:szCs w:val="24"/>
-          <w:lang w:val="vi-VN" w:eastAsia="en-US" w:bidi="ar-SA"/>
-        </w:rPr>
-        <w:t xml:space="preserve">, ngày cấp </w:t>
-      </w:r>
-      <w:r>
-        <w:rPr>
-          <w:rFonts w:eastAsia="Calibri" w:cs="Calibri" w:ascii="Times New Roman" w:hAnsi="Times New Roman"/>
-          <w:b w:val="0"/>
-          <w:color w:val="231F20"/>
-          <w:kern w:val="0"/>
-          <w:sz w:val="24"/>
-          <w:szCs w:val="24"/>
-          <w:lang w:val="vi-VN" w:eastAsia="en-US" w:bidi="ar-SA"/>
-        </w:rPr>
-        <w:t xml:space="preserve">..... </w:t>
-      </w:r>
-      <w:r>
-        <w:rPr>
-          <w:rFonts w:eastAsia="Calibri" w:cs="Calibri" w:ascii="Times New Roman" w:hAnsi="Times New Roman"/>
-          <w:b/>
-          <w:color w:val="231F20"/>
-          <w:kern w:val="0"/>
-          <w:sz w:val="26"/>
-          <w:szCs w:val="24"/>
-          <w:lang w:val="vi-VN" w:eastAsia="en-US" w:bidi="ar-SA"/>
-        </w:rPr>
-        <w:t>{{ transfer_new_owner_issue_date }}</w:t>
-      </w:r>
-      <w:r>
-        <w:rPr>
-          <w:rFonts w:eastAsia="Calibri" w:cs="Calibri" w:ascii="Times New Roman" w:hAnsi="Times New Roman"/>
-          <w:b w:val="0"/>
-          <w:color w:val="231F20"/>
-          <w:kern w:val="0"/>
-          <w:sz w:val="24"/>
-          <w:szCs w:val="24"/>
-          <w:lang w:val="vi-VN" w:eastAsia="en-US" w:bidi="ar-SA"/>
-        </w:rPr>
-        <w:t xml:space="preserve"> .....</w:t>
-      </w:r>
-      <w:r>
-        <w:rPr>
-          <w:rFonts w:eastAsia="Calibri" w:cs="Calibri" w:ascii="Times New Roman" w:hAnsi="Times New Roman"/>
-          <w:b w:val="0"/>
-          <w:color w:val="231F20"/>
-          <w:kern w:val="0"/>
-          <w:sz w:val="24"/>
-          <w:szCs w:val="24"/>
-          <w:lang w:val="vi-VN" w:eastAsia="en-US" w:bidi="ar-SA"/>
-        </w:rPr>
-        <w:t xml:space="preserve">, nơi cấp </w:t>
-      </w:r>
-      <w:r>
-        <w:rPr>
-          <w:rFonts w:eastAsia="Calibri" w:cs="Calibri" w:ascii="Times New Roman" w:hAnsi="Times New Roman"/>
-          <w:b w:val="0"/>
-          <w:color w:val="231F20"/>
-          <w:kern w:val="0"/>
-          <w:sz w:val="24"/>
-          <w:szCs w:val="24"/>
-          <w:lang w:val="vi-VN" w:eastAsia="en-US" w:bidi="ar-SA"/>
-        </w:rPr>
-        <w:t xml:space="preserve">..... </w:t>
-      </w:r>
-      <w:r>
-        <w:rPr>
-          <w:rFonts w:eastAsia="Calibri" w:cs="Calibri" w:ascii="Times New Roman" w:hAnsi="Times New Roman"/>
-          <w:b/>
-          <w:color w:val="231F20"/>
-          <w:kern w:val="0"/>
-          <w:sz w:val="26"/>
-          <w:szCs w:val="24"/>
-          <w:lang w:val="vi-VN" w:eastAsia="en-US" w:bidi="ar-SA"/>
-        </w:rPr>
-        <w:t>{{ transfer_new_owner_issue_place }}</w:t>
-      </w:r>
-      <w:r>
-        <w:rPr>
-          <w:rFonts w:eastAsia="Calibri" w:cs="Calibri" w:ascii="Times New Roman" w:hAnsi="Times New Roman"/>
-          <w:b w:val="0"/>
-          <w:color w:val="231F20"/>
-          <w:kern w:val="0"/>
-          <w:sz w:val="24"/>
-          <w:szCs w:val="24"/>
-          <w:lang w:val="vi-VN" w:eastAsia="en-US" w:bidi="ar-SA"/>
-        </w:rPr>
-        <w:t xml:space="preserve"> .....</w:t>
-      </w:r>
-      <w:r>
-        <w:rPr>
-          <w:rFonts w:eastAsia="Calibri" w:cs="Calibri" w:ascii="Times New Roman" w:hAnsi="Times New Roman"/>
-          <w:b w:val="0"/>
+          <w:b w:val="false"/>
           <w:color w:val="231F20"/>
           <w:kern w:val="0"/>
           <w:sz w:val="24"/>
@@ -3952,44 +3678,20 @@
       </w:r>
       <w:r>
         <w:rPr>
+          <w:rFonts w:eastAsia="JetBrainsMono NF ExtraBold" w:cs="JetBrainsMono NF ExtraBold" w:ascii="JetBrainsMono NF ExtraBold" w:hAnsi="JetBrainsMono NF ExtraBold"/>
+          <w:b w:val="0"/>
+          <w:color w:val="231F20"/>
+          <w:kern w:val="0"/>
+          <w:sz w:val="24"/>
+          <w:szCs w:val="24"/>
+          <w:lang w:val="vi-VN" w:eastAsia="en-US" w:bidi="ar-SA"/>
+        </w:rPr>
+        <w:t>{{ common_subscriber_number }}</w:t>
+      </w:r>
+      <w:r>
+        <w:rPr>
           <w:rFonts w:eastAsia="Calibri" w:cs="Calibri" w:ascii="Times New Roman" w:hAnsi="Times New Roman"/>
-          <w:b w:val="0"/>
-          <w:color w:val="231F20"/>
-          <w:kern w:val="0"/>
-          <w:sz w:val="24"/>
-          <w:szCs w:val="24"/>
-          <w:lang w:val="vi-VN" w:eastAsia="en-US" w:bidi="ar-SA"/>
-        </w:rPr>
-        <w:t xml:space="preserve">..... </w:t>
-      </w:r>
-      <w:r>
-        <w:rPr>
-          <w:rFonts w:eastAsia="Calibri" w:cs="Calibri" w:ascii="Times New Roman" w:hAnsi="Times New Roman"/>
-          <w:b/>
-          <w:color w:val="231F20"/>
-          <w:kern w:val="0"/>
-          <w:sz w:val="26"/>
-          <w:szCs w:val="24"/>
-          <w:lang w:val="vi-VN" w:eastAsia="en-US" w:bidi="ar-SA"/>
-        </w:rPr>
-        <w:t>{{ common_subscriber_number }}</w:t>
-      </w:r>
-      <w:r>
-        <w:rPr>
-          <w:rFonts w:eastAsia="Calibri" w:cs="Calibri" w:ascii="Times New Roman" w:hAnsi="Times New Roman"/>
-          <w:b w:val="0"/>
-          <w:color w:val="231F20"/>
-          <w:kern w:val="0"/>
-          <w:sz w:val="24"/>
-          <w:szCs w:val="24"/>
-          <w:lang w:val="vi-VN" w:eastAsia="en-US" w:bidi="ar-SA"/>
-        </w:rPr>
-        <w:t xml:space="preserve"> .....</w:t>
-      </w:r>
-      <w:r>
-        <w:rPr>
-          <w:rFonts w:eastAsia="Calibri" w:cs="Calibri" w:ascii="Times New Roman" w:hAnsi="Times New Roman"/>
-          <w:b w:val="0"/>
+          <w:b w:val="false"/>
           <w:color w:val="231F20"/>
           <w:kern w:val="0"/>
           <w:sz w:val="24"/>
@@ -4586,68 +4288,44 @@
       </w:r>
       <w:r>
         <w:rPr>
+          <w:rFonts w:eastAsia="JetBrainsMono NF ExtraBold" w:cs="JetBrainsMono NF ExtraBold" w:ascii="JetBrainsMono NF ExtraBold" w:hAnsi="JetBrainsMono NF ExtraBold"/>
+          <w:b w:val="0"/>
+          <w:color w:val="231F20"/>
+          <w:kern w:val="0"/>
+          <w:sz w:val="24"/>
+          <w:szCs w:val="24"/>
+          <w:lang w:val="vi-VN" w:eastAsia="en-US" w:bidi="ar-SA"/>
+        </w:rPr>
+        <w:t>{{ backup_phone_1_line }}</w:t>
+      </w:r>
+      <w:r>
+        <w:rPr>
           <w:rFonts w:eastAsia="Calibri" w:cs="Calibri" w:ascii="Times New Roman" w:hAnsi="Times New Roman"/>
-          <w:b/>
+          <w:b w:val="false"/>
           <w:color w:val="231F20"/>
           <w:kern w:val="0"/>
-          <w:sz w:val="26"/>
+          <w:sz w:val="24"/>
           <w:szCs w:val="24"/>
           <w:lang w:val="vi-VN" w:eastAsia="en-US" w:bidi="ar-SA"/>
         </w:rPr>
-        <w:t>{{ backup_phone_1_line }}</w:t>
+        <w:t xml:space="preserve"> hoặc số điện thoại 2: </w:t>
+      </w:r>
+      <w:r>
+        <w:rPr>
+          <w:rFonts w:eastAsia="JetBrainsMono NF ExtraBold" w:cs="JetBrainsMono NF ExtraBold" w:ascii="JetBrainsMono NF ExtraBold" w:hAnsi="JetBrainsMono NF ExtraBold"/>
+          <w:b w:val="0"/>
+          <w:color w:val="231F20"/>
+          <w:kern w:val="0"/>
+          <w:sz w:val="24"/>
+          <w:szCs w:val="24"/>
+          <w:lang w:val="vi-VN" w:eastAsia="en-US" w:bidi="ar-SA"/>
+        </w:rPr>
+        <w:t>{{ backup_phone_2_line }}</w:t>
       </w:r>
       <w:r>
         <w:rPr>
           <w:rFonts w:eastAsia="Calibri" w:cs="Calibri" w:ascii="Times New Roman" w:hAnsi="Times New Roman"/>
-          <w:b w:val="0"/>
-          <w:color w:val="231F20"/>
-          <w:kern w:val="0"/>
-          <w:sz w:val="24"/>
-          <w:szCs w:val="24"/>
-          <w:lang w:val="vi-VN" w:eastAsia="en-US" w:bidi="ar-SA"/>
-        </w:rPr>
-        <w:t xml:space="preserve"> .....</w:t>
-      </w:r>
-      <w:r>
-        <w:rPr>
-          <w:rFonts w:eastAsia="Calibri" w:cs="Calibri" w:ascii="Times New Roman" w:hAnsi="Times New Roman"/>
-          <w:b w:val="0"/>
-          <w:color w:val="231F20"/>
-          <w:kern w:val="0"/>
-          <w:sz w:val="24"/>
-          <w:szCs w:val="24"/>
-          <w:lang w:val="vi-VN" w:eastAsia="en-US" w:bidi="ar-SA"/>
-        </w:rPr>
-        <w:t xml:space="preserve"> hoặc số điện thoại 2: </w:t>
-      </w:r>
-      <w:r>
-        <w:rPr>
-          <w:rFonts w:eastAsia="Calibri" w:cs="Calibri" w:ascii="Times New Roman" w:hAnsi="Times New Roman"/>
-          <w:b/>
-          <w:color w:val="231F20"/>
-          <w:kern w:val="0"/>
-          <w:sz w:val="26"/>
-          <w:szCs w:val="24"/>
-          <w:lang w:val="vi-VN" w:eastAsia="en-US" w:bidi="ar-SA"/>
-        </w:rPr>
-        <w:t>{{ backup_phone_2_line }}</w:t>
-      </w:r>
-      <w:r>
-        <w:rPr>
-          <w:rFonts w:eastAsia="Calibri" w:cs="Calibri" w:ascii="Times New Roman" w:hAnsi="Times New Roman"/>
-          <w:b w:val="0"/>
-          <w:color w:val="231F20"/>
-          <w:kern w:val="0"/>
-          <w:sz w:val="24"/>
-          <w:szCs w:val="24"/>
-          <w:lang w:val="vi-VN" w:eastAsia="en-US" w:bidi="ar-SA"/>
-        </w:rPr>
-        <w:t xml:space="preserve"> .....</w:t>
-      </w:r>
-      <w:r>
-        <w:rPr>
-          <w:rFonts w:eastAsia="Calibri" w:cs="Calibri" w:ascii="Times New Roman" w:hAnsi="Times New Roman"/>
-          <w:b w:val="0"/>
+          <w:b w:val="false"/>
           <w:color w:val="231F20"/>
           <w:kern w:val="0"/>
           <w:sz w:val="24"/>
@@ -4662,7 +4340,7 @@
         <w:sectPr>
           <w:type w:val="continuous"/>
           <w:pgSz w:w="11906" w:h="16838"/>
-          <w:pgMar w:left="708" w:right="708" w:gutter="0" w:header="0" w:top="580" w:footer="0" w:bottom="0"/>
+          <w:pgMar w:left="708" w:right="708" w:gutter="0" w:header="0" w:top="580" w:footer="0" w:bottom="57"/>
           <w:formProt w:val="false"/>
           <w:textDirection w:val="lrTb"/>
           <w:docGrid w:type="default" w:linePitch="600" w:charSpace="36864"/>
@@ -4689,7 +4367,9 @@
         <w:gridCol w:w="3497"/>
       </w:tblGrid>
       <w:tr>
-        <w:trPr/>
+        <w:trPr>
+          <w:trHeight w:val="631" w:hRule="atLeast"/>
+        </w:trPr>
         <w:tc>
           <w:tcPr>
             <w:tcW w:w="3497" w:type="dxa"/>
@@ -4828,7 +4508,7 @@
       </w:tr>
       <w:tr>
         <w:trPr>
-          <w:trHeight w:val="1814" w:hRule="exact"/>
+          <w:trHeight w:val="1385" w:hRule="exact"/>
         </w:trPr>
         <w:tc>
           <w:tcPr>
@@ -4842,13 +4522,14 @@
           </w:tcPr>
           <w:p>
             <w:pPr>
+              <w:pStyle w:val="Normal"/>
               <w:jc w:val="center"/>
+              <w:rPr/>
             </w:pPr>
-            <w:r/>
             <w:r>
               <w:rPr>
-                <w:rFonts w:ascii="Great Vibes" w:hAnsi="Great Vibes" w:eastAsia="Great Vibes" w:cs="Great Vibes"/>
-                <w:b w:val="0"/>
+                <w:rFonts w:eastAsia="Great Vibes" w:cs="Great Vibes" w:ascii="Great Vibes" w:hAnsi="Great Vibes"/>
+                <w:b w:val="false"/>
                 <w:sz w:val="36"/>
               </w:rPr>
               <w:t>{{ aftersale_requester_signature_given_name }}</w:t>
@@ -4867,13 +4548,14 @@
           </w:tcPr>
           <w:p>
             <w:pPr>
+              <w:pStyle w:val="Normal"/>
               <w:jc w:val="center"/>
+              <w:rPr/>
             </w:pPr>
-            <w:r/>
             <w:r>
               <w:rPr>
-                <w:rFonts w:ascii="Great Vibes" w:hAnsi="Great Vibes" w:eastAsia="Great Vibes" w:cs="Great Vibes"/>
-                <w:b w:val="0"/>
+                <w:rFonts w:eastAsia="Great Vibes" w:cs="Great Vibes" w:ascii="Great Vibes" w:hAnsi="Great Vibes"/>
+                <w:b w:val="false"/>
                 <w:sz w:val="36"/>
               </w:rPr>
               <w:t>{{ aftersale_new_owner_signature_given_name }}</w:t>
@@ -4892,13 +4574,14 @@
           </w:tcPr>
           <w:p>
             <w:pPr>
+              <w:pStyle w:val="Normal"/>
               <w:jc w:val="center"/>
+              <w:rPr/>
             </w:pPr>
-            <w:r/>
             <w:r>
               <w:rPr>
-                <w:rFonts w:ascii="Great Vibes" w:hAnsi="Great Vibes" w:eastAsia="Great Vibes" w:cs="Great Vibes"/>
-                <w:b w:val="0"/>
+                <w:rFonts w:eastAsia="Great Vibes" w:cs="Great Vibes" w:ascii="Great Vibes" w:hAnsi="Great Vibes"/>
+                <w:b w:val="false"/>
                 <w:sz w:val="36"/>
               </w:rPr>
               <w:t>{{ aftersale_clerk_signature_given_name }}</w:t>
@@ -4927,8 +4610,8 @@
             </w:pPr>
             <w:r>
               <w:rPr>
-                <w:rFonts w:ascii="Great Vibes" w:hAnsi="Great Vibes" w:eastAsia="Great Vibes" w:cs="Great Vibes"/>
-                <w:b w:val="0"/>
+                <w:rFonts w:eastAsia="Great Vibes" w:cs="Great Vibes" w:ascii="Great Vibes" w:hAnsi="Great Vibes"/>
+                <w:b w:val="false"/>
                 <w:i w:val="false"/>
                 <w:sz w:val="36"/>
                 <w:szCs w:val="24"/>
@@ -4956,8 +4639,8 @@
             </w:pPr>
             <w:r>
               <w:rPr>
-                <w:rFonts w:ascii="Great Vibes" w:hAnsi="Great Vibes" w:eastAsia="Great Vibes" w:cs="Great Vibes"/>
-                <w:b w:val="0"/>
+                <w:rFonts w:eastAsia="Great Vibes" w:cs="Great Vibes" w:ascii="Great Vibes" w:hAnsi="Great Vibes"/>
+                <w:b w:val="false"/>
                 <w:i w:val="false"/>
                 <w:sz w:val="36"/>
                 <w:szCs w:val="24"/>
@@ -4985,8 +4668,8 @@
             </w:pPr>
             <w:r>
               <w:rPr>
-                <w:rFonts w:ascii="Great Vibes" w:hAnsi="Great Vibes" w:eastAsia="Great Vibes" w:cs="Great Vibes"/>
-                <w:b w:val="0"/>
+                <w:rFonts w:eastAsia="Great Vibes" w:cs="Great Vibes" w:ascii="Great Vibes" w:hAnsi="Great Vibes"/>
+                <w:b w:val="false"/>
                 <w:i w:val="false"/>
                 <w:sz w:val="36"/>
                 <w:szCs w:val="24"/>
@@ -5000,7 +4683,7 @@
     <w:sectPr>
       <w:type w:val="continuous"/>
       <w:pgSz w:w="11906" w:h="16838"/>
-      <w:pgMar w:left="708" w:right="708" w:gutter="0" w:header="0" w:top="580" w:footer="0" w:bottom="0"/>
+      <w:pgMar w:left="708" w:right="708" w:gutter="0" w:header="0" w:top="580" w:footer="0" w:bottom="57"/>
       <w:formProt w:val="false"/>
       <w:textDirection w:val="lrTb"/>
       <w:docGrid w:type="default" w:linePitch="600" w:charSpace="36864"/>
@@ -5010,21 +4693,85 @@
 </file>
 
 <file path=word/footer1.xml><?xml version="1.0" encoding="utf-8"?>
-<w:ftr xmlns:m="http://schemas.openxmlformats.org/officeDocument/2006/math" xmlns:mc="http://schemas.openxmlformats.org/markup-compatibility/2006" xmlns:mo="http://schemas.microsoft.com/office/mac/office/2008/main" xmlns:mv="urn:schemas-microsoft-com:mac:vml" xmlns:o="urn:schemas-microsoft-com:office:office" xmlns:r="http://schemas.openxmlformats.org/officeDocument/2006/relationships" xmlns:v="urn:schemas-microsoft-com:vml" xmlns:w10="urn:schemas-microsoft-com:office:word" xmlns:w14="http://schemas.microsoft.com/office/word/2010/wordml" xmlns:w="http://schemas.openxmlformats.org/wordprocessingml/2006/main" xmlns:wne="http://schemas.microsoft.com/office/word/2006/wordml" xmlns:wp14="http://schemas.microsoft.com/office/word/2010/wordprocessingDrawing" xmlns:wp="http://schemas.openxmlformats.org/drawingml/2006/wordprocessingDrawing" xmlns:wpc="http://schemas.microsoft.com/office/word/2010/wordprocessingCanvas" xmlns:wpg="http://schemas.microsoft.com/office/word/2010/wordprocessingGroup" xmlns:wpi="http://schemas.microsoft.com/office/word/2010/wordprocessingInk" xmlns:wps="http://schemas.microsoft.com/office/word/2010/wordprocessingShape" mc:Ignorable="w14 wp14">
+<w:ftr xmlns:o="urn:schemas-microsoft-com:office:office" xmlns:r="http://schemas.openxmlformats.org/officeDocument/2006/relationships" xmlns:v="urn:schemas-microsoft-com:vml" xmlns:w="http://schemas.openxmlformats.org/wordprocessingml/2006/main" xmlns:w10="urn:schemas-microsoft-com:office:word" xmlns:wp="http://schemas.openxmlformats.org/drawingml/2006/wordprocessingDrawing" xmlns:pic="http://schemas.openxmlformats.org/drawingml/2006/picture" xmlns:wps="http://schemas.microsoft.com/office/word/2010/wordprocessingShape" xmlns:wpg="http://schemas.microsoft.com/office/word/2010/wordprocessingGroup" xmlns:mc="http://schemas.openxmlformats.org/markup-compatibility/2006" xmlns:wp14="http://schemas.microsoft.com/office/word/2010/wordprocessingDrawing" xmlns:w14="http://schemas.microsoft.com/office/word/2010/wordml" xmlns:w15="http://schemas.microsoft.com/office/word/2012/wordml" mc:Ignorable="w14 wp14 w15">
   <w:p>
     <w:pPr>
       <w:pStyle w:val="Footer"/>
+      <w:rPr/>
     </w:pPr>
+    <w:r>
+      <w:rPr/>
+    </w:r>
+  </w:p>
+</w:ftr>
+</file>
+
+<file path=word/footer2.xml><?xml version="1.0" encoding="utf-8"?>
+<w:ftr xmlns:o="urn:schemas-microsoft-com:office:office" xmlns:r="http://schemas.openxmlformats.org/officeDocument/2006/relationships" xmlns:v="urn:schemas-microsoft-com:vml" xmlns:w="http://schemas.openxmlformats.org/wordprocessingml/2006/main" xmlns:w10="urn:schemas-microsoft-com:office:word" xmlns:wp="http://schemas.openxmlformats.org/drawingml/2006/wordprocessingDrawing" xmlns:pic="http://schemas.openxmlformats.org/drawingml/2006/picture" xmlns:wps="http://schemas.microsoft.com/office/word/2010/wordprocessingShape" xmlns:wpg="http://schemas.microsoft.com/office/word/2010/wordprocessingGroup" xmlns:mc="http://schemas.openxmlformats.org/markup-compatibility/2006" xmlns:wp14="http://schemas.microsoft.com/office/word/2010/wordprocessingDrawing" xmlns:w14="http://schemas.microsoft.com/office/word/2010/wordml" xmlns:w15="http://schemas.microsoft.com/office/word/2012/wordml" mc:Ignorable="w14 wp14 w15">
+  <w:p>
+    <w:pPr>
+      <w:pStyle w:val="Footer"/>
+      <w:rPr/>
+    </w:pPr>
+    <w:r>
+      <w:rPr/>
+    </w:r>
+  </w:p>
+</w:ftr>
+</file>
+
+<file path=word/footer3.xml><?xml version="1.0" encoding="utf-8"?>
+<w:ftr xmlns:o="urn:schemas-microsoft-com:office:office" xmlns:r="http://schemas.openxmlformats.org/officeDocument/2006/relationships" xmlns:v="urn:schemas-microsoft-com:vml" xmlns:w="http://schemas.openxmlformats.org/wordprocessingml/2006/main" xmlns:w10="urn:schemas-microsoft-com:office:word" xmlns:wp="http://schemas.openxmlformats.org/drawingml/2006/wordprocessingDrawing" xmlns:pic="http://schemas.openxmlformats.org/drawingml/2006/picture" xmlns:wps="http://schemas.microsoft.com/office/word/2010/wordprocessingShape" xmlns:wpg="http://schemas.microsoft.com/office/word/2010/wordprocessingGroup" xmlns:mc="http://schemas.openxmlformats.org/markup-compatibility/2006" xmlns:wp14="http://schemas.microsoft.com/office/word/2010/wordprocessingDrawing" xmlns:w14="http://schemas.microsoft.com/office/word/2010/wordml" xmlns:w15="http://schemas.microsoft.com/office/word/2012/wordml" mc:Ignorable="w14 wp14 w15">
+  <w:p>
+    <w:pPr>
+      <w:pStyle w:val="Footer"/>
+      <w:rPr/>
+    </w:pPr>
+    <w:r>
+      <w:rPr/>
+    </w:r>
   </w:p>
 </w:ftr>
 </file>
 
 <file path=word/header1.xml><?xml version="1.0" encoding="utf-8"?>
-<w:hdr xmlns:m="http://schemas.openxmlformats.org/officeDocument/2006/math" xmlns:mc="http://schemas.openxmlformats.org/markup-compatibility/2006" xmlns:mo="http://schemas.microsoft.com/office/mac/office/2008/main" xmlns:mv="urn:schemas-microsoft-com:mac:vml" xmlns:o="urn:schemas-microsoft-com:office:office" xmlns:r="http://schemas.openxmlformats.org/officeDocument/2006/relationships" xmlns:v="urn:schemas-microsoft-com:vml" xmlns:w10="urn:schemas-microsoft-com:office:word" xmlns:w14="http://schemas.microsoft.com/office/word/2010/wordml" xmlns:w="http://schemas.openxmlformats.org/wordprocessingml/2006/main" xmlns:wne="http://schemas.microsoft.com/office/word/2006/wordml" xmlns:wp14="http://schemas.microsoft.com/office/word/2010/wordprocessingDrawing" xmlns:wp="http://schemas.openxmlformats.org/drawingml/2006/wordprocessingDrawing" xmlns:wpc="http://schemas.microsoft.com/office/word/2010/wordprocessingCanvas" xmlns:wpg="http://schemas.microsoft.com/office/word/2010/wordprocessingGroup" xmlns:wpi="http://schemas.microsoft.com/office/word/2010/wordprocessingInk" xmlns:wps="http://schemas.microsoft.com/office/word/2010/wordprocessingShape" mc:Ignorable="w14 wp14">
+<w:hdr xmlns:o="urn:schemas-microsoft-com:office:office" xmlns:r="http://schemas.openxmlformats.org/officeDocument/2006/relationships" xmlns:v="urn:schemas-microsoft-com:vml" xmlns:w="http://schemas.openxmlformats.org/wordprocessingml/2006/main" xmlns:w10="urn:schemas-microsoft-com:office:word" xmlns:wp="http://schemas.openxmlformats.org/drawingml/2006/wordprocessingDrawing" xmlns:pic="http://schemas.openxmlformats.org/drawingml/2006/picture" xmlns:wps="http://schemas.microsoft.com/office/word/2010/wordprocessingShape" xmlns:wpg="http://schemas.microsoft.com/office/word/2010/wordprocessingGroup" xmlns:mc="http://schemas.openxmlformats.org/markup-compatibility/2006" xmlns:wp14="http://schemas.microsoft.com/office/word/2010/wordprocessingDrawing" xmlns:w14="http://schemas.microsoft.com/office/word/2010/wordml" xmlns:w15="http://schemas.microsoft.com/office/word/2012/wordml" mc:Ignorable="w14 wp14 w15">
   <w:p>
     <w:pPr>
       <w:pStyle w:val="Header"/>
+      <w:rPr/>
     </w:pPr>
+    <w:r>
+      <w:rPr/>
+    </w:r>
+  </w:p>
+</w:hdr>
+</file>
+
+<file path=word/header2.xml><?xml version="1.0" encoding="utf-8"?>
+<w:hdr xmlns:o="urn:schemas-microsoft-com:office:office" xmlns:r="http://schemas.openxmlformats.org/officeDocument/2006/relationships" xmlns:v="urn:schemas-microsoft-com:vml" xmlns:w="http://schemas.openxmlformats.org/wordprocessingml/2006/main" xmlns:w10="urn:schemas-microsoft-com:office:word" xmlns:wp="http://schemas.openxmlformats.org/drawingml/2006/wordprocessingDrawing" xmlns:pic="http://schemas.openxmlformats.org/drawingml/2006/picture" xmlns:wps="http://schemas.microsoft.com/office/word/2010/wordprocessingShape" xmlns:wpg="http://schemas.microsoft.com/office/word/2010/wordprocessingGroup" xmlns:mc="http://schemas.openxmlformats.org/markup-compatibility/2006" xmlns:wp14="http://schemas.microsoft.com/office/word/2010/wordprocessingDrawing" xmlns:w14="http://schemas.microsoft.com/office/word/2010/wordml" xmlns:w15="http://schemas.microsoft.com/office/word/2012/wordml" mc:Ignorable="w14 wp14 w15">
+  <w:p>
+    <w:pPr>
+      <w:pStyle w:val="Header"/>
+      <w:rPr/>
+    </w:pPr>
+    <w:r>
+      <w:rPr/>
+    </w:r>
+  </w:p>
+</w:hdr>
+</file>
+
+<file path=word/header3.xml><?xml version="1.0" encoding="utf-8"?>
+<w:hdr xmlns:o="urn:schemas-microsoft-com:office:office" xmlns:r="http://schemas.openxmlformats.org/officeDocument/2006/relationships" xmlns:v="urn:schemas-microsoft-com:vml" xmlns:w="http://schemas.openxmlformats.org/wordprocessingml/2006/main" xmlns:w10="urn:schemas-microsoft-com:office:word" xmlns:wp="http://schemas.openxmlformats.org/drawingml/2006/wordprocessingDrawing" xmlns:pic="http://schemas.openxmlformats.org/drawingml/2006/picture" xmlns:wps="http://schemas.microsoft.com/office/word/2010/wordprocessingShape" xmlns:wpg="http://schemas.microsoft.com/office/word/2010/wordprocessingGroup" xmlns:mc="http://schemas.openxmlformats.org/markup-compatibility/2006" xmlns:wp14="http://schemas.microsoft.com/office/word/2010/wordprocessingDrawing" xmlns:w14="http://schemas.microsoft.com/office/word/2010/wordml" xmlns:w15="http://schemas.microsoft.com/office/word/2012/wordml" mc:Ignorable="w14 wp14 w15">
+  <w:p>
+    <w:pPr>
+      <w:pStyle w:val="Header"/>
+      <w:rPr/>
+    </w:pPr>
+    <w:r>
+      <w:rPr/>
+    </w:r>
   </w:p>
 </w:hdr>
 </file>
@@ -6103,6 +5850,25 @@
     <w:pPr/>
     <w:rPr/>
   </w:style>
+  <w:style w:type="paragraph" w:styleId="HeaderandFooter">
+    <w:name w:val="Header and Footer"/>
+    <w:basedOn w:val="Normal"/>
+    <w:qFormat/>
+    <w:pPr/>
+    <w:rPr/>
+  </w:style>
+  <w:style w:type="paragraph" w:styleId="Header">
+    <w:name w:val="header"/>
+    <w:basedOn w:val="HeaderandFooter"/>
+    <w:pPr/>
+    <w:rPr/>
+  </w:style>
+  <w:style w:type="paragraph" w:styleId="Footer">
+    <w:name w:val="footer"/>
+    <w:basedOn w:val="HeaderandFooter"/>
+    <w:pPr/>
+    <w:rPr/>
+  </w:style>
   <w:style w:type="numbering" w:styleId="NoList" w:default="1">
     <w:name w:val="No List"/>
     <w:uiPriority w:val="99"/>

--- a/desktop_app/backend/documents/aftersale/00_MAU_CAM_KET_SAU_BAN_HANG.docx
+++ b/desktop_app/backend/documents/aftersale/00_MAU_CAM_KET_SAU_BAN_HANG.docx
@@ -45,9 +45,9 @@
                             <a:avLst/>
                             <a:gdLst>
                               <a:gd name="textAreaLeft" fmla="*/ 0 w 396360"/>
-                              <a:gd name="textAreaRight" fmla="*/ 401760 w 396360"/>
+                              <a:gd name="textAreaRight" fmla="*/ 402840 w 396360"/>
                               <a:gd name="textAreaTop" fmla="*/ 0 h 187200"/>
-                              <a:gd name="textAreaBottom" fmla="*/ 192600 h 187200"/>
+                              <a:gd name="textAreaBottom" fmla="*/ 193680 h 187200"/>
                             </a:gdLst>
                             <a:ahLst/>
                             <a:cxnLst/>
@@ -359,9 +359,9 @@
                           <a:avLst/>
                           <a:gdLst>
                             <a:gd name="textAreaLeft" fmla="*/ 0 w 810360"/>
-                            <a:gd name="textAreaRight" fmla="*/ 815760 w 810360"/>
+                            <a:gd name="textAreaRight" fmla="*/ 816840 w 810360"/>
                             <a:gd name="textAreaTop" fmla="*/ 0 h 104040"/>
-                            <a:gd name="textAreaBottom" fmla="*/ 109440 h 104040"/>
+                            <a:gd name="textAreaBottom" fmla="*/ 110520 h 104040"/>
                           </a:gdLst>
                           <a:ahLst/>
                           <a:cxnLst/>
@@ -1608,12 +1608,7 @@
       </w:pPr>
       <w:r>
         <w:rPr>
-          <w:rFonts w:ascii="Times New Roman" w:hAnsi="Times New Roman"/>
-          <w:b/>
-          <w:color w:val="231F20"/>
-          <w:spacing w:val="-2"/>
-          <w:w w:val="125"/>
-          <w:sz w:val="20"/>
+          <w:sz w:val="18"/>
           <w:szCs w:val="18"/>
         </w:rPr>
       </w:r>
@@ -1633,10 +1628,6 @@
       </w:pPr>
       <w:r>
         <w:rPr>
-          <w:rFonts w:ascii="Times New Roman" w:hAnsi="Times New Roman"/>
-          <w:b/>
-          <w:color w:val="231F20"/>
-          <w:w w:val="115"/>
           <w:sz w:val="18"/>
           <w:szCs w:val="18"/>
         </w:rPr>
@@ -1868,6 +1859,7 @@
         </w:rPr>
       </w:pPr>
       <w:r>
+        <w:rPr/>
         <w:tab/>
         <w:tab/>
         <w:t>Cửa hàng: Shop Xã Đàn</w:t>
@@ -2202,10 +2194,9 @@
           <w:footerReference w:type="even" r:id="rId5"/>
           <w:footerReference w:type="default" r:id="rId6"/>
           <w:footerReference w:type="first" r:id="rId7"/>
-          <w:type w:val="nextPage"/>
+          <w:type w:val="continuous"/>
           <w:pgSz w:w="11906" w:h="16838"/>
           <w:pgMar w:left="708" w:right="708" w:gutter="0" w:header="0" w:top="580" w:footer="0" w:bottom="57"/>
-          <w:pgNumType w:fmt="decimal"/>
           <w:cols w:num="2" w:equalWidth="false" w:sep="false">
             <w:col w:w="2859" w:space="504"/>
             <w:col w:w="7126"/>
@@ -2233,7 +2224,6 @@
         <w:spacing w:lineRule="auto" w:line="240" w:before="0" w:after="0"/>
         <w:jc w:val="start"/>
         <w:rPr>
-          <w:rFonts w:ascii="Times New Roman" w:hAnsi="Times New Roman"/>
           <w:sz w:val="24"/>
           <w:szCs w:val="24"/>
         </w:rPr>
@@ -2252,7 +2242,7 @@
       <w:r>
         <w:rPr>
           <w:rFonts w:eastAsia="JetBrainsMono NF ExtraBold" w:cs="JetBrainsMono NF ExtraBold" w:ascii="JetBrainsMono NF ExtraBold" w:hAnsi="JetBrainsMono NF ExtraBold"/>
-          <w:b w:val="0"/>
+          <w:b w:val="false"/>
           <w:color w:val="231F20"/>
           <w:kern w:val="0"/>
           <w:sz w:val="24"/>
@@ -2279,7 +2269,6 @@
         <w:spacing w:lineRule="auto" w:line="240" w:before="0" w:after="0"/>
         <w:jc w:val="start"/>
         <w:rPr>
-          <w:rFonts w:ascii="Times New Roman" w:hAnsi="Times New Roman"/>
           <w:sz w:val="24"/>
           <w:szCs w:val="24"/>
         </w:rPr>
@@ -2298,7 +2287,7 @@
       <w:r>
         <w:rPr>
           <w:rFonts w:eastAsia="JetBrainsMono NF ExtraBold" w:cs="JetBrainsMono NF ExtraBold" w:ascii="JetBrainsMono NF ExtraBold" w:hAnsi="JetBrainsMono NF ExtraBold"/>
-          <w:b w:val="0"/>
+          <w:b w:val="false"/>
           <w:color w:val="231F20"/>
           <w:kern w:val="0"/>
           <w:sz w:val="24"/>
@@ -2325,7 +2314,7 @@
           <w:b/>
           <w:color w:val="231F20"/>
           <w:kern w:val="0"/>
-          <w:sz w:val="26"/>
+          <w:sz w:val="24"/>
           <w:szCs w:val="24"/>
           <w:lang w:val="vi-VN" w:eastAsia="en-US" w:bidi="ar-SA"/>
         </w:rPr>
@@ -2346,7 +2335,7 @@
       <w:r>
         <w:rPr>
           <w:rFonts w:eastAsia="JetBrainsMono NF ExtraBold" w:cs="JetBrainsMono NF ExtraBold" w:ascii="JetBrainsMono NF ExtraBold" w:hAnsi="JetBrainsMono NF ExtraBold"/>
-          <w:b w:val="0"/>
+          <w:b w:val="false"/>
           <w:color w:val="231F20"/>
           <w:kern w:val="0"/>
           <w:sz w:val="24"/>
@@ -2373,7 +2362,6 @@
         <w:spacing w:lineRule="auto" w:line="240" w:before="0" w:after="0"/>
         <w:jc w:val="start"/>
         <w:rPr>
-          <w:rFonts w:ascii="Times New Roman" w:hAnsi="Times New Roman"/>
           <w:sz w:val="24"/>
           <w:szCs w:val="24"/>
         </w:rPr>
@@ -2392,7 +2380,7 @@
       <w:r>
         <w:rPr>
           <w:rFonts w:eastAsia="JetBrainsMono NF ExtraBold" w:cs="JetBrainsMono NF ExtraBold" w:ascii="JetBrainsMono NF ExtraBold" w:hAnsi="JetBrainsMono NF ExtraBold"/>
-          <w:b w:val="0"/>
+          <w:b w:val="false"/>
           <w:color w:val="231F20"/>
           <w:kern w:val="0"/>
           <w:sz w:val="24"/>
@@ -2419,7 +2407,6 @@
         <w:spacing w:lineRule="auto" w:line="240" w:before="0" w:after="0"/>
         <w:jc w:val="start"/>
         <w:rPr>
-          <w:rFonts w:ascii="Times New Roman" w:hAnsi="Times New Roman"/>
           <w:sz w:val="24"/>
           <w:szCs w:val="24"/>
         </w:rPr>
@@ -2438,7 +2425,7 @@
       <w:r>
         <w:rPr>
           <w:rFonts w:eastAsia="JetBrainsMono NF ExtraBold" w:cs="JetBrainsMono NF ExtraBold" w:ascii="JetBrainsMono NF ExtraBold" w:hAnsi="JetBrainsMono NF ExtraBold"/>
-          <w:b w:val="0"/>
+          <w:b w:val="false"/>
           <w:color w:val="231F20"/>
           <w:kern w:val="0"/>
           <w:sz w:val="24"/>
@@ -2465,7 +2452,6 @@
         <w:spacing w:lineRule="auto" w:line="240" w:before="0" w:after="0"/>
         <w:jc w:val="start"/>
         <w:rPr>
-          <w:rFonts w:ascii="Times New Roman" w:hAnsi="Times New Roman"/>
           <w:sz w:val="24"/>
           <w:szCs w:val="24"/>
         </w:rPr>
@@ -2500,7 +2486,6 @@
         <w:ind w:hanging="0" w:start="180"/>
         <w:jc w:val="start"/>
         <w:rPr>
-          <w:rFonts w:ascii="Times New Roman" w:hAnsi="Times New Roman"/>
           <w:sz w:val="24"/>
           <w:szCs w:val="24"/>
         </w:rPr>
@@ -2535,7 +2520,6 @@
         <w:ind w:hanging="0" w:start="180"/>
         <w:jc w:val="start"/>
         <w:rPr>
-          <w:rFonts w:ascii="Times New Roman" w:hAnsi="Times New Roman"/>
           <w:sz w:val="24"/>
           <w:szCs w:val="24"/>
         </w:rPr>
@@ -2554,7 +2538,7 @@
       <w:r>
         <w:rPr>
           <w:rFonts w:eastAsia="JetBrainsMono NF ExtraBold" w:cs="JetBrainsMono NF ExtraBold" w:ascii="JetBrainsMono NF ExtraBold" w:hAnsi="JetBrainsMono NF ExtraBold"/>
-          <w:b w:val="0"/>
+          <w:b w:val="false"/>
           <w:color w:val="231F20"/>
           <w:kern w:val="0"/>
           <w:sz w:val="24"/>
@@ -2562,43 +2546,6 @@
           <w:lang w:val="vi-VN" w:eastAsia="en-US" w:bidi="ar-SA"/>
         </w:rPr>
         <w:t>{{ other_attachment_value }}</w:t>
-      </w:r>
-    </w:p>
-    <w:p>
-      <w:pPr>
-        <w:pStyle w:val="ListParagraph"/>
-        <w:widowControl w:val="false"/>
-        <w:numPr>
-          <w:ilvl w:val="0"/>
-          <w:numId w:val="0"/>
-        </w:numPr>
-        <w:tabs>
-          <w:tab w:val="clear" w:pos="720"/>
-          <w:tab w:val="left" w:pos="179" w:leader="none"/>
-        </w:tabs>
-        <w:suppressAutoHyphens w:val="true"/>
-        <w:bidi w:val="0"/>
-        <w:spacing w:lineRule="auto" w:line="206" w:before="0" w:after="0"/>
-        <w:ind w:hanging="0" w:start="180"/>
-        <w:jc w:val="start"/>
-        <w:rPr>
-          <w:rFonts w:ascii="Times New Roman" w:hAnsi="Times New Roman" w:eastAsia="Calibri" w:cs="Calibri"/>
-          <w:color w:val="231F20"/>
-          <w:kern w:val="0"/>
-          <w:sz w:val="24"/>
-          <w:szCs w:val="24"/>
-          <w:lang w:val="vi-VN" w:eastAsia="en-US" w:bidi="ar-SA"/>
-        </w:rPr>
-      </w:pPr>
-      <w:r>
-        <w:rPr>
-          <w:rFonts w:eastAsia="Calibri" w:cs="Calibri" w:ascii="Times New Roman" w:hAnsi="Times New Roman"/>
-          <w:color w:val="231F20"/>
-          <w:kern w:val="0"/>
-          <w:sz w:val="24"/>
-          <w:szCs w:val="24"/>
-          <w:lang w:val="vi-VN" w:eastAsia="en-US" w:bidi="ar-SA"/>
-        </w:rPr>
       </w:r>
     </w:p>
     <w:p>
@@ -2619,7 +2566,6 @@
         <w:ind w:hanging="0" w:start="180"/>
         <w:jc w:val="start"/>
         <w:rPr>
-          <w:rFonts w:ascii="Times New Roman" w:hAnsi="Times New Roman"/>
           <w:sz w:val="24"/>
           <w:szCs w:val="24"/>
         </w:rPr>
@@ -2698,7 +2644,6 @@
         <w:spacing w:lineRule="auto" w:line="240" w:before="0" w:after="0"/>
         <w:ind w:hanging="257" w:start="269"/>
         <w:rPr>
-          <w:rFonts w:ascii="Times New Roman" w:hAnsi="Times New Roman"/>
           <w:sz w:val="24"/>
           <w:szCs w:val="24"/>
         </w:rPr>
@@ -2918,7 +2863,6 @@
         <w:spacing w:lineRule="auto" w:line="240" w:before="0" w:after="0"/>
         <w:ind w:hanging="361" w:start="656"/>
         <w:rPr>
-          <w:rFonts w:ascii="Times New Roman" w:hAnsi="Times New Roman"/>
           <w:sz w:val="24"/>
           <w:szCs w:val="24"/>
         </w:rPr>
@@ -3008,7 +2952,6 @@
         <w:spacing w:lineRule="auto" w:line="240" w:before="0" w:after="0"/>
         <w:ind w:hanging="216" w:start="738"/>
         <w:rPr>
-          <w:rFonts w:ascii="Times New Roman" w:hAnsi="Times New Roman"/>
           <w:sz w:val="24"/>
           <w:szCs w:val="24"/>
         </w:rPr>
@@ -3054,7 +2997,6 @@
         <w:ind w:hanging="0" w:start="180"/>
         <w:jc w:val="both"/>
         <w:rPr>
-          <w:rFonts w:ascii="Times New Roman" w:hAnsi="Times New Roman"/>
           <w:sz w:val="24"/>
           <w:szCs w:val="24"/>
         </w:rPr>
@@ -3073,7 +3015,7 @@
       <w:r>
         <w:rPr>
           <w:rFonts w:eastAsia="JetBrainsMono NF ExtraBold" w:cs="JetBrainsMono NF ExtraBold" w:ascii="JetBrainsMono NF ExtraBold" w:hAnsi="JetBrainsMono NF ExtraBold"/>
-          <w:b w:val="0"/>
+          <w:b w:val="false"/>
           <w:color w:val="231F20"/>
           <w:kern w:val="0"/>
           <w:sz w:val="24"/>
@@ -3105,7 +3047,6 @@
         <w:spacing w:lineRule="auto" w:line="240" w:before="0" w:after="0"/>
         <w:ind w:hanging="202" w:start="724"/>
         <w:rPr>
-          <w:rFonts w:ascii="Times New Roman" w:hAnsi="Times New Roman"/>
           <w:sz w:val="24"/>
           <w:szCs w:val="24"/>
         </w:rPr>
@@ -3153,7 +3094,6 @@
         <w:ind w:hanging="0" w:start="180"/>
         <w:jc w:val="both"/>
         <w:rPr>
-          <w:rFonts w:ascii="Times New Roman" w:hAnsi="Times New Roman"/>
           <w:sz w:val="24"/>
           <w:szCs w:val="24"/>
         </w:rPr>
@@ -3172,7 +3112,7 @@
       <w:r>
         <w:rPr>
           <w:rFonts w:eastAsia="JetBrainsMono NF ExtraBold" w:cs="JetBrainsMono NF ExtraBold" w:ascii="JetBrainsMono NF ExtraBold" w:hAnsi="JetBrainsMono NF ExtraBold"/>
-          <w:b w:val="0"/>
+          <w:b w:val="false"/>
           <w:color w:val="231F20"/>
           <w:kern w:val="0"/>
           <w:sz w:val="24"/>
@@ -3204,7 +3144,6 @@
         <w:spacing w:lineRule="auto" w:line="240" w:before="0" w:after="0"/>
         <w:ind w:hanging="212" w:start="734"/>
         <w:rPr>
-          <w:rFonts w:ascii="Times New Roman" w:hAnsi="Times New Roman"/>
           <w:sz w:val="24"/>
           <w:szCs w:val="24"/>
         </w:rPr>
@@ -3252,7 +3191,6 @@
         <w:ind w:hanging="0" w:start="180"/>
         <w:jc w:val="both"/>
         <w:rPr>
-          <w:rFonts w:ascii="Times New Roman" w:hAnsi="Times New Roman"/>
           <w:sz w:val="24"/>
           <w:szCs w:val="24"/>
         </w:rPr>
@@ -3271,7 +3209,7 @@
       <w:r>
         <w:rPr>
           <w:rFonts w:eastAsia="JetBrainsMono NF ExtraBold" w:cs="JetBrainsMono NF ExtraBold" w:ascii="JetBrainsMono NF ExtraBold" w:hAnsi="JetBrainsMono NF ExtraBold"/>
-          <w:b w:val="0"/>
+          <w:b w:val="false"/>
           <w:color w:val="231F20"/>
           <w:kern w:val="0"/>
           <w:sz w:val="24"/>
@@ -3295,7 +3233,7 @@
       <w:r>
         <w:rPr>
           <w:rFonts w:eastAsia="JetBrainsMono NF ExtraBold" w:cs="JetBrainsMono NF ExtraBold" w:ascii="JetBrainsMono NF ExtraBold" w:hAnsi="JetBrainsMono NF ExtraBold"/>
-          <w:b w:val="0"/>
+          <w:b w:val="false"/>
           <w:color w:val="231F20"/>
           <w:kern w:val="0"/>
           <w:sz w:val="24"/>
@@ -3319,7 +3257,7 @@
       <w:r>
         <w:rPr>
           <w:rFonts w:eastAsia="JetBrainsMono NF ExtraBold" w:cs="JetBrainsMono NF ExtraBold" w:ascii="JetBrainsMono NF ExtraBold" w:hAnsi="JetBrainsMono NF ExtraBold"/>
-          <w:b w:val="0"/>
+          <w:b w:val="false"/>
           <w:color w:val="231F20"/>
           <w:kern w:val="0"/>
           <w:sz w:val="24"/>
@@ -3346,7 +3284,7 @@
           <w:b/>
           <w:color w:val="231F20"/>
           <w:kern w:val="0"/>
-          <w:sz w:val="26"/>
+          <w:sz w:val="24"/>
           <w:szCs w:val="24"/>
           <w:lang w:val="vi-VN" w:eastAsia="en-US" w:bidi="ar-SA"/>
         </w:rPr>
@@ -3367,7 +3305,7 @@
       <w:r>
         <w:rPr>
           <w:rFonts w:eastAsia="JetBrainsMono NF ExtraBold" w:cs="JetBrainsMono NF ExtraBold" w:ascii="JetBrainsMono NF ExtraBold" w:hAnsi="JetBrainsMono NF ExtraBold"/>
-          <w:b w:val="0"/>
+          <w:b w:val="false"/>
           <w:color w:val="231F20"/>
           <w:kern w:val="0"/>
           <w:sz w:val="24"/>
@@ -3403,7 +3341,6 @@
         <w:spacing w:lineRule="auto" w:line="240" w:before="0" w:after="0"/>
         <w:ind w:hanging="282" w:start="294"/>
         <w:rPr>
-          <w:rFonts w:ascii="Times New Roman" w:hAnsi="Times New Roman"/>
           <w:sz w:val="24"/>
           <w:szCs w:val="24"/>
         </w:rPr>
@@ -3660,7 +3597,6 @@
         <w:ind w:hanging="0" w:start="180"/>
         <w:jc w:val="both"/>
         <w:rPr>
-          <w:rFonts w:ascii="Times New Roman" w:hAnsi="Times New Roman"/>
           <w:sz w:val="24"/>
           <w:szCs w:val="24"/>
         </w:rPr>
@@ -3679,7 +3615,7 @@
       <w:r>
         <w:rPr>
           <w:rFonts w:eastAsia="JetBrainsMono NF ExtraBold" w:cs="JetBrainsMono NF ExtraBold" w:ascii="JetBrainsMono NF ExtraBold" w:hAnsi="JetBrainsMono NF ExtraBold"/>
-          <w:b w:val="0"/>
+          <w:b w:val="false"/>
           <w:color w:val="231F20"/>
           <w:kern w:val="0"/>
           <w:sz w:val="24"/>
@@ -3708,7 +3644,6 @@
         <w:ind w:start="12" w:end="12"/>
         <w:jc w:val="both"/>
         <w:rPr>
-          <w:rFonts w:ascii="Times New Roman" w:hAnsi="Times New Roman"/>
           <w:sz w:val="24"/>
           <w:szCs w:val="24"/>
         </w:rPr>
@@ -4270,7 +4205,6 @@
         <w:ind w:hanging="0" w:start="180"/>
         <w:jc w:val="both"/>
         <w:rPr>
-          <w:rFonts w:ascii="Times New Roman" w:hAnsi="Times New Roman"/>
           <w:sz w:val="24"/>
           <w:szCs w:val="24"/>
         </w:rPr>
@@ -4289,7 +4223,7 @@
       <w:r>
         <w:rPr>
           <w:rFonts w:eastAsia="JetBrainsMono NF ExtraBold" w:cs="JetBrainsMono NF ExtraBold" w:ascii="JetBrainsMono NF ExtraBold" w:hAnsi="JetBrainsMono NF ExtraBold"/>
-          <w:b w:val="0"/>
+          <w:b w:val="false"/>
           <w:color w:val="231F20"/>
           <w:kern w:val="0"/>
           <w:sz w:val="24"/>
@@ -4313,7 +4247,7 @@
       <w:r>
         <w:rPr>
           <w:rFonts w:eastAsia="JetBrainsMono NF ExtraBold" w:cs="JetBrainsMono NF ExtraBold" w:ascii="JetBrainsMono NF ExtraBold" w:hAnsi="JetBrainsMono NF ExtraBold"/>
-          <w:b w:val="0"/>
+          <w:b w:val="false"/>
           <w:color w:val="231F20"/>
           <w:kern w:val="0"/>
           <w:sz w:val="24"/>
@@ -4508,7 +4442,7 @@
       </w:tr>
       <w:tr>
         <w:trPr>
-          <w:trHeight w:val="1385" w:hRule="exact"/>
+          <w:trHeight w:val="2720" w:hRule="exact"/>
         </w:trPr>
         <w:tc>
           <w:tcPr>
@@ -4524,7 +4458,11 @@
             <w:pPr>
               <w:pStyle w:val="Normal"/>
               <w:jc w:val="center"/>
-              <w:rPr/>
+              <w:rPr>
+                <w:rFonts w:ascii="Great Vibes" w:hAnsi="Great Vibes" w:eastAsia="Great Vibes" w:cs="Great Vibes"/>
+                <w:b w:val="false"/>
+                <w:sz w:val="36"/>
+              </w:rPr>
             </w:pPr>
             <w:r>
               <w:rPr>
@@ -4533,6 +4471,43 @@
                 <w:sz w:val="36"/>
               </w:rPr>
               <w:t>{{ aftersale_requester_signature_given_name }}</w:t>
+            </w:r>
+          </w:p>
+          <w:p>
+            <w:pPr>
+              <w:pStyle w:val="Normal"/>
+              <w:jc w:val="center"/>
+              <w:rPr>
+                <w:rFonts w:ascii="Great Vibes" w:hAnsi="Great Vibes" w:eastAsia="Great Vibes" w:cs="Great Vibes"/>
+                <w:b w:val="false"/>
+                <w:sz w:val="36"/>
+              </w:rPr>
+            </w:pPr>
+            <w:r>
+              <w:rPr>
+                <w:rFonts w:eastAsia="Great Vibes" w:cs="Great Vibes" w:ascii="Great Vibes" w:hAnsi="Great Vibes"/>
+                <w:b w:val="false"/>
+                <w:sz w:val="36"/>
+              </w:rPr>
+            </w:r>
+          </w:p>
+          <w:p>
+            <w:pPr>
+              <w:pStyle w:val="Normal"/>
+              <w:jc w:val="center"/>
+              <w:rPr>
+                <w:rFonts w:ascii="Great Vibes" w:hAnsi="Great Vibes" w:eastAsia="Great Vibes" w:cs="Great Vibes"/>
+                <w:b w:val="false"/>
+                <w:sz w:val="36"/>
+              </w:rPr>
+            </w:pPr>
+            <w:r>
+              <w:rPr>
+                <w:rFonts w:eastAsia="Great Vibes" w:cs="Great Vibes" w:ascii="Great Vibes" w:hAnsi="Great Vibes"/>
+                <w:b w:val="false"/>
+                <w:sz w:val="36"/>
+              </w:rPr>
+              <w:t>{{ aftersale_requester_signature_name }}</w:t>
             </w:r>
           </w:p>
         </w:tc>
@@ -4550,7 +4525,11 @@
             <w:pPr>
               <w:pStyle w:val="Normal"/>
               <w:jc w:val="center"/>
-              <w:rPr/>
+              <w:rPr>
+                <w:rFonts w:ascii="Great Vibes" w:hAnsi="Great Vibes" w:eastAsia="Great Vibes" w:cs="Great Vibes"/>
+                <w:b w:val="false"/>
+                <w:sz w:val="36"/>
+              </w:rPr>
             </w:pPr>
             <w:r>
               <w:rPr>
@@ -4559,6 +4538,43 @@
                 <w:sz w:val="36"/>
               </w:rPr>
               <w:t>{{ aftersale_new_owner_signature_given_name }}</w:t>
+            </w:r>
+          </w:p>
+          <w:p>
+            <w:pPr>
+              <w:pStyle w:val="Normal"/>
+              <w:jc w:val="center"/>
+              <w:rPr>
+                <w:rFonts w:ascii="Great Vibes" w:hAnsi="Great Vibes" w:eastAsia="Great Vibes" w:cs="Great Vibes"/>
+                <w:b w:val="false"/>
+                <w:sz w:val="36"/>
+              </w:rPr>
+            </w:pPr>
+            <w:r>
+              <w:rPr>
+                <w:rFonts w:eastAsia="Great Vibes" w:cs="Great Vibes" w:ascii="Great Vibes" w:hAnsi="Great Vibes"/>
+                <w:b w:val="false"/>
+                <w:sz w:val="36"/>
+              </w:rPr>
+            </w:r>
+          </w:p>
+          <w:p>
+            <w:pPr>
+              <w:pStyle w:val="Normal"/>
+              <w:jc w:val="center"/>
+              <w:rPr>
+                <w:rFonts w:ascii="Great Vibes" w:hAnsi="Great Vibes" w:eastAsia="Great Vibes" w:cs="Great Vibes"/>
+                <w:b w:val="false"/>
+                <w:sz w:val="36"/>
+              </w:rPr>
+            </w:pPr>
+            <w:r>
+              <w:rPr>
+                <w:rFonts w:eastAsia="Great Vibes" w:cs="Great Vibes" w:ascii="Great Vibes" w:hAnsi="Great Vibes"/>
+                <w:b w:val="false"/>
+                <w:sz w:val="36"/>
+              </w:rPr>
+              <w:t>{{ aftersale_new_owner_signature_name }}</w:t>
             </w:r>
           </w:p>
         </w:tc>
@@ -4576,7 +4592,11 @@
             <w:pPr>
               <w:pStyle w:val="Normal"/>
               <w:jc w:val="center"/>
-              <w:rPr/>
+              <w:rPr>
+                <w:rFonts w:ascii="Great Vibes" w:hAnsi="Great Vibes" w:eastAsia="Great Vibes" w:cs="Great Vibes"/>
+                <w:b w:val="false"/>
+                <w:sz w:val="36"/>
+              </w:rPr>
             </w:pPr>
             <w:r>
               <w:rPr>
@@ -4587,92 +4607,39 @@
               <w:t>{{ aftersale_clerk_signature_given_name }}</w:t>
             </w:r>
           </w:p>
-        </w:tc>
-      </w:tr>
-      <w:tr>
-        <w:trPr/>
-        <w:tc>
-          <w:tcPr>
-            <w:tcW w:w="3497" w:type="dxa"/>
-            <w:tcBorders/>
-            <w:tcMar>
-              <w:top w:w="10" w:type="dxa"/>
-            </w:tcMar>
-          </w:tcPr>
           <w:p>
             <w:pPr>
               <w:pStyle w:val="Normal"/>
               <w:jc w:val="center"/>
               <w:rPr>
-                <w:sz w:val="24"/>
-                <w:szCs w:val="24"/>
+                <w:rFonts w:ascii="Great Vibes" w:hAnsi="Great Vibes" w:eastAsia="Great Vibes" w:cs="Great Vibes"/>
+                <w:b w:val="false"/>
+                <w:sz w:val="36"/>
               </w:rPr>
             </w:pPr>
             <w:r>
               <w:rPr>
                 <w:rFonts w:eastAsia="Great Vibes" w:cs="Great Vibes" w:ascii="Great Vibes" w:hAnsi="Great Vibes"/>
                 <w:b w:val="false"/>
-                <w:i w:val="false"/>
                 <w:sz w:val="36"/>
-                <w:szCs w:val="24"/>
               </w:rPr>
-              <w:t>{{ aftersale_requester_signature_name }}</w:t>
             </w:r>
           </w:p>
-        </w:tc>
-        <w:tc>
-          <w:tcPr>
-            <w:tcW w:w="3497" w:type="dxa"/>
-            <w:tcBorders/>
-            <w:tcMar>
-              <w:top w:w="10" w:type="dxa"/>
-            </w:tcMar>
-          </w:tcPr>
           <w:p>
             <w:pPr>
               <w:pStyle w:val="Normal"/>
               <w:jc w:val="center"/>
               <w:rPr>
-                <w:sz w:val="24"/>
-                <w:szCs w:val="24"/>
+                <w:rFonts w:ascii="Great Vibes" w:hAnsi="Great Vibes" w:eastAsia="Great Vibes" w:cs="Great Vibes"/>
+                <w:b w:val="false"/>
+                <w:sz w:val="36"/>
               </w:rPr>
             </w:pPr>
             <w:r>
               <w:rPr>
                 <w:rFonts w:eastAsia="Great Vibes" w:cs="Great Vibes" w:ascii="Great Vibes" w:hAnsi="Great Vibes"/>
                 <w:b w:val="false"/>
-                <w:i w:val="false"/>
                 <w:sz w:val="36"/>
-                <w:szCs w:val="24"/>
-              </w:rPr>
-              <w:t>{{ aftersale_new_owner_signature_name }}</w:t>
-            </w:r>
-          </w:p>
-        </w:tc>
-        <w:tc>
-          <w:tcPr>
-            <w:tcW w:w="3497" w:type="dxa"/>
-            <w:tcBorders/>
-            <w:tcMar>
-              <w:top w:w="10" w:type="dxa"/>
-            </w:tcMar>
-          </w:tcPr>
-          <w:p>
-            <w:pPr>
-              <w:pStyle w:val="Normal"/>
-              <w:jc w:val="center"/>
-              <w:rPr>
-                <w:sz w:val="24"/>
-                <w:szCs w:val="24"/>
-              </w:rPr>
-            </w:pPr>
-            <w:r>
-              <w:rPr>
-                <w:rFonts w:eastAsia="Great Vibes" w:cs="Great Vibes" w:ascii="Great Vibes" w:hAnsi="Great Vibes"/>
-                <w:b w:val="false"/>
-                <w:i w:val="false"/>
-                <w:sz w:val="36"/>
-                <w:szCs w:val="24"/>
               </w:rPr>
               <w:t>{{ aftersale_clerk_signature_name }}</w:t>
             </w:r>
@@ -5836,15 +5803,15 @@
       <w:szCs w:val="18"/>
     </w:rPr>
   </w:style>
-  <w:style w:type="paragraph" w:styleId="FrameContents">
-    <w:name w:val="Frame Contents"/>
+  <w:style w:type="paragraph" w:styleId="FrameContentsuser">
+    <w:name w:val="Frame Contents (user)"/>
     <w:basedOn w:val="Normal"/>
     <w:qFormat/>
     <w:pPr/>
     <w:rPr/>
   </w:style>
-  <w:style w:type="paragraph" w:styleId="FrameContentsuser">
-    <w:name w:val="Frame Contents (user)"/>
+  <w:style w:type="paragraph" w:styleId="FrameContents">
+    <w:name w:val="Frame Contents"/>
     <w:basedOn w:val="Normal"/>
     <w:qFormat/>
     <w:pPr/>

--- a/desktop_app/backend/documents/aftersale/00_MAU_CAM_KET_SAU_BAN_HANG.docx
+++ b/desktop_app/backend/documents/aftersale/00_MAU_CAM_KET_SAU_BAN_HANG.docx
@@ -45,9 +45,9 @@
                             <a:avLst/>
                             <a:gdLst>
                               <a:gd name="textAreaLeft" fmla="*/ 0 w 396360"/>
-                              <a:gd name="textAreaRight" fmla="*/ 402840 w 396360"/>
+                              <a:gd name="textAreaRight" fmla="*/ 403200 w 396360"/>
                               <a:gd name="textAreaTop" fmla="*/ 0 h 187200"/>
-                              <a:gd name="textAreaBottom" fmla="*/ 193680 h 187200"/>
+                              <a:gd name="textAreaBottom" fmla="*/ 194040 h 187200"/>
                             </a:gdLst>
                             <a:ahLst/>
                             <a:cxnLst/>
@@ -359,9 +359,9 @@
                           <a:avLst/>
                           <a:gdLst>
                             <a:gd name="textAreaLeft" fmla="*/ 0 w 810360"/>
-                            <a:gd name="textAreaRight" fmla="*/ 816840 w 810360"/>
+                            <a:gd name="textAreaRight" fmla="*/ 817200 w 810360"/>
                             <a:gd name="textAreaTop" fmla="*/ 0 h 104040"/>
-                            <a:gd name="textAreaBottom" fmla="*/ 110520 h 104040"/>
+                            <a:gd name="textAreaBottom" fmla="*/ 110880 h 104040"/>
                           </a:gdLst>
                           <a:ahLst/>
                           <a:cxnLst/>
@@ -2194,9 +2194,10 @@
           <w:footerReference w:type="even" r:id="rId5"/>
           <w:footerReference w:type="default" r:id="rId6"/>
           <w:footerReference w:type="first" r:id="rId7"/>
-          <w:type w:val="continuous"/>
+          <w:type w:val="nextPage"/>
           <w:pgSz w:w="11906" w:h="16838"/>
           <w:pgMar w:left="708" w:right="708" w:gutter="0" w:header="0" w:top="580" w:footer="0" w:bottom="57"/>
+          <w:pgNumType w:fmt="decimal"/>
           <w:cols w:num="2" w:equalWidth="false" w:sep="false">
             <w:col w:w="2859" w:space="504"/>
             <w:col w:w="7126"/>
@@ -4442,15 +4443,17 @@
       </w:tr>
       <w:tr>
         <w:trPr>
-          <w:trHeight w:val="2720" w:hRule="exact"/>
+          <w:trHeight w:val="2425" w:hRule="exact"/>
         </w:trPr>
         <w:tc>
           <w:tcPr>
             <w:tcW w:w="3497" w:type="dxa"/>
             <w:tcBorders/>
             <w:tcMar>
-              <w:top w:w="20" w:type="dxa"/>
-              <w:bottom w:w="20" w:type="dxa"/>
+              <w:top w:w="0" w:type="dxa"/>
+              <w:start w:w="0" w:type="dxa"/>
+              <w:bottom w:w="0" w:type="dxa"/>
+              <w:end w:w="0" w:type="dxa"/>
             </w:tcMar>
             <w:vAlign w:val="center"/>
           </w:tcPr>
@@ -4583,8 +4586,10 @@
             <w:tcW w:w="3497" w:type="dxa"/>
             <w:tcBorders/>
             <w:tcMar>
-              <w:top w:w="20" w:type="dxa"/>
-              <w:bottom w:w="20" w:type="dxa"/>
+              <w:top w:w="0" w:type="dxa"/>
+              <w:start w:w="0" w:type="dxa"/>
+              <w:bottom w:w="0" w:type="dxa"/>
+              <w:end w:w="0" w:type="dxa"/>
             </w:tcMar>
             <w:vAlign w:val="center"/>
           </w:tcPr>
@@ -5803,15 +5808,15 @@
       <w:szCs w:val="18"/>
     </w:rPr>
   </w:style>
-  <w:style w:type="paragraph" w:styleId="FrameContentsuser">
-    <w:name w:val="Frame Contents (user)"/>
+  <w:style w:type="paragraph" w:styleId="FrameContents">
+    <w:name w:val="Frame Contents"/>
     <w:basedOn w:val="Normal"/>
     <w:qFormat/>
     <w:pPr/>
     <w:rPr/>
   </w:style>
-  <w:style w:type="paragraph" w:styleId="FrameContents">
-    <w:name w:val="Frame Contents"/>
+  <w:style w:type="paragraph" w:styleId="FrameContentsuser">
+    <w:name w:val="Frame Contents (user)"/>
     <w:basedOn w:val="Normal"/>
     <w:qFormat/>
     <w:pPr/>
